--- a/docs/Documento_pruebas_DP-GDM-01.docx
+++ b/docs/Documento_pruebas_DP-GDM-01.docx
@@ -336,14 +336,14 @@
       </w:pPr>
     </w:p>
     <w:p>
-      <w:pPr>
-        <w:pStyle w:val="Ttulo1"/>
-      </w:pPr>
-      <w:bookmarkStart w:id="0" w:name="_Toc244089867"/>
       <w:r>
+        <w:rPr>
+          <w:b/>
+          <w:color w:val="1F4E8C"/>
+          <w:sz w:val="32"/>
+        </w:rPr>
         <w:t>Contenido</w:t>
       </w:r>
-      <w:bookmarkEnd w:id="0"/>
     </w:p>
     <w:p>
       <w:pPr>
@@ -364,13 +364,13 @@
       <w:r>
         <w:fldChar w:fldCharType="separate"/>
       </w:r>
-      <w:hyperlink w:anchor="_Toc244089867" w:history="1">
+      <w:hyperlink w:anchor="_Toc244090323" w:history="1">
         <w:r>
           <w:rPr>
             <w:rStyle w:val="Hipervnculo"/>
             <w:noProof/>
           </w:rPr>
-          <w:t>Contenido</w:t>
+          <w:t>1. Introducción</w:t>
         </w:r>
         <w:r>
           <w:rPr>
@@ -391,7 +391,7 @@
             <w:noProof/>
             <w:webHidden/>
           </w:rPr>
-          <w:instrText xml:space="preserve"> PAGEREF _Toc244089867 \h </w:instrText>
+          <w:instrText xml:space="preserve"> PAGEREF _Toc244090323 \h </w:instrText>
         </w:r>
         <w:r>
           <w:rPr>
@@ -411,7 +411,143 @@
             <w:noProof/>
             <w:webHidden/>
           </w:rPr>
-          <w:t>2</w:t>
+          <w:t>4</w:t>
+        </w:r>
+        <w:r>
+          <w:rPr>
+            <w:noProof/>
+            <w:webHidden/>
+          </w:rPr>
+          <w:fldChar w:fldCharType="end"/>
+        </w:r>
+      </w:hyperlink>
+    </w:p>
+    <w:p>
+      <w:pPr>
+        <w:pStyle w:val="TDC2"/>
+        <w:tabs>
+          <w:tab w:val="right" w:leader="dot" w:pos="9396"/>
+        </w:tabs>
+        <w:rPr>
+          <w:noProof/>
+        </w:rPr>
+      </w:pPr>
+      <w:hyperlink w:anchor="_Toc244090324" w:history="1">
+        <w:r>
+          <w:rPr>
+            <w:rStyle w:val="Hipervnculo"/>
+            <w:noProof/>
+          </w:rPr>
+          <w:t>1.1 Propósito</w:t>
+        </w:r>
+        <w:r>
+          <w:rPr>
+            <w:noProof/>
+            <w:webHidden/>
+          </w:rPr>
+          <w:tab/>
+        </w:r>
+        <w:r>
+          <w:rPr>
+            <w:noProof/>
+            <w:webHidden/>
+          </w:rPr>
+          <w:fldChar w:fldCharType="begin"/>
+        </w:r>
+        <w:r>
+          <w:rPr>
+            <w:noProof/>
+            <w:webHidden/>
+          </w:rPr>
+          <w:instrText xml:space="preserve"> PAGEREF _Toc244090324 \h </w:instrText>
+        </w:r>
+        <w:r>
+          <w:rPr>
+            <w:noProof/>
+            <w:webHidden/>
+          </w:rPr>
+        </w:r>
+        <w:r>
+          <w:rPr>
+            <w:noProof/>
+            <w:webHidden/>
+          </w:rPr>
+          <w:fldChar w:fldCharType="separate"/>
+        </w:r>
+        <w:r>
+          <w:rPr>
+            <w:noProof/>
+            <w:webHidden/>
+          </w:rPr>
+          <w:t>4</w:t>
+        </w:r>
+        <w:r>
+          <w:rPr>
+            <w:noProof/>
+            <w:webHidden/>
+          </w:rPr>
+          <w:fldChar w:fldCharType="end"/>
+        </w:r>
+      </w:hyperlink>
+    </w:p>
+    <w:p>
+      <w:pPr>
+        <w:pStyle w:val="TDC2"/>
+        <w:tabs>
+          <w:tab w:val="right" w:leader="dot" w:pos="9396"/>
+        </w:tabs>
+        <w:rPr>
+          <w:noProof/>
+        </w:rPr>
+      </w:pPr>
+      <w:hyperlink w:anchor="_Toc244090325" w:history="1">
+        <w:r>
+          <w:rPr>
+            <w:rStyle w:val="Hipervnculo"/>
+            <w:noProof/>
+          </w:rPr>
+          <w:t>1.2 Alcance</w:t>
+        </w:r>
+        <w:r>
+          <w:rPr>
+            <w:noProof/>
+            <w:webHidden/>
+          </w:rPr>
+          <w:tab/>
+        </w:r>
+        <w:r>
+          <w:rPr>
+            <w:noProof/>
+            <w:webHidden/>
+          </w:rPr>
+          <w:fldChar w:fldCharType="begin"/>
+        </w:r>
+        <w:r>
+          <w:rPr>
+            <w:noProof/>
+            <w:webHidden/>
+          </w:rPr>
+          <w:instrText xml:space="preserve"> PAGEREF _Toc244090325 \h </w:instrText>
+        </w:r>
+        <w:r>
+          <w:rPr>
+            <w:noProof/>
+            <w:webHidden/>
+          </w:rPr>
+        </w:r>
+        <w:r>
+          <w:rPr>
+            <w:noProof/>
+            <w:webHidden/>
+          </w:rPr>
+          <w:fldChar w:fldCharType="separate"/>
+        </w:r>
+        <w:r>
+          <w:rPr>
+            <w:noProof/>
+            <w:webHidden/>
+          </w:rPr>
+          <w:t>4</w:t>
         </w:r>
         <w:r>
           <w:rPr>
@@ -432,13 +568,13 @@
           <w:noProof/>
         </w:rPr>
       </w:pPr>
-      <w:hyperlink w:anchor="_Toc244089868" w:history="1">
+      <w:hyperlink w:anchor="_Toc244090326" w:history="1">
         <w:r>
           <w:rPr>
             <w:rStyle w:val="Hipervnculo"/>
             <w:noProof/>
           </w:rPr>
-          <w:t>1. Introducción</w:t>
+          <w:t>2. Plan de pruebas</w:t>
         </w:r>
         <w:r>
           <w:rPr>
@@ -459,7 +595,7 @@
             <w:noProof/>
             <w:webHidden/>
           </w:rPr>
-          <w:instrText xml:space="preserve"> PAGEREF _Toc244089868 \h </w:instrText>
+          <w:instrText xml:space="preserve"> PAGEREF _Toc244090326 \h </w:instrText>
         </w:r>
         <w:r>
           <w:rPr>
@@ -500,13 +636,13 @@
           <w:noProof/>
         </w:rPr>
       </w:pPr>
-      <w:hyperlink w:anchor="_Toc244089869" w:history="1">
+      <w:hyperlink w:anchor="_Toc244090327" w:history="1">
         <w:r>
           <w:rPr>
             <w:rStyle w:val="Hipervnculo"/>
             <w:noProof/>
           </w:rPr>
-          <w:t>1.1 Propósito</w:t>
+          <w:t>2.1 Enfoque</w:t>
         </w:r>
         <w:r>
           <w:rPr>
@@ -527,7 +663,7 @@
             <w:noProof/>
             <w:webHidden/>
           </w:rPr>
-          <w:instrText xml:space="preserve"> PAGEREF _Toc244089869 \h </w:instrText>
+          <w:instrText xml:space="preserve"> PAGEREF _Toc244090327 \h </w:instrText>
         </w:r>
         <w:r>
           <w:rPr>
@@ -568,13 +704,13 @@
           <w:noProof/>
         </w:rPr>
       </w:pPr>
-      <w:hyperlink w:anchor="_Toc244089870" w:history="1">
+      <w:hyperlink w:anchor="_Toc244090328" w:history="1">
         <w:r>
           <w:rPr>
             <w:rStyle w:val="Hipervnculo"/>
             <w:noProof/>
           </w:rPr>
-          <w:t>1.2 Alcance</w:t>
+          <w:t>2.2 Criterios generales</w:t>
         </w:r>
         <w:r>
           <w:rPr>
@@ -595,7 +731,7 @@
             <w:noProof/>
             <w:webHidden/>
           </w:rPr>
-          <w:instrText xml:space="preserve"> PAGEREF _Toc244089870 \h </w:instrText>
+          <w:instrText xml:space="preserve"> PAGEREF _Toc244090328 \h </w:instrText>
         </w:r>
         <w:r>
           <w:rPr>
@@ -616,6 +752,74 @@
             <w:webHidden/>
           </w:rPr>
           <w:t>4</w:t>
+        </w:r>
+        <w:r>
+          <w:rPr>
+            <w:noProof/>
+            <w:webHidden/>
+          </w:rPr>
+          <w:fldChar w:fldCharType="end"/>
+        </w:r>
+      </w:hyperlink>
+    </w:p>
+    <w:p>
+      <w:pPr>
+        <w:pStyle w:val="TDC2"/>
+        <w:tabs>
+          <w:tab w:val="right" w:leader="dot" w:pos="9396"/>
+        </w:tabs>
+        <w:rPr>
+          <w:noProof/>
+        </w:rPr>
+      </w:pPr>
+      <w:hyperlink w:anchor="_Toc244090329" w:history="1">
+        <w:r>
+          <w:rPr>
+            <w:rStyle w:val="Hipervnculo"/>
+            <w:noProof/>
+          </w:rPr>
+          <w:t>2.3 Entorno</w:t>
+        </w:r>
+        <w:r>
+          <w:rPr>
+            <w:noProof/>
+            <w:webHidden/>
+          </w:rPr>
+          <w:tab/>
+        </w:r>
+        <w:r>
+          <w:rPr>
+            <w:noProof/>
+            <w:webHidden/>
+          </w:rPr>
+          <w:fldChar w:fldCharType="begin"/>
+        </w:r>
+        <w:r>
+          <w:rPr>
+            <w:noProof/>
+            <w:webHidden/>
+          </w:rPr>
+          <w:instrText xml:space="preserve"> PAGEREF _Toc244090329 \h </w:instrText>
+        </w:r>
+        <w:r>
+          <w:rPr>
+            <w:noProof/>
+            <w:webHidden/>
+          </w:rPr>
+        </w:r>
+        <w:r>
+          <w:rPr>
+            <w:noProof/>
+            <w:webHidden/>
+          </w:rPr>
+          <w:fldChar w:fldCharType="separate"/>
+        </w:r>
+        <w:r>
+          <w:rPr>
+            <w:noProof/>
+            <w:webHidden/>
+          </w:rPr>
+          <w:t>5</w:t>
         </w:r>
         <w:r>
           <w:rPr>
@@ -636,13 +840,13 @@
           <w:noProof/>
         </w:rPr>
       </w:pPr>
-      <w:hyperlink w:anchor="_Toc244089871" w:history="1">
+      <w:hyperlink w:anchor="_Toc244090330" w:history="1">
         <w:r>
           <w:rPr>
             <w:rStyle w:val="Hipervnculo"/>
             <w:noProof/>
           </w:rPr>
-          <w:t>2. Plan de pruebas</w:t>
+          <w:t>3. Matriz de trazabilidad</w:t>
         </w:r>
         <w:r>
           <w:rPr>
@@ -663,7 +867,7 @@
             <w:noProof/>
             <w:webHidden/>
           </w:rPr>
-          <w:instrText xml:space="preserve"> PAGEREF _Toc244089871 \h </w:instrText>
+          <w:instrText xml:space="preserve"> PAGEREF _Toc244090330 \h </w:instrText>
         </w:r>
         <w:r>
           <w:rPr>
@@ -683,7 +887,143 @@
             <w:noProof/>
             <w:webHidden/>
           </w:rPr>
-          <w:t>4</w:t>
+          <w:t>5</w:t>
+        </w:r>
+        <w:r>
+          <w:rPr>
+            <w:noProof/>
+            <w:webHidden/>
+          </w:rPr>
+          <w:fldChar w:fldCharType="end"/>
+        </w:r>
+      </w:hyperlink>
+    </w:p>
+    <w:p>
+      <w:pPr>
+        <w:pStyle w:val="TDC1"/>
+        <w:tabs>
+          <w:tab w:val="right" w:leader="dot" w:pos="9396"/>
+        </w:tabs>
+        <w:rPr>
+          <w:noProof/>
+        </w:rPr>
+      </w:pPr>
+      <w:hyperlink w:anchor="_Toc244090331" w:history="1">
+        <w:r>
+          <w:rPr>
+            <w:rStyle w:val="Hipervnculo"/>
+            <w:noProof/>
+          </w:rPr>
+          <w:t>4. Resumen de resultados</w:t>
+        </w:r>
+        <w:r>
+          <w:rPr>
+            <w:noProof/>
+            <w:webHidden/>
+          </w:rPr>
+          <w:tab/>
+        </w:r>
+        <w:r>
+          <w:rPr>
+            <w:noProof/>
+            <w:webHidden/>
+          </w:rPr>
+          <w:fldChar w:fldCharType="begin"/>
+        </w:r>
+        <w:r>
+          <w:rPr>
+            <w:noProof/>
+            <w:webHidden/>
+          </w:rPr>
+          <w:instrText xml:space="preserve"> PAGEREF _Toc244090331 \h </w:instrText>
+        </w:r>
+        <w:r>
+          <w:rPr>
+            <w:noProof/>
+            <w:webHidden/>
+          </w:rPr>
+        </w:r>
+        <w:r>
+          <w:rPr>
+            <w:noProof/>
+            <w:webHidden/>
+          </w:rPr>
+          <w:fldChar w:fldCharType="separate"/>
+        </w:r>
+        <w:r>
+          <w:rPr>
+            <w:noProof/>
+            <w:webHidden/>
+          </w:rPr>
+          <w:t>6</w:t>
+        </w:r>
+        <w:r>
+          <w:rPr>
+            <w:noProof/>
+            <w:webHidden/>
+          </w:rPr>
+          <w:fldChar w:fldCharType="end"/>
+        </w:r>
+      </w:hyperlink>
+    </w:p>
+    <w:p>
+      <w:pPr>
+        <w:pStyle w:val="TDC1"/>
+        <w:tabs>
+          <w:tab w:val="right" w:leader="dot" w:pos="9396"/>
+        </w:tabs>
+        <w:rPr>
+          <w:noProof/>
+        </w:rPr>
+      </w:pPr>
+      <w:hyperlink w:anchor="_Toc244090332" w:history="1">
+        <w:r>
+          <w:rPr>
+            <w:rStyle w:val="Hipervnculo"/>
+            <w:noProof/>
+          </w:rPr>
+          <w:t>5. Fichas de prueba</w:t>
+        </w:r>
+        <w:r>
+          <w:rPr>
+            <w:noProof/>
+            <w:webHidden/>
+          </w:rPr>
+          <w:tab/>
+        </w:r>
+        <w:r>
+          <w:rPr>
+            <w:noProof/>
+            <w:webHidden/>
+          </w:rPr>
+          <w:fldChar w:fldCharType="begin"/>
+        </w:r>
+        <w:r>
+          <w:rPr>
+            <w:noProof/>
+            <w:webHidden/>
+          </w:rPr>
+          <w:instrText xml:space="preserve"> PAGEREF _Toc244090332 \h </w:instrText>
+        </w:r>
+        <w:r>
+          <w:rPr>
+            <w:noProof/>
+            <w:webHidden/>
+          </w:rPr>
+        </w:r>
+        <w:r>
+          <w:rPr>
+            <w:noProof/>
+            <w:webHidden/>
+          </w:rPr>
+          <w:fldChar w:fldCharType="separate"/>
+        </w:r>
+        <w:r>
+          <w:rPr>
+            <w:noProof/>
+            <w:webHidden/>
+          </w:rPr>
+          <w:t>8</w:t>
         </w:r>
         <w:r>
           <w:rPr>
@@ -704,13 +1044,13 @@
           <w:noProof/>
         </w:rPr>
       </w:pPr>
-      <w:hyperlink w:anchor="_Toc244089872" w:history="1">
+      <w:hyperlink w:anchor="_Toc244090333" w:history="1">
         <w:r>
           <w:rPr>
             <w:rStyle w:val="Hipervnculo"/>
             <w:noProof/>
           </w:rPr>
-          <w:t>2.1 Enfoque</w:t>
+          <w:t>5.1 Grupo A: Gemelo digital</w:t>
         </w:r>
         <w:r>
           <w:rPr>
@@ -731,7 +1071,7 @@
             <w:noProof/>
             <w:webHidden/>
           </w:rPr>
-          <w:instrText xml:space="preserve"> PAGEREF _Toc244089872 \h </w:instrText>
+          <w:instrText xml:space="preserve"> PAGEREF _Toc244090333 \h </w:instrText>
         </w:r>
         <w:r>
           <w:rPr>
@@ -751,7 +1091,415 @@
             <w:noProof/>
             <w:webHidden/>
           </w:rPr>
-          <w:t>4</w:t>
+          <w:t>8</w:t>
+        </w:r>
+        <w:r>
+          <w:rPr>
+            <w:noProof/>
+            <w:webHidden/>
+          </w:rPr>
+          <w:fldChar w:fldCharType="end"/>
+        </w:r>
+      </w:hyperlink>
+    </w:p>
+    <w:p>
+      <w:pPr>
+        <w:pStyle w:val="TDC3"/>
+        <w:tabs>
+          <w:tab w:val="right" w:leader="dot" w:pos="9396"/>
+        </w:tabs>
+        <w:rPr>
+          <w:noProof/>
+        </w:rPr>
+      </w:pPr>
+      <w:hyperlink w:anchor="_Toc244090334" w:history="1">
+        <w:r>
+          <w:rPr>
+            <w:rStyle w:val="Hipervnculo"/>
+            <w:noProof/>
+          </w:rPr>
+          <w:t>5.1.1 A1 · Acople músculo–electrodo</w:t>
+        </w:r>
+        <w:r>
+          <w:rPr>
+            <w:noProof/>
+            <w:webHidden/>
+          </w:rPr>
+          <w:tab/>
+        </w:r>
+        <w:r>
+          <w:rPr>
+            <w:noProof/>
+            <w:webHidden/>
+          </w:rPr>
+          <w:fldChar w:fldCharType="begin"/>
+        </w:r>
+        <w:r>
+          <w:rPr>
+            <w:noProof/>
+            <w:webHidden/>
+          </w:rPr>
+          <w:instrText xml:space="preserve"> PAGEREF _Toc244090334 \h </w:instrText>
+        </w:r>
+        <w:r>
+          <w:rPr>
+            <w:noProof/>
+            <w:webHidden/>
+          </w:rPr>
+        </w:r>
+        <w:r>
+          <w:rPr>
+            <w:noProof/>
+            <w:webHidden/>
+          </w:rPr>
+          <w:fldChar w:fldCharType="separate"/>
+        </w:r>
+        <w:r>
+          <w:rPr>
+            <w:noProof/>
+            <w:webHidden/>
+          </w:rPr>
+          <w:t>8</w:t>
+        </w:r>
+        <w:r>
+          <w:rPr>
+            <w:noProof/>
+            <w:webHidden/>
+          </w:rPr>
+          <w:fldChar w:fldCharType="end"/>
+        </w:r>
+      </w:hyperlink>
+    </w:p>
+    <w:p>
+      <w:pPr>
+        <w:pStyle w:val="TDC3"/>
+        <w:tabs>
+          <w:tab w:val="right" w:leader="dot" w:pos="9396"/>
+        </w:tabs>
+        <w:rPr>
+          <w:noProof/>
+        </w:rPr>
+      </w:pPr>
+      <w:hyperlink w:anchor="_Toc244090335" w:history="1">
+        <w:r>
+          <w:rPr>
+            <w:rStyle w:val="Hipervnculo"/>
+            <w:noProof/>
+          </w:rPr>
+          <w:t>5.1.2 A2 · Ganancia y saturación del AD620</w:t>
+        </w:r>
+        <w:r>
+          <w:rPr>
+            <w:noProof/>
+            <w:webHidden/>
+          </w:rPr>
+          <w:tab/>
+        </w:r>
+        <w:r>
+          <w:rPr>
+            <w:noProof/>
+            <w:webHidden/>
+          </w:rPr>
+          <w:fldChar w:fldCharType="begin"/>
+        </w:r>
+        <w:r>
+          <w:rPr>
+            <w:noProof/>
+            <w:webHidden/>
+          </w:rPr>
+          <w:instrText xml:space="preserve"> PAGEREF _Toc244090335 \h </w:instrText>
+        </w:r>
+        <w:r>
+          <w:rPr>
+            <w:noProof/>
+            <w:webHidden/>
+          </w:rPr>
+        </w:r>
+        <w:r>
+          <w:rPr>
+            <w:noProof/>
+            <w:webHidden/>
+          </w:rPr>
+          <w:fldChar w:fldCharType="separate"/>
+        </w:r>
+        <w:r>
+          <w:rPr>
+            <w:noProof/>
+            <w:webHidden/>
+          </w:rPr>
+          <w:t>9</w:t>
+        </w:r>
+        <w:r>
+          <w:rPr>
+            <w:noProof/>
+            <w:webHidden/>
+          </w:rPr>
+          <w:fldChar w:fldCharType="end"/>
+        </w:r>
+      </w:hyperlink>
+    </w:p>
+    <w:p>
+      <w:pPr>
+        <w:pStyle w:val="TDC3"/>
+        <w:tabs>
+          <w:tab w:val="right" w:leader="dot" w:pos="9396"/>
+        </w:tabs>
+        <w:rPr>
+          <w:noProof/>
+        </w:rPr>
+      </w:pPr>
+      <w:hyperlink w:anchor="_Toc244090336" w:history="1">
+        <w:r>
+          <w:rPr>
+            <w:rStyle w:val="Hipervnculo"/>
+            <w:noProof/>
+          </w:rPr>
+          <w:t>5.1.3 A3 · Respuesta en frecuencia del filtro</w:t>
+        </w:r>
+        <w:r>
+          <w:rPr>
+            <w:noProof/>
+            <w:webHidden/>
+          </w:rPr>
+          <w:tab/>
+        </w:r>
+        <w:r>
+          <w:rPr>
+            <w:noProof/>
+            <w:webHidden/>
+          </w:rPr>
+          <w:fldChar w:fldCharType="begin"/>
+        </w:r>
+        <w:r>
+          <w:rPr>
+            <w:noProof/>
+            <w:webHidden/>
+          </w:rPr>
+          <w:instrText xml:space="preserve"> PAGEREF _Toc244090336 \h </w:instrText>
+        </w:r>
+        <w:r>
+          <w:rPr>
+            <w:noProof/>
+            <w:webHidden/>
+          </w:rPr>
+        </w:r>
+        <w:r>
+          <w:rPr>
+            <w:noProof/>
+            <w:webHidden/>
+          </w:rPr>
+          <w:fldChar w:fldCharType="separate"/>
+        </w:r>
+        <w:r>
+          <w:rPr>
+            <w:noProof/>
+            <w:webHidden/>
+          </w:rPr>
+          <w:t>9</w:t>
+        </w:r>
+        <w:r>
+          <w:rPr>
+            <w:noProof/>
+            <w:webHidden/>
+          </w:rPr>
+          <w:fldChar w:fldCharType="end"/>
+        </w:r>
+      </w:hyperlink>
+    </w:p>
+    <w:p>
+      <w:pPr>
+        <w:pStyle w:val="TDC3"/>
+        <w:tabs>
+          <w:tab w:val="right" w:leader="dot" w:pos="9396"/>
+        </w:tabs>
+        <w:rPr>
+          <w:noProof/>
+        </w:rPr>
+      </w:pPr>
+      <w:hyperlink w:anchor="_Toc244090337" w:history="1">
+        <w:r>
+          <w:rPr>
+            <w:rStyle w:val="Hipervnculo"/>
+            <w:noProof/>
+          </w:rPr>
+          <w:t>5.1.4 A4 · Espectro de la señal simulada</w:t>
+        </w:r>
+        <w:r>
+          <w:rPr>
+            <w:noProof/>
+            <w:webHidden/>
+          </w:rPr>
+          <w:tab/>
+        </w:r>
+        <w:r>
+          <w:rPr>
+            <w:noProof/>
+            <w:webHidden/>
+          </w:rPr>
+          <w:fldChar w:fldCharType="begin"/>
+        </w:r>
+        <w:r>
+          <w:rPr>
+            <w:noProof/>
+            <w:webHidden/>
+          </w:rPr>
+          <w:instrText xml:space="preserve"> PAGEREF _Toc244090337 \h </w:instrText>
+        </w:r>
+        <w:r>
+          <w:rPr>
+            <w:noProof/>
+            <w:webHidden/>
+          </w:rPr>
+        </w:r>
+        <w:r>
+          <w:rPr>
+            <w:noProof/>
+            <w:webHidden/>
+          </w:rPr>
+          <w:fldChar w:fldCharType="separate"/>
+        </w:r>
+        <w:r>
+          <w:rPr>
+            <w:noProof/>
+            <w:webHidden/>
+          </w:rPr>
+          <w:t>10</w:t>
+        </w:r>
+        <w:r>
+          <w:rPr>
+            <w:noProof/>
+            <w:webHidden/>
+          </w:rPr>
+          <w:fldChar w:fldCharType="end"/>
+        </w:r>
+      </w:hyperlink>
+    </w:p>
+    <w:p>
+      <w:pPr>
+        <w:pStyle w:val="TDC3"/>
+        <w:tabs>
+          <w:tab w:val="right" w:leader="dot" w:pos="9396"/>
+        </w:tabs>
+        <w:rPr>
+          <w:noProof/>
+        </w:rPr>
+      </w:pPr>
+      <w:hyperlink w:anchor="_Toc244090338" w:history="1">
+        <w:r>
+          <w:rPr>
+            <w:rStyle w:val="Hipervnculo"/>
+            <w:noProof/>
+          </w:rPr>
+          <w:t>5.1.5 A5 · Diafonía entre electrodos</w:t>
+        </w:r>
+        <w:r>
+          <w:rPr>
+            <w:noProof/>
+            <w:webHidden/>
+          </w:rPr>
+          <w:tab/>
+        </w:r>
+        <w:r>
+          <w:rPr>
+            <w:noProof/>
+            <w:webHidden/>
+          </w:rPr>
+          <w:fldChar w:fldCharType="begin"/>
+        </w:r>
+        <w:r>
+          <w:rPr>
+            <w:noProof/>
+            <w:webHidden/>
+          </w:rPr>
+          <w:instrText xml:space="preserve"> PAGEREF _Toc244090338 \h </w:instrText>
+        </w:r>
+        <w:r>
+          <w:rPr>
+            <w:noProof/>
+            <w:webHidden/>
+          </w:rPr>
+        </w:r>
+        <w:r>
+          <w:rPr>
+            <w:noProof/>
+            <w:webHidden/>
+          </w:rPr>
+          <w:fldChar w:fldCharType="separate"/>
+        </w:r>
+        <w:r>
+          <w:rPr>
+            <w:noProof/>
+            <w:webHidden/>
+          </w:rPr>
+          <w:t>11</w:t>
+        </w:r>
+        <w:r>
+          <w:rPr>
+            <w:noProof/>
+            <w:webHidden/>
+          </w:rPr>
+          <w:fldChar w:fldCharType="end"/>
+        </w:r>
+      </w:hyperlink>
+    </w:p>
+    <w:p>
+      <w:pPr>
+        <w:pStyle w:val="TDC3"/>
+        <w:tabs>
+          <w:tab w:val="right" w:leader="dot" w:pos="9396"/>
+        </w:tabs>
+        <w:rPr>
+          <w:noProof/>
+        </w:rPr>
+      </w:pPr>
+      <w:hyperlink w:anchor="_Toc244090339" w:history="1">
+        <w:r>
+          <w:rPr>
+            <w:rStyle w:val="Hipervnculo"/>
+            <w:noProof/>
+          </w:rPr>
+          <w:t>5.1.6 A6 · Señal simulada frente a EMG real</w:t>
+        </w:r>
+        <w:r>
+          <w:rPr>
+            <w:noProof/>
+            <w:webHidden/>
+          </w:rPr>
+          <w:tab/>
+        </w:r>
+        <w:r>
+          <w:rPr>
+            <w:noProof/>
+            <w:webHidden/>
+          </w:rPr>
+          <w:fldChar w:fldCharType="begin"/>
+        </w:r>
+        <w:r>
+          <w:rPr>
+            <w:noProof/>
+            <w:webHidden/>
+          </w:rPr>
+          <w:instrText xml:space="preserve"> PAGEREF _Toc244090339 \h </w:instrText>
+        </w:r>
+        <w:r>
+          <w:rPr>
+            <w:noProof/>
+            <w:webHidden/>
+          </w:rPr>
+        </w:r>
+        <w:r>
+          <w:rPr>
+            <w:noProof/>
+            <w:webHidden/>
+          </w:rPr>
+          <w:fldChar w:fldCharType="separate"/>
+        </w:r>
+        <w:r>
+          <w:rPr>
+            <w:noProof/>
+            <w:webHidden/>
+          </w:rPr>
+          <w:t>12</w:t>
         </w:r>
         <w:r>
           <w:rPr>
@@ -772,13 +1520,13 @@
           <w:noProof/>
         </w:rPr>
       </w:pPr>
-      <w:hyperlink w:anchor="_Toc244089873" w:history="1">
+      <w:hyperlink w:anchor="_Toc244090340" w:history="1">
         <w:r>
           <w:rPr>
             <w:rStyle w:val="Hipervnculo"/>
             <w:noProof/>
           </w:rPr>
-          <w:t>2.2 Criterios generales</w:t>
+          <w:t>5.2 Grupo B: Procesamiento de la señal</w:t>
         </w:r>
         <w:r>
           <w:rPr>
@@ -799,7 +1547,7 @@
             <w:noProof/>
             <w:webHidden/>
           </w:rPr>
-          <w:instrText xml:space="preserve"> PAGEREF _Toc244089873 \h </w:instrText>
+          <w:instrText xml:space="preserve"> PAGEREF _Toc244090340 \h </w:instrText>
         </w:r>
         <w:r>
           <w:rPr>
@@ -819,7 +1567,211 @@
             <w:noProof/>
             <w:webHidden/>
           </w:rPr>
-          <w:t>4</w:t>
+          <w:t>13</w:t>
+        </w:r>
+        <w:r>
+          <w:rPr>
+            <w:noProof/>
+            <w:webHidden/>
+          </w:rPr>
+          <w:fldChar w:fldCharType="end"/>
+        </w:r>
+      </w:hyperlink>
+    </w:p>
+    <w:p>
+      <w:pPr>
+        <w:pStyle w:val="TDC3"/>
+        <w:tabs>
+          <w:tab w:val="right" w:leader="dot" w:pos="9396"/>
+        </w:tabs>
+        <w:rPr>
+          <w:noProof/>
+        </w:rPr>
+      </w:pPr>
+      <w:hyperlink w:anchor="_Toc244090341" w:history="1">
+        <w:r>
+          <w:rPr>
+            <w:rStyle w:val="Hipervnculo"/>
+            <w:noProof/>
+          </w:rPr>
+          <w:t>5.2.1 B1 · Características contra fórmulas analíticas</w:t>
+        </w:r>
+        <w:r>
+          <w:rPr>
+            <w:noProof/>
+            <w:webHidden/>
+          </w:rPr>
+          <w:tab/>
+        </w:r>
+        <w:r>
+          <w:rPr>
+            <w:noProof/>
+            <w:webHidden/>
+          </w:rPr>
+          <w:fldChar w:fldCharType="begin"/>
+        </w:r>
+        <w:r>
+          <w:rPr>
+            <w:noProof/>
+            <w:webHidden/>
+          </w:rPr>
+          <w:instrText xml:space="preserve"> PAGEREF _Toc244090341 \h </w:instrText>
+        </w:r>
+        <w:r>
+          <w:rPr>
+            <w:noProof/>
+            <w:webHidden/>
+          </w:rPr>
+        </w:r>
+        <w:r>
+          <w:rPr>
+            <w:noProof/>
+            <w:webHidden/>
+          </w:rPr>
+          <w:fldChar w:fldCharType="separate"/>
+        </w:r>
+        <w:r>
+          <w:rPr>
+            <w:noProof/>
+            <w:webHidden/>
+          </w:rPr>
+          <w:t>13</w:t>
+        </w:r>
+        <w:r>
+          <w:rPr>
+            <w:noProof/>
+            <w:webHidden/>
+          </w:rPr>
+          <w:fldChar w:fldCharType="end"/>
+        </w:r>
+      </w:hyperlink>
+    </w:p>
+    <w:p>
+      <w:pPr>
+        <w:pStyle w:val="TDC3"/>
+        <w:tabs>
+          <w:tab w:val="right" w:leader="dot" w:pos="9396"/>
+        </w:tabs>
+        <w:rPr>
+          <w:noProof/>
+        </w:rPr>
+      </w:pPr>
+      <w:hyperlink w:anchor="_Toc244090342" w:history="1">
+        <w:r>
+          <w:rPr>
+            <w:rStyle w:val="Hipervnculo"/>
+            <w:noProof/>
+          </w:rPr>
+          <w:t>5.2.2 B2 · Efecto de la calibración de la sesión</w:t>
+        </w:r>
+        <w:r>
+          <w:rPr>
+            <w:noProof/>
+            <w:webHidden/>
+          </w:rPr>
+          <w:tab/>
+        </w:r>
+        <w:r>
+          <w:rPr>
+            <w:noProof/>
+            <w:webHidden/>
+          </w:rPr>
+          <w:fldChar w:fldCharType="begin"/>
+        </w:r>
+        <w:r>
+          <w:rPr>
+            <w:noProof/>
+            <w:webHidden/>
+          </w:rPr>
+          <w:instrText xml:space="preserve"> PAGEREF _Toc244090342 \h </w:instrText>
+        </w:r>
+        <w:r>
+          <w:rPr>
+            <w:noProof/>
+            <w:webHidden/>
+          </w:rPr>
+        </w:r>
+        <w:r>
+          <w:rPr>
+            <w:noProof/>
+            <w:webHidden/>
+          </w:rPr>
+          <w:fldChar w:fldCharType="separate"/>
+        </w:r>
+        <w:r>
+          <w:rPr>
+            <w:noProof/>
+            <w:webHidden/>
+          </w:rPr>
+          <w:t>14</w:t>
+        </w:r>
+        <w:r>
+          <w:rPr>
+            <w:noProof/>
+            <w:webHidden/>
+          </w:rPr>
+          <w:fldChar w:fldCharType="end"/>
+        </w:r>
+      </w:hyperlink>
+    </w:p>
+    <w:p>
+      <w:pPr>
+        <w:pStyle w:val="TDC3"/>
+        <w:tabs>
+          <w:tab w:val="right" w:leader="dot" w:pos="9396"/>
+        </w:tabs>
+        <w:rPr>
+          <w:noProof/>
+        </w:rPr>
+      </w:pPr>
+      <w:hyperlink w:anchor="_Toc244090343" w:history="1">
+        <w:r>
+          <w:rPr>
+            <w:rStyle w:val="Hipervnculo"/>
+            <w:noProof/>
+          </w:rPr>
+          <w:t>5.2.3 B3 · Largo de la ventana: acierto frente a retardo</w:t>
+        </w:r>
+        <w:r>
+          <w:rPr>
+            <w:noProof/>
+            <w:webHidden/>
+          </w:rPr>
+          <w:tab/>
+        </w:r>
+        <w:r>
+          <w:rPr>
+            <w:noProof/>
+            <w:webHidden/>
+          </w:rPr>
+          <w:fldChar w:fldCharType="begin"/>
+        </w:r>
+        <w:r>
+          <w:rPr>
+            <w:noProof/>
+            <w:webHidden/>
+          </w:rPr>
+          <w:instrText xml:space="preserve"> PAGEREF _Toc244090343 \h </w:instrText>
+        </w:r>
+        <w:r>
+          <w:rPr>
+            <w:noProof/>
+            <w:webHidden/>
+          </w:rPr>
+        </w:r>
+        <w:r>
+          <w:rPr>
+            <w:noProof/>
+            <w:webHidden/>
+          </w:rPr>
+          <w:fldChar w:fldCharType="separate"/>
+        </w:r>
+        <w:r>
+          <w:rPr>
+            <w:noProof/>
+            <w:webHidden/>
+          </w:rPr>
+          <w:t>15</w:t>
         </w:r>
         <w:r>
           <w:rPr>
@@ -840,13 +1792,13 @@
           <w:noProof/>
         </w:rPr>
       </w:pPr>
-      <w:hyperlink w:anchor="_Toc244089874" w:history="1">
+      <w:hyperlink w:anchor="_Toc244090344" w:history="1">
         <w:r>
           <w:rPr>
             <w:rStyle w:val="Hipervnculo"/>
             <w:noProof/>
           </w:rPr>
-          <w:t>2.3 Entorno</w:t>
+          <w:t>5.3 Grupo C: Modelos de IA</w:t>
         </w:r>
         <w:r>
           <w:rPr>
@@ -867,7 +1819,7 @@
             <w:noProof/>
             <w:webHidden/>
           </w:rPr>
-          <w:instrText xml:space="preserve"> PAGEREF _Toc244089874 \h </w:instrText>
+          <w:instrText xml:space="preserve"> PAGEREF _Toc244090344 \h </w:instrText>
         </w:r>
         <w:r>
           <w:rPr>
@@ -887,7 +1839,1299 @@
             <w:noProof/>
             <w:webHidden/>
           </w:rPr>
-          <w:t>5</w:t>
+          <w:t>16</w:t>
+        </w:r>
+        <w:r>
+          <w:rPr>
+            <w:noProof/>
+            <w:webHidden/>
+          </w:rPr>
+          <w:fldChar w:fldCharType="end"/>
+        </w:r>
+      </w:hyperlink>
+    </w:p>
+    <w:p>
+      <w:pPr>
+        <w:pStyle w:val="TDC3"/>
+        <w:tabs>
+          <w:tab w:val="right" w:leader="dot" w:pos="9396"/>
+        </w:tabs>
+        <w:rPr>
+          <w:noProof/>
+        </w:rPr>
+      </w:pPr>
+      <w:hyperlink w:anchor="_Toc244090345" w:history="1">
+        <w:r>
+          <w:rPr>
+            <w:rStyle w:val="Hipervnculo"/>
+            <w:noProof/>
+          </w:rPr>
+          <w:t>5.3.1 C1 · 2 electrodos frente a 10</w:t>
+        </w:r>
+        <w:r>
+          <w:rPr>
+            <w:noProof/>
+            <w:webHidden/>
+          </w:rPr>
+          <w:tab/>
+        </w:r>
+        <w:r>
+          <w:rPr>
+            <w:noProof/>
+            <w:webHidden/>
+          </w:rPr>
+          <w:fldChar w:fldCharType="begin"/>
+        </w:r>
+        <w:r>
+          <w:rPr>
+            <w:noProof/>
+            <w:webHidden/>
+          </w:rPr>
+          <w:instrText xml:space="preserve"> PAGEREF _Toc244090345 \h </w:instrText>
+        </w:r>
+        <w:r>
+          <w:rPr>
+            <w:noProof/>
+            <w:webHidden/>
+          </w:rPr>
+        </w:r>
+        <w:r>
+          <w:rPr>
+            <w:noProof/>
+            <w:webHidden/>
+          </w:rPr>
+          <w:fldChar w:fldCharType="separate"/>
+        </w:r>
+        <w:r>
+          <w:rPr>
+            <w:noProof/>
+            <w:webHidden/>
+          </w:rPr>
+          <w:t>16</w:t>
+        </w:r>
+        <w:r>
+          <w:rPr>
+            <w:noProof/>
+            <w:webHidden/>
+          </w:rPr>
+          <w:fldChar w:fldCharType="end"/>
+        </w:r>
+      </w:hyperlink>
+    </w:p>
+    <w:p>
+      <w:pPr>
+        <w:pStyle w:val="TDC3"/>
+        <w:tabs>
+          <w:tab w:val="right" w:leader="dot" w:pos="9396"/>
+        </w:tabs>
+        <w:rPr>
+          <w:noProof/>
+        </w:rPr>
+      </w:pPr>
+      <w:hyperlink w:anchor="_Toc244090346" w:history="1">
+        <w:r>
+          <w:rPr>
+            <w:rStyle w:val="Hipervnculo"/>
+            <w:noProof/>
+          </w:rPr>
+          <w:t>5.3.2 C2 · Ablación: cuántos y cuáles electrodos</w:t>
+        </w:r>
+        <w:r>
+          <w:rPr>
+            <w:noProof/>
+            <w:webHidden/>
+          </w:rPr>
+          <w:tab/>
+        </w:r>
+        <w:r>
+          <w:rPr>
+            <w:noProof/>
+            <w:webHidden/>
+          </w:rPr>
+          <w:fldChar w:fldCharType="begin"/>
+        </w:r>
+        <w:r>
+          <w:rPr>
+            <w:noProof/>
+            <w:webHidden/>
+          </w:rPr>
+          <w:instrText xml:space="preserve"> PAGEREF _Toc244090346 \h </w:instrText>
+        </w:r>
+        <w:r>
+          <w:rPr>
+            <w:noProof/>
+            <w:webHidden/>
+          </w:rPr>
+        </w:r>
+        <w:r>
+          <w:rPr>
+            <w:noProof/>
+            <w:webHidden/>
+          </w:rPr>
+          <w:fldChar w:fldCharType="separate"/>
+        </w:r>
+        <w:r>
+          <w:rPr>
+            <w:noProof/>
+            <w:webHidden/>
+          </w:rPr>
+          <w:t>17</w:t>
+        </w:r>
+        <w:r>
+          <w:rPr>
+            <w:noProof/>
+            <w:webHidden/>
+          </w:rPr>
+          <w:fldChar w:fldCharType="end"/>
+        </w:r>
+      </w:hyperlink>
+    </w:p>
+    <w:p>
+      <w:pPr>
+        <w:pStyle w:val="TDC3"/>
+        <w:tabs>
+          <w:tab w:val="right" w:leader="dot" w:pos="9396"/>
+        </w:tabs>
+        <w:rPr>
+          <w:noProof/>
+        </w:rPr>
+      </w:pPr>
+      <w:hyperlink w:anchor="_Toc244090347" w:history="1">
+        <w:r>
+          <w:rPr>
+            <w:rStyle w:val="Hipervnculo"/>
+            <w:noProof/>
+          </w:rPr>
+          <w:t>5.3.3 C3 · Generalización a personas nuevas</w:t>
+        </w:r>
+        <w:r>
+          <w:rPr>
+            <w:noProof/>
+            <w:webHidden/>
+          </w:rPr>
+          <w:tab/>
+        </w:r>
+        <w:r>
+          <w:rPr>
+            <w:noProof/>
+            <w:webHidden/>
+          </w:rPr>
+          <w:fldChar w:fldCharType="begin"/>
+        </w:r>
+        <w:r>
+          <w:rPr>
+            <w:noProof/>
+            <w:webHidden/>
+          </w:rPr>
+          <w:instrText xml:space="preserve"> PAGEREF _Toc244090347 \h </w:instrText>
+        </w:r>
+        <w:r>
+          <w:rPr>
+            <w:noProof/>
+            <w:webHidden/>
+          </w:rPr>
+        </w:r>
+        <w:r>
+          <w:rPr>
+            <w:noProof/>
+            <w:webHidden/>
+          </w:rPr>
+          <w:fldChar w:fldCharType="separate"/>
+        </w:r>
+        <w:r>
+          <w:rPr>
+            <w:noProof/>
+            <w:webHidden/>
+          </w:rPr>
+          <w:t>18</w:t>
+        </w:r>
+        <w:r>
+          <w:rPr>
+            <w:noProof/>
+            <w:webHidden/>
+          </w:rPr>
+          <w:fldChar w:fldCharType="end"/>
+        </w:r>
+      </w:hyperlink>
+    </w:p>
+    <w:p>
+      <w:pPr>
+        <w:pStyle w:val="TDC3"/>
+        <w:tabs>
+          <w:tab w:val="right" w:leader="dot" w:pos="9396"/>
+        </w:tabs>
+        <w:rPr>
+          <w:noProof/>
+        </w:rPr>
+      </w:pPr>
+      <w:hyperlink w:anchor="_Toc244090348" w:history="1">
+        <w:r>
+          <w:rPr>
+            <w:rStyle w:val="Hipervnculo"/>
+            <w:noProof/>
+          </w:rPr>
+          <w:t>5.3.4 C4 · Robustez: desplazamiento, ruido y fatiga</w:t>
+        </w:r>
+        <w:r>
+          <w:rPr>
+            <w:noProof/>
+            <w:webHidden/>
+          </w:rPr>
+          <w:tab/>
+        </w:r>
+        <w:r>
+          <w:rPr>
+            <w:noProof/>
+            <w:webHidden/>
+          </w:rPr>
+          <w:fldChar w:fldCharType="begin"/>
+        </w:r>
+        <w:r>
+          <w:rPr>
+            <w:noProof/>
+            <w:webHidden/>
+          </w:rPr>
+          <w:instrText xml:space="preserve"> PAGEREF _Toc244090348 \h </w:instrText>
+        </w:r>
+        <w:r>
+          <w:rPr>
+            <w:noProof/>
+            <w:webHidden/>
+          </w:rPr>
+        </w:r>
+        <w:r>
+          <w:rPr>
+            <w:noProof/>
+            <w:webHidden/>
+          </w:rPr>
+          <w:fldChar w:fldCharType="separate"/>
+        </w:r>
+        <w:r>
+          <w:rPr>
+            <w:noProof/>
+            <w:webHidden/>
+          </w:rPr>
+          <w:t>19</w:t>
+        </w:r>
+        <w:r>
+          <w:rPr>
+            <w:noProof/>
+            <w:webHidden/>
+          </w:rPr>
+          <w:fldChar w:fldCharType="end"/>
+        </w:r>
+      </w:hyperlink>
+    </w:p>
+    <w:p>
+      <w:pPr>
+        <w:pStyle w:val="TDC3"/>
+        <w:tabs>
+          <w:tab w:val="right" w:leader="dot" w:pos="9396"/>
+        </w:tabs>
+        <w:rPr>
+          <w:noProof/>
+        </w:rPr>
+      </w:pPr>
+      <w:hyperlink w:anchor="_Toc244090349" w:history="1">
+        <w:r>
+          <w:rPr>
+            <w:rStyle w:val="Hipervnculo"/>
+            <w:noProof/>
+          </w:rPr>
+          <w:t>5.3.5 C5 · Falla de un electrodo</w:t>
+        </w:r>
+        <w:r>
+          <w:rPr>
+            <w:noProof/>
+            <w:webHidden/>
+          </w:rPr>
+          <w:tab/>
+        </w:r>
+        <w:r>
+          <w:rPr>
+            <w:noProof/>
+            <w:webHidden/>
+          </w:rPr>
+          <w:fldChar w:fldCharType="begin"/>
+        </w:r>
+        <w:r>
+          <w:rPr>
+            <w:noProof/>
+            <w:webHidden/>
+          </w:rPr>
+          <w:instrText xml:space="preserve"> PAGEREF _Toc244090349 \h </w:instrText>
+        </w:r>
+        <w:r>
+          <w:rPr>
+            <w:noProof/>
+            <w:webHidden/>
+          </w:rPr>
+        </w:r>
+        <w:r>
+          <w:rPr>
+            <w:noProof/>
+            <w:webHidden/>
+          </w:rPr>
+          <w:fldChar w:fldCharType="separate"/>
+        </w:r>
+        <w:r>
+          <w:rPr>
+            <w:noProof/>
+            <w:webHidden/>
+          </w:rPr>
+          <w:t>20</w:t>
+        </w:r>
+        <w:r>
+          <w:rPr>
+            <w:noProof/>
+            <w:webHidden/>
+          </w:rPr>
+          <w:fldChar w:fldCharType="end"/>
+        </w:r>
+      </w:hyperlink>
+    </w:p>
+    <w:p>
+      <w:pPr>
+        <w:pStyle w:val="TDC3"/>
+        <w:tabs>
+          <w:tab w:val="right" w:leader="dot" w:pos="9396"/>
+        </w:tabs>
+        <w:rPr>
+          <w:noProof/>
+        </w:rPr>
+      </w:pPr>
+      <w:hyperlink w:anchor="_Toc244090350" w:history="1">
+        <w:r>
+          <w:rPr>
+            <w:rStyle w:val="Hipervnculo"/>
+            <w:noProof/>
+          </w:rPr>
+          <w:t>5.3.6 C6 · Neuroevolución (NEAT) frente a gradiente</w:t>
+        </w:r>
+        <w:r>
+          <w:rPr>
+            <w:noProof/>
+            <w:webHidden/>
+          </w:rPr>
+          <w:tab/>
+        </w:r>
+        <w:r>
+          <w:rPr>
+            <w:noProof/>
+            <w:webHidden/>
+          </w:rPr>
+          <w:fldChar w:fldCharType="begin"/>
+        </w:r>
+        <w:r>
+          <w:rPr>
+            <w:noProof/>
+            <w:webHidden/>
+          </w:rPr>
+          <w:instrText xml:space="preserve"> PAGEREF _Toc244090350 \h </w:instrText>
+        </w:r>
+        <w:r>
+          <w:rPr>
+            <w:noProof/>
+            <w:webHidden/>
+          </w:rPr>
+        </w:r>
+        <w:r>
+          <w:rPr>
+            <w:noProof/>
+            <w:webHidden/>
+          </w:rPr>
+          <w:fldChar w:fldCharType="separate"/>
+        </w:r>
+        <w:r>
+          <w:rPr>
+            <w:noProof/>
+            <w:webHidden/>
+          </w:rPr>
+          <w:t>21</w:t>
+        </w:r>
+        <w:r>
+          <w:rPr>
+            <w:noProof/>
+            <w:webHidden/>
+          </w:rPr>
+          <w:fldChar w:fldCharType="end"/>
+        </w:r>
+      </w:hyperlink>
+    </w:p>
+    <w:p>
+      <w:pPr>
+        <w:pStyle w:val="TDC3"/>
+        <w:tabs>
+          <w:tab w:val="right" w:leader="dot" w:pos="9396"/>
+        </w:tabs>
+        <w:rPr>
+          <w:noProof/>
+        </w:rPr>
+      </w:pPr>
+      <w:hyperlink w:anchor="_Toc244090351" w:history="1">
+        <w:r>
+          <w:rPr>
+            <w:rStyle w:val="Hipervnculo"/>
+            <w:noProof/>
+          </w:rPr>
+          <w:t>5.3.7 C7 · Aprendizaje contrastivo con pocas etiquetas</w:t>
+        </w:r>
+        <w:r>
+          <w:rPr>
+            <w:noProof/>
+            <w:webHidden/>
+          </w:rPr>
+          <w:tab/>
+        </w:r>
+        <w:r>
+          <w:rPr>
+            <w:noProof/>
+            <w:webHidden/>
+          </w:rPr>
+          <w:fldChar w:fldCharType="begin"/>
+        </w:r>
+        <w:r>
+          <w:rPr>
+            <w:noProof/>
+            <w:webHidden/>
+          </w:rPr>
+          <w:instrText xml:space="preserve"> PAGEREF _Toc244090351 \h </w:instrText>
+        </w:r>
+        <w:r>
+          <w:rPr>
+            <w:noProof/>
+            <w:webHidden/>
+          </w:rPr>
+        </w:r>
+        <w:r>
+          <w:rPr>
+            <w:noProof/>
+            <w:webHidden/>
+          </w:rPr>
+          <w:fldChar w:fldCharType="separate"/>
+        </w:r>
+        <w:r>
+          <w:rPr>
+            <w:noProof/>
+            <w:webHidden/>
+          </w:rPr>
+          <w:t>22</w:t>
+        </w:r>
+        <w:r>
+          <w:rPr>
+            <w:noProof/>
+            <w:webHidden/>
+          </w:rPr>
+          <w:fldChar w:fldCharType="end"/>
+        </w:r>
+      </w:hyperlink>
+    </w:p>
+    <w:p>
+      <w:pPr>
+        <w:pStyle w:val="TDC3"/>
+        <w:tabs>
+          <w:tab w:val="right" w:leader="dot" w:pos="9396"/>
+        </w:tabs>
+        <w:rPr>
+          <w:noProof/>
+        </w:rPr>
+      </w:pPr>
+      <w:hyperlink w:anchor="_Toc244090352" w:history="1">
+        <w:r>
+          <w:rPr>
+            <w:rStyle w:val="Hipervnculo"/>
+            <w:noProof/>
+          </w:rPr>
+          <w:t>5.3.8 C8 · Mano bebé: reproducibilidad del aprendizaje autónomo</w:t>
+        </w:r>
+        <w:r>
+          <w:rPr>
+            <w:noProof/>
+            <w:webHidden/>
+          </w:rPr>
+          <w:tab/>
+        </w:r>
+        <w:r>
+          <w:rPr>
+            <w:noProof/>
+            <w:webHidden/>
+          </w:rPr>
+          <w:fldChar w:fldCharType="begin"/>
+        </w:r>
+        <w:r>
+          <w:rPr>
+            <w:noProof/>
+            <w:webHidden/>
+          </w:rPr>
+          <w:instrText xml:space="preserve"> PAGEREF _Toc244090352 \h </w:instrText>
+        </w:r>
+        <w:r>
+          <w:rPr>
+            <w:noProof/>
+            <w:webHidden/>
+          </w:rPr>
+        </w:r>
+        <w:r>
+          <w:rPr>
+            <w:noProof/>
+            <w:webHidden/>
+          </w:rPr>
+          <w:fldChar w:fldCharType="separate"/>
+        </w:r>
+        <w:r>
+          <w:rPr>
+            <w:noProof/>
+            <w:webHidden/>
+          </w:rPr>
+          <w:t>23</w:t>
+        </w:r>
+        <w:r>
+          <w:rPr>
+            <w:noProof/>
+            <w:webHidden/>
+          </w:rPr>
+          <w:fldChar w:fldCharType="end"/>
+        </w:r>
+      </w:hyperlink>
+    </w:p>
+    <w:p>
+      <w:pPr>
+        <w:pStyle w:val="TDC3"/>
+        <w:tabs>
+          <w:tab w:val="right" w:leader="dot" w:pos="9396"/>
+        </w:tabs>
+        <w:rPr>
+          <w:noProof/>
+        </w:rPr>
+      </w:pPr>
+      <w:hyperlink w:anchor="_Toc244090353" w:history="1">
+        <w:r>
+          <w:rPr>
+            <w:rStyle w:val="Hipervnculo"/>
+            <w:noProof/>
+          </w:rPr>
+          <w:t>5.3.9 C9 · Convergencia de la competencia (PBT)</w:t>
+        </w:r>
+        <w:r>
+          <w:rPr>
+            <w:noProof/>
+            <w:webHidden/>
+          </w:rPr>
+          <w:tab/>
+        </w:r>
+        <w:r>
+          <w:rPr>
+            <w:noProof/>
+            <w:webHidden/>
+          </w:rPr>
+          <w:fldChar w:fldCharType="begin"/>
+        </w:r>
+        <w:r>
+          <w:rPr>
+            <w:noProof/>
+            <w:webHidden/>
+          </w:rPr>
+          <w:instrText xml:space="preserve"> PAGEREF _Toc244090353 \h </w:instrText>
+        </w:r>
+        <w:r>
+          <w:rPr>
+            <w:noProof/>
+            <w:webHidden/>
+          </w:rPr>
+        </w:r>
+        <w:r>
+          <w:rPr>
+            <w:noProof/>
+            <w:webHidden/>
+          </w:rPr>
+          <w:fldChar w:fldCharType="separate"/>
+        </w:r>
+        <w:r>
+          <w:rPr>
+            <w:noProof/>
+            <w:webHidden/>
+          </w:rPr>
+          <w:t>24</w:t>
+        </w:r>
+        <w:r>
+          <w:rPr>
+            <w:noProof/>
+            <w:webHidden/>
+          </w:rPr>
+          <w:fldChar w:fldCharType="end"/>
+        </w:r>
+      </w:hyperlink>
+    </w:p>
+    <w:p>
+      <w:pPr>
+        <w:pStyle w:val="TDC2"/>
+        <w:tabs>
+          <w:tab w:val="right" w:leader="dot" w:pos="9396"/>
+        </w:tabs>
+        <w:rPr>
+          <w:noProof/>
+        </w:rPr>
+      </w:pPr>
+      <w:hyperlink w:anchor="_Toc244090354" w:history="1">
+        <w:r>
+          <w:rPr>
+            <w:rStyle w:val="Hipervnculo"/>
+            <w:noProof/>
+          </w:rPr>
+          <w:t>5.4 Grupo D: Embebido (ESP32), sin la placa</w:t>
+        </w:r>
+        <w:r>
+          <w:rPr>
+            <w:noProof/>
+            <w:webHidden/>
+          </w:rPr>
+          <w:tab/>
+        </w:r>
+        <w:r>
+          <w:rPr>
+            <w:noProof/>
+            <w:webHidden/>
+          </w:rPr>
+          <w:fldChar w:fldCharType="begin"/>
+        </w:r>
+        <w:r>
+          <w:rPr>
+            <w:noProof/>
+            <w:webHidden/>
+          </w:rPr>
+          <w:instrText xml:space="preserve"> PAGEREF _Toc244090354 \h </w:instrText>
+        </w:r>
+        <w:r>
+          <w:rPr>
+            <w:noProof/>
+            <w:webHidden/>
+          </w:rPr>
+        </w:r>
+        <w:r>
+          <w:rPr>
+            <w:noProof/>
+            <w:webHidden/>
+          </w:rPr>
+          <w:fldChar w:fldCharType="separate"/>
+        </w:r>
+        <w:r>
+          <w:rPr>
+            <w:noProof/>
+            <w:webHidden/>
+          </w:rPr>
+          <w:t>25</w:t>
+        </w:r>
+        <w:r>
+          <w:rPr>
+            <w:noProof/>
+            <w:webHidden/>
+          </w:rPr>
+          <w:fldChar w:fldCharType="end"/>
+        </w:r>
+      </w:hyperlink>
+    </w:p>
+    <w:p>
+      <w:pPr>
+        <w:pStyle w:val="TDC3"/>
+        <w:tabs>
+          <w:tab w:val="right" w:leader="dot" w:pos="9396"/>
+        </w:tabs>
+        <w:rPr>
+          <w:noProof/>
+        </w:rPr>
+      </w:pPr>
+      <w:hyperlink w:anchor="_Toc244090355" w:history="1">
+        <w:r>
+          <w:rPr>
+            <w:rStyle w:val="Hipervnculo"/>
+            <w:noProof/>
+          </w:rPr>
+          <w:t>5.4.1 D1 · El firmware da lo mismo que Python</w:t>
+        </w:r>
+        <w:r>
+          <w:rPr>
+            <w:noProof/>
+            <w:webHidden/>
+          </w:rPr>
+          <w:tab/>
+        </w:r>
+        <w:r>
+          <w:rPr>
+            <w:noProof/>
+            <w:webHidden/>
+          </w:rPr>
+          <w:fldChar w:fldCharType="begin"/>
+        </w:r>
+        <w:r>
+          <w:rPr>
+            <w:noProof/>
+            <w:webHidden/>
+          </w:rPr>
+          <w:instrText xml:space="preserve"> PAGEREF _Toc244090355 \h </w:instrText>
+        </w:r>
+        <w:r>
+          <w:rPr>
+            <w:noProof/>
+            <w:webHidden/>
+          </w:rPr>
+        </w:r>
+        <w:r>
+          <w:rPr>
+            <w:noProof/>
+            <w:webHidden/>
+          </w:rPr>
+          <w:fldChar w:fldCharType="separate"/>
+        </w:r>
+        <w:r>
+          <w:rPr>
+            <w:noProof/>
+            <w:webHidden/>
+          </w:rPr>
+          <w:t>25</w:t>
+        </w:r>
+        <w:r>
+          <w:rPr>
+            <w:noProof/>
+            <w:webHidden/>
+          </w:rPr>
+          <w:fldChar w:fldCharType="end"/>
+        </w:r>
+      </w:hyperlink>
+    </w:p>
+    <w:p>
+      <w:pPr>
+        <w:pStyle w:val="TDC3"/>
+        <w:tabs>
+          <w:tab w:val="right" w:leader="dot" w:pos="9396"/>
+        </w:tabs>
+        <w:rPr>
+          <w:noProof/>
+        </w:rPr>
+      </w:pPr>
+      <w:hyperlink w:anchor="_Toc244090356" w:history="1">
+        <w:r>
+          <w:rPr>
+            <w:rStyle w:val="Hipervnculo"/>
+            <w:noProof/>
+          </w:rPr>
+          <w:t>5.4.2 D2 · Recursos del ESP32: memoria y tiempo</w:t>
+        </w:r>
+        <w:r>
+          <w:rPr>
+            <w:noProof/>
+            <w:webHidden/>
+          </w:rPr>
+          <w:tab/>
+        </w:r>
+        <w:r>
+          <w:rPr>
+            <w:noProof/>
+            <w:webHidden/>
+          </w:rPr>
+          <w:fldChar w:fldCharType="begin"/>
+        </w:r>
+        <w:r>
+          <w:rPr>
+            <w:noProof/>
+            <w:webHidden/>
+          </w:rPr>
+          <w:instrText xml:space="preserve"> PAGEREF _Toc244090356 \h </w:instrText>
+        </w:r>
+        <w:r>
+          <w:rPr>
+            <w:noProof/>
+            <w:webHidden/>
+          </w:rPr>
+        </w:r>
+        <w:r>
+          <w:rPr>
+            <w:noProof/>
+            <w:webHidden/>
+          </w:rPr>
+          <w:fldChar w:fldCharType="separate"/>
+        </w:r>
+        <w:r>
+          <w:rPr>
+            <w:noProof/>
+            <w:webHidden/>
+          </w:rPr>
+          <w:t>26</w:t>
+        </w:r>
+        <w:r>
+          <w:rPr>
+            <w:noProof/>
+            <w:webHidden/>
+          </w:rPr>
+          <w:fldChar w:fldCharType="end"/>
+        </w:r>
+      </w:hyperlink>
+    </w:p>
+    <w:p>
+      <w:pPr>
+        <w:pStyle w:val="TDC3"/>
+        <w:tabs>
+          <w:tab w:val="right" w:leader="dot" w:pos="9396"/>
+        </w:tabs>
+        <w:rPr>
+          <w:noProof/>
+        </w:rPr>
+      </w:pPr>
+      <w:hyperlink w:anchor="_Toc244090357" w:history="1">
+        <w:r>
+          <w:rPr>
+            <w:rStyle w:val="Hipervnculo"/>
+            <w:noProof/>
+          </w:rPr>
+          <w:t>5.4.3 D3 · Presupuesto de muestreo de los 10 electrodos</w:t>
+        </w:r>
+        <w:r>
+          <w:rPr>
+            <w:noProof/>
+            <w:webHidden/>
+          </w:rPr>
+          <w:tab/>
+        </w:r>
+        <w:r>
+          <w:rPr>
+            <w:noProof/>
+            <w:webHidden/>
+          </w:rPr>
+          <w:fldChar w:fldCharType="begin"/>
+        </w:r>
+        <w:r>
+          <w:rPr>
+            <w:noProof/>
+            <w:webHidden/>
+          </w:rPr>
+          <w:instrText xml:space="preserve"> PAGEREF _Toc244090357 \h </w:instrText>
+        </w:r>
+        <w:r>
+          <w:rPr>
+            <w:noProof/>
+            <w:webHidden/>
+          </w:rPr>
+        </w:r>
+        <w:r>
+          <w:rPr>
+            <w:noProof/>
+            <w:webHidden/>
+          </w:rPr>
+          <w:fldChar w:fldCharType="separate"/>
+        </w:r>
+        <w:r>
+          <w:rPr>
+            <w:noProof/>
+            <w:webHidden/>
+          </w:rPr>
+          <w:t>26</w:t>
+        </w:r>
+        <w:r>
+          <w:rPr>
+            <w:noProof/>
+            <w:webHidden/>
+          </w:rPr>
+          <w:fldChar w:fldCharType="end"/>
+        </w:r>
+      </w:hyperlink>
+    </w:p>
+    <w:p>
+      <w:pPr>
+        <w:pStyle w:val="TDC3"/>
+        <w:tabs>
+          <w:tab w:val="right" w:leader="dot" w:pos="9396"/>
+        </w:tabs>
+        <w:rPr>
+          <w:noProof/>
+        </w:rPr>
+      </w:pPr>
+      <w:hyperlink w:anchor="_Toc244090358" w:history="1">
+        <w:r>
+          <w:rPr>
+            <w:rStyle w:val="Hipervnculo"/>
+            <w:noProof/>
+          </w:rPr>
+          <w:t>5.4.4 D4 · Latencia de reconocimiento</w:t>
+        </w:r>
+        <w:r>
+          <w:rPr>
+            <w:noProof/>
+            <w:webHidden/>
+          </w:rPr>
+          <w:tab/>
+        </w:r>
+        <w:r>
+          <w:rPr>
+            <w:noProof/>
+            <w:webHidden/>
+          </w:rPr>
+          <w:fldChar w:fldCharType="begin"/>
+        </w:r>
+        <w:r>
+          <w:rPr>
+            <w:noProof/>
+            <w:webHidden/>
+          </w:rPr>
+          <w:instrText xml:space="preserve"> PAGEREF _Toc244090358 \h </w:instrText>
+        </w:r>
+        <w:r>
+          <w:rPr>
+            <w:noProof/>
+            <w:webHidden/>
+          </w:rPr>
+        </w:r>
+        <w:r>
+          <w:rPr>
+            <w:noProof/>
+            <w:webHidden/>
+          </w:rPr>
+          <w:fldChar w:fldCharType="separate"/>
+        </w:r>
+        <w:r>
+          <w:rPr>
+            <w:noProof/>
+            <w:webHidden/>
+          </w:rPr>
+          <w:t>27</w:t>
+        </w:r>
+        <w:r>
+          <w:rPr>
+            <w:noProof/>
+            <w:webHidden/>
+          </w:rPr>
+          <w:fldChar w:fldCharType="end"/>
+        </w:r>
+      </w:hyperlink>
+    </w:p>
+    <w:p>
+      <w:pPr>
+        <w:pStyle w:val="TDC2"/>
+        <w:tabs>
+          <w:tab w:val="right" w:leader="dot" w:pos="9396"/>
+        </w:tabs>
+        <w:rPr>
+          <w:noProof/>
+        </w:rPr>
+      </w:pPr>
+      <w:hyperlink w:anchor="_Toc244090359" w:history="1">
+        <w:r>
+          <w:rPr>
+            <w:rStyle w:val="Hipervnculo"/>
+            <w:noProof/>
+          </w:rPr>
+          <w:t>5.5 Grupo G: Software y aplicaciones</w:t>
+        </w:r>
+        <w:r>
+          <w:rPr>
+            <w:noProof/>
+            <w:webHidden/>
+          </w:rPr>
+          <w:tab/>
+        </w:r>
+        <w:r>
+          <w:rPr>
+            <w:noProof/>
+            <w:webHidden/>
+          </w:rPr>
+          <w:fldChar w:fldCharType="begin"/>
+        </w:r>
+        <w:r>
+          <w:rPr>
+            <w:noProof/>
+            <w:webHidden/>
+          </w:rPr>
+          <w:instrText xml:space="preserve"> PAGEREF _Toc244090359 \h </w:instrText>
+        </w:r>
+        <w:r>
+          <w:rPr>
+            <w:noProof/>
+            <w:webHidden/>
+          </w:rPr>
+        </w:r>
+        <w:r>
+          <w:rPr>
+            <w:noProof/>
+            <w:webHidden/>
+          </w:rPr>
+          <w:fldChar w:fldCharType="separate"/>
+        </w:r>
+        <w:r>
+          <w:rPr>
+            <w:noProof/>
+            <w:webHidden/>
+          </w:rPr>
+          <w:t>28</w:t>
+        </w:r>
+        <w:r>
+          <w:rPr>
+            <w:noProof/>
+            <w:webHidden/>
+          </w:rPr>
+          <w:fldChar w:fldCharType="end"/>
+        </w:r>
+      </w:hyperlink>
+    </w:p>
+    <w:p>
+      <w:pPr>
+        <w:pStyle w:val="TDC3"/>
+        <w:tabs>
+          <w:tab w:val="right" w:leader="dot" w:pos="9396"/>
+        </w:tabs>
+        <w:rPr>
+          <w:noProof/>
+        </w:rPr>
+      </w:pPr>
+      <w:hyperlink w:anchor="_Toc244090360" w:history="1">
+        <w:r>
+          <w:rPr>
+            <w:rStyle w:val="Hipervnculo"/>
+            <w:noProof/>
+          </w:rPr>
+          <w:t>5.5.1 G1 · Persistencia: cerrar y reabrir</w:t>
+        </w:r>
+        <w:r>
+          <w:rPr>
+            <w:noProof/>
+            <w:webHidden/>
+          </w:rPr>
+          <w:tab/>
+        </w:r>
+        <w:r>
+          <w:rPr>
+            <w:noProof/>
+            <w:webHidden/>
+          </w:rPr>
+          <w:fldChar w:fldCharType="begin"/>
+        </w:r>
+        <w:r>
+          <w:rPr>
+            <w:noProof/>
+            <w:webHidden/>
+          </w:rPr>
+          <w:instrText xml:space="preserve"> PAGEREF _Toc244090360 \h </w:instrText>
+        </w:r>
+        <w:r>
+          <w:rPr>
+            <w:noProof/>
+            <w:webHidden/>
+          </w:rPr>
+        </w:r>
+        <w:r>
+          <w:rPr>
+            <w:noProof/>
+            <w:webHidden/>
+          </w:rPr>
+          <w:fldChar w:fldCharType="separate"/>
+        </w:r>
+        <w:r>
+          <w:rPr>
+            <w:noProof/>
+            <w:webHidden/>
+          </w:rPr>
+          <w:t>28</w:t>
+        </w:r>
+        <w:r>
+          <w:rPr>
+            <w:noProof/>
+            <w:webHidden/>
+          </w:rPr>
+          <w:fldChar w:fldCharType="end"/>
+        </w:r>
+      </w:hyperlink>
+    </w:p>
+    <w:p>
+      <w:pPr>
+        <w:pStyle w:val="TDC3"/>
+        <w:tabs>
+          <w:tab w:val="right" w:leader="dot" w:pos="9396"/>
+        </w:tabs>
+        <w:rPr>
+          <w:noProof/>
+        </w:rPr>
+      </w:pPr>
+      <w:hyperlink w:anchor="_Toc244090361" w:history="1">
+        <w:r>
+          <w:rPr>
+            <w:rStyle w:val="Hipervnculo"/>
+            <w:noProof/>
+          </w:rPr>
+          <w:t>5.5.2 G2 · Estabilidad en operación prolongada</w:t>
+        </w:r>
+        <w:r>
+          <w:rPr>
+            <w:noProof/>
+            <w:webHidden/>
+          </w:rPr>
+          <w:tab/>
+        </w:r>
+        <w:r>
+          <w:rPr>
+            <w:noProof/>
+            <w:webHidden/>
+          </w:rPr>
+          <w:fldChar w:fldCharType="begin"/>
+        </w:r>
+        <w:r>
+          <w:rPr>
+            <w:noProof/>
+            <w:webHidden/>
+          </w:rPr>
+          <w:instrText xml:space="preserve"> PAGEREF _Toc244090361 \h </w:instrText>
+        </w:r>
+        <w:r>
+          <w:rPr>
+            <w:noProof/>
+            <w:webHidden/>
+          </w:rPr>
+        </w:r>
+        <w:r>
+          <w:rPr>
+            <w:noProof/>
+            <w:webHidden/>
+          </w:rPr>
+          <w:fldChar w:fldCharType="separate"/>
+        </w:r>
+        <w:r>
+          <w:rPr>
+            <w:noProof/>
+            <w:webHidden/>
+          </w:rPr>
+          <w:t>28</w:t>
+        </w:r>
+        <w:r>
+          <w:rPr>
+            <w:noProof/>
+            <w:webHidden/>
+          </w:rPr>
+          <w:fldChar w:fldCharType="end"/>
+        </w:r>
+      </w:hyperlink>
+    </w:p>
+    <w:p>
+      <w:pPr>
+        <w:pStyle w:val="TDC3"/>
+        <w:tabs>
+          <w:tab w:val="right" w:leader="dot" w:pos="9396"/>
+        </w:tabs>
+        <w:rPr>
+          <w:noProof/>
+        </w:rPr>
+      </w:pPr>
+      <w:hyperlink w:anchor="_Toc244090362" w:history="1">
+        <w:r>
+          <w:rPr>
+            <w:rStyle w:val="Hipervnculo"/>
+            <w:noProof/>
+          </w:rPr>
+          <w:t>5.5.3 G3 · Portátil: batería y poca RAM</w:t>
+        </w:r>
+        <w:r>
+          <w:rPr>
+            <w:noProof/>
+            <w:webHidden/>
+          </w:rPr>
+          <w:tab/>
+        </w:r>
+        <w:r>
+          <w:rPr>
+            <w:noProof/>
+            <w:webHidden/>
+          </w:rPr>
+          <w:fldChar w:fldCharType="begin"/>
+        </w:r>
+        <w:r>
+          <w:rPr>
+            <w:noProof/>
+            <w:webHidden/>
+          </w:rPr>
+          <w:instrText xml:space="preserve"> PAGEREF _Toc244090362 \h </w:instrText>
+        </w:r>
+        <w:r>
+          <w:rPr>
+            <w:noProof/>
+            <w:webHidden/>
+          </w:rPr>
+        </w:r>
+        <w:r>
+          <w:rPr>
+            <w:noProof/>
+            <w:webHidden/>
+          </w:rPr>
+          <w:fldChar w:fldCharType="separate"/>
+        </w:r>
+        <w:r>
+          <w:rPr>
+            <w:noProof/>
+            <w:webHidden/>
+          </w:rPr>
+          <w:t>29</w:t>
+        </w:r>
+        <w:r>
+          <w:rPr>
+            <w:noProof/>
+            <w:webHidden/>
+          </w:rPr>
+          <w:fldChar w:fldCharType="end"/>
+        </w:r>
+      </w:hyperlink>
+    </w:p>
+    <w:p>
+      <w:pPr>
+        <w:pStyle w:val="TDC3"/>
+        <w:tabs>
+          <w:tab w:val="right" w:leader="dot" w:pos="9396"/>
+        </w:tabs>
+        <w:rPr>
+          <w:noProof/>
+        </w:rPr>
+      </w:pPr>
+      <w:hyperlink w:anchor="_Toc244090363" w:history="1">
+        <w:r>
+          <w:rPr>
+            <w:rStyle w:val="Hipervnculo"/>
+            <w:noProof/>
+          </w:rPr>
+          <w:t>5.5.4 G4 · Pruebas automáticas (pytest)</w:t>
+        </w:r>
+        <w:r>
+          <w:rPr>
+            <w:noProof/>
+            <w:webHidden/>
+          </w:rPr>
+          <w:tab/>
+        </w:r>
+        <w:r>
+          <w:rPr>
+            <w:noProof/>
+            <w:webHidden/>
+          </w:rPr>
+          <w:fldChar w:fldCharType="begin"/>
+        </w:r>
+        <w:r>
+          <w:rPr>
+            <w:noProof/>
+            <w:webHidden/>
+          </w:rPr>
+          <w:instrText xml:space="preserve"> PAGEREF _Toc244090363 \h </w:instrText>
+        </w:r>
+        <w:r>
+          <w:rPr>
+            <w:noProof/>
+            <w:webHidden/>
+          </w:rPr>
+        </w:r>
+        <w:r>
+          <w:rPr>
+            <w:noProof/>
+            <w:webHidden/>
+          </w:rPr>
+          <w:fldChar w:fldCharType="separate"/>
+        </w:r>
+        <w:r>
+          <w:rPr>
+            <w:noProof/>
+            <w:webHidden/>
+          </w:rPr>
+          <w:t>30</w:t>
         </w:r>
         <w:r>
           <w:rPr>
@@ -908,13 +3152,13 @@
           <w:noProof/>
         </w:rPr>
       </w:pPr>
-      <w:hyperlink w:anchor="_Toc244089875" w:history="1">
+      <w:hyperlink w:anchor="_Toc244090364" w:history="1">
         <w:r>
           <w:rPr>
             <w:rStyle w:val="Hipervnculo"/>
             <w:noProof/>
           </w:rPr>
-          <w:t>3. Matriz de trazabilidad</w:t>
+          <w:t>6. Hallazgos y acciones</w:t>
         </w:r>
         <w:r>
           <w:rPr>
@@ -935,7 +3179,7 @@
             <w:noProof/>
             <w:webHidden/>
           </w:rPr>
-          <w:instrText xml:space="preserve"> PAGEREF _Toc244089875 \h </w:instrText>
+          <w:instrText xml:space="preserve"> PAGEREF _Toc244090364 \h </w:instrText>
         </w:r>
         <w:r>
           <w:rPr>
@@ -955,7 +3199,7 @@
             <w:noProof/>
             <w:webHidden/>
           </w:rPr>
-          <w:t>5</w:t>
+          <w:t>30</w:t>
         </w:r>
         <w:r>
           <w:rPr>
@@ -976,13 +3220,13 @@
           <w:noProof/>
         </w:rPr>
       </w:pPr>
-      <w:hyperlink w:anchor="_Toc244089876" w:history="1">
+      <w:hyperlink w:anchor="_Toc244090365" w:history="1">
         <w:r>
           <w:rPr>
             <w:rStyle w:val="Hipervnculo"/>
             <w:noProof/>
           </w:rPr>
-          <w:t>4. Resumen de resultados</w:t>
+          <w:t>7. Pruebas fuera de alcance</w:t>
         </w:r>
         <w:r>
           <w:rPr>
@@ -1003,7 +3247,7 @@
             <w:noProof/>
             <w:webHidden/>
           </w:rPr>
-          <w:instrText xml:space="preserve"> PAGEREF _Toc244089876 \h </w:instrText>
+          <w:instrText xml:space="preserve"> PAGEREF _Toc244090365 \h </w:instrText>
         </w:r>
         <w:r>
           <w:rPr>
@@ -1023,7 +3267,7 @@
             <w:noProof/>
             <w:webHidden/>
           </w:rPr>
-          <w:t>6</w:t>
+          <w:t>31</w:t>
         </w:r>
         <w:r>
           <w:rPr>
@@ -1044,13 +3288,13 @@
           <w:noProof/>
         </w:rPr>
       </w:pPr>
-      <w:hyperlink w:anchor="_Toc244089877" w:history="1">
+      <w:hyperlink w:anchor="_Toc244090366" w:history="1">
         <w:r>
           <w:rPr>
             <w:rStyle w:val="Hipervnculo"/>
             <w:noProof/>
           </w:rPr>
-          <w:t>5. Fichas de prueba</w:t>
+          <w:t>8. Cómo reproducir las pruebas</w:t>
         </w:r>
         <w:r>
           <w:rPr>
@@ -1071,2319 +3315,7 @@
             <w:noProof/>
             <w:webHidden/>
           </w:rPr>
-          <w:instrText xml:space="preserve"> PAGEREF _Toc244089877 \h </w:instrText>
-        </w:r>
-        <w:r>
-          <w:rPr>
-            <w:noProof/>
-            <w:webHidden/>
-          </w:rPr>
-        </w:r>
-        <w:r>
-          <w:rPr>
-            <w:noProof/>
-            <w:webHidden/>
-          </w:rPr>
-          <w:fldChar w:fldCharType="separate"/>
-        </w:r>
-        <w:r>
-          <w:rPr>
-            <w:noProof/>
-            <w:webHidden/>
-          </w:rPr>
-          <w:t>8</w:t>
-        </w:r>
-        <w:r>
-          <w:rPr>
-            <w:noProof/>
-            <w:webHidden/>
-          </w:rPr>
-          <w:fldChar w:fldCharType="end"/>
-        </w:r>
-      </w:hyperlink>
-    </w:p>
-    <w:p>
-      <w:pPr>
-        <w:pStyle w:val="TDC2"/>
-        <w:tabs>
-          <w:tab w:val="right" w:leader="dot" w:pos="9396"/>
-        </w:tabs>
-        <w:rPr>
-          <w:noProof/>
-        </w:rPr>
-      </w:pPr>
-      <w:hyperlink w:anchor="_Toc244089878" w:history="1">
-        <w:r>
-          <w:rPr>
-            <w:rStyle w:val="Hipervnculo"/>
-            <w:noProof/>
-          </w:rPr>
-          <w:t>5.1 Grupo A: Gemelo digital</w:t>
-        </w:r>
-        <w:r>
-          <w:rPr>
-            <w:noProof/>
-            <w:webHidden/>
-          </w:rPr>
-          <w:tab/>
-        </w:r>
-        <w:r>
-          <w:rPr>
-            <w:noProof/>
-            <w:webHidden/>
-          </w:rPr>
-          <w:fldChar w:fldCharType="begin"/>
-        </w:r>
-        <w:r>
-          <w:rPr>
-            <w:noProof/>
-            <w:webHidden/>
-          </w:rPr>
-          <w:instrText xml:space="preserve"> PAGEREF _Toc244089878 \h </w:instrText>
-        </w:r>
-        <w:r>
-          <w:rPr>
-            <w:noProof/>
-            <w:webHidden/>
-          </w:rPr>
-        </w:r>
-        <w:r>
-          <w:rPr>
-            <w:noProof/>
-            <w:webHidden/>
-          </w:rPr>
-          <w:fldChar w:fldCharType="separate"/>
-        </w:r>
-        <w:r>
-          <w:rPr>
-            <w:noProof/>
-            <w:webHidden/>
-          </w:rPr>
-          <w:t>8</w:t>
-        </w:r>
-        <w:r>
-          <w:rPr>
-            <w:noProof/>
-            <w:webHidden/>
-          </w:rPr>
-          <w:fldChar w:fldCharType="end"/>
-        </w:r>
-      </w:hyperlink>
-    </w:p>
-    <w:p>
-      <w:pPr>
-        <w:pStyle w:val="TDC3"/>
-        <w:tabs>
-          <w:tab w:val="right" w:leader="dot" w:pos="9396"/>
-        </w:tabs>
-        <w:rPr>
-          <w:noProof/>
-        </w:rPr>
-      </w:pPr>
-      <w:hyperlink w:anchor="_Toc244089879" w:history="1">
-        <w:r>
-          <w:rPr>
-            <w:rStyle w:val="Hipervnculo"/>
-            <w:noProof/>
-          </w:rPr>
-          <w:t>5.1.1 A1 · Acople músculo–electrodo</w:t>
-        </w:r>
-        <w:r>
-          <w:rPr>
-            <w:noProof/>
-            <w:webHidden/>
-          </w:rPr>
-          <w:tab/>
-        </w:r>
-        <w:r>
-          <w:rPr>
-            <w:noProof/>
-            <w:webHidden/>
-          </w:rPr>
-          <w:fldChar w:fldCharType="begin"/>
-        </w:r>
-        <w:r>
-          <w:rPr>
-            <w:noProof/>
-            <w:webHidden/>
-          </w:rPr>
-          <w:instrText xml:space="preserve"> PAGEREF _Toc244089879 \h </w:instrText>
-        </w:r>
-        <w:r>
-          <w:rPr>
-            <w:noProof/>
-            <w:webHidden/>
-          </w:rPr>
-        </w:r>
-        <w:r>
-          <w:rPr>
-            <w:noProof/>
-            <w:webHidden/>
-          </w:rPr>
-          <w:fldChar w:fldCharType="separate"/>
-        </w:r>
-        <w:r>
-          <w:rPr>
-            <w:noProof/>
-            <w:webHidden/>
-          </w:rPr>
-          <w:t>8</w:t>
-        </w:r>
-        <w:r>
-          <w:rPr>
-            <w:noProof/>
-            <w:webHidden/>
-          </w:rPr>
-          <w:fldChar w:fldCharType="end"/>
-        </w:r>
-      </w:hyperlink>
-    </w:p>
-    <w:p>
-      <w:pPr>
-        <w:pStyle w:val="TDC3"/>
-        <w:tabs>
-          <w:tab w:val="right" w:leader="dot" w:pos="9396"/>
-        </w:tabs>
-        <w:rPr>
-          <w:noProof/>
-        </w:rPr>
-      </w:pPr>
-      <w:hyperlink w:anchor="_Toc244089880" w:history="1">
-        <w:r>
-          <w:rPr>
-            <w:rStyle w:val="Hipervnculo"/>
-            <w:noProof/>
-          </w:rPr>
-          <w:t>5.1.2 A2 · Ganancia y saturación del AD620</w:t>
-        </w:r>
-        <w:r>
-          <w:rPr>
-            <w:noProof/>
-            <w:webHidden/>
-          </w:rPr>
-          <w:tab/>
-        </w:r>
-        <w:r>
-          <w:rPr>
-            <w:noProof/>
-            <w:webHidden/>
-          </w:rPr>
-          <w:fldChar w:fldCharType="begin"/>
-        </w:r>
-        <w:r>
-          <w:rPr>
-            <w:noProof/>
-            <w:webHidden/>
-          </w:rPr>
-          <w:instrText xml:space="preserve"> PAGEREF _Toc244089880 \h </w:instrText>
-        </w:r>
-        <w:r>
-          <w:rPr>
-            <w:noProof/>
-            <w:webHidden/>
-          </w:rPr>
-        </w:r>
-        <w:r>
-          <w:rPr>
-            <w:noProof/>
-            <w:webHidden/>
-          </w:rPr>
-          <w:fldChar w:fldCharType="separate"/>
-        </w:r>
-        <w:r>
-          <w:rPr>
-            <w:noProof/>
-            <w:webHidden/>
-          </w:rPr>
-          <w:t>9</w:t>
-        </w:r>
-        <w:r>
-          <w:rPr>
-            <w:noProof/>
-            <w:webHidden/>
-          </w:rPr>
-          <w:fldChar w:fldCharType="end"/>
-        </w:r>
-      </w:hyperlink>
-    </w:p>
-    <w:p>
-      <w:pPr>
-        <w:pStyle w:val="TDC3"/>
-        <w:tabs>
-          <w:tab w:val="right" w:leader="dot" w:pos="9396"/>
-        </w:tabs>
-        <w:rPr>
-          <w:noProof/>
-        </w:rPr>
-      </w:pPr>
-      <w:hyperlink w:anchor="_Toc244089881" w:history="1">
-        <w:r>
-          <w:rPr>
-            <w:rStyle w:val="Hipervnculo"/>
-            <w:noProof/>
-          </w:rPr>
-          <w:t>5.1.3 A3 · Respuesta en frecuencia del filtro</w:t>
-        </w:r>
-        <w:r>
-          <w:rPr>
-            <w:noProof/>
-            <w:webHidden/>
-          </w:rPr>
-          <w:tab/>
-        </w:r>
-        <w:r>
-          <w:rPr>
-            <w:noProof/>
-            <w:webHidden/>
-          </w:rPr>
-          <w:fldChar w:fldCharType="begin"/>
-        </w:r>
-        <w:r>
-          <w:rPr>
-            <w:noProof/>
-            <w:webHidden/>
-          </w:rPr>
-          <w:instrText xml:space="preserve"> PAGEREF _Toc244089881 \h </w:instrText>
-        </w:r>
-        <w:r>
-          <w:rPr>
-            <w:noProof/>
-            <w:webHidden/>
-          </w:rPr>
-        </w:r>
-        <w:r>
-          <w:rPr>
-            <w:noProof/>
-            <w:webHidden/>
-          </w:rPr>
-          <w:fldChar w:fldCharType="separate"/>
-        </w:r>
-        <w:r>
-          <w:rPr>
-            <w:noProof/>
-            <w:webHidden/>
-          </w:rPr>
-          <w:t>9</w:t>
-        </w:r>
-        <w:r>
-          <w:rPr>
-            <w:noProof/>
-            <w:webHidden/>
-          </w:rPr>
-          <w:fldChar w:fldCharType="end"/>
-        </w:r>
-      </w:hyperlink>
-    </w:p>
-    <w:p>
-      <w:pPr>
-        <w:pStyle w:val="TDC3"/>
-        <w:tabs>
-          <w:tab w:val="right" w:leader="dot" w:pos="9396"/>
-        </w:tabs>
-        <w:rPr>
-          <w:noProof/>
-        </w:rPr>
-      </w:pPr>
-      <w:hyperlink w:anchor="_Toc244089882" w:history="1">
-        <w:r>
-          <w:rPr>
-            <w:rStyle w:val="Hipervnculo"/>
-            <w:noProof/>
-          </w:rPr>
-          <w:t>5.1.4 A4 · Espectro de la señal simulada</w:t>
-        </w:r>
-        <w:r>
-          <w:rPr>
-            <w:noProof/>
-            <w:webHidden/>
-          </w:rPr>
-          <w:tab/>
-        </w:r>
-        <w:r>
-          <w:rPr>
-            <w:noProof/>
-            <w:webHidden/>
-          </w:rPr>
-          <w:fldChar w:fldCharType="begin"/>
-        </w:r>
-        <w:r>
-          <w:rPr>
-            <w:noProof/>
-            <w:webHidden/>
-          </w:rPr>
-          <w:instrText xml:space="preserve"> PAGEREF _Toc244089882 \h </w:instrText>
-        </w:r>
-        <w:r>
-          <w:rPr>
-            <w:noProof/>
-            <w:webHidden/>
-          </w:rPr>
-        </w:r>
-        <w:r>
-          <w:rPr>
-            <w:noProof/>
-            <w:webHidden/>
-          </w:rPr>
-          <w:fldChar w:fldCharType="separate"/>
-        </w:r>
-        <w:r>
-          <w:rPr>
-            <w:noProof/>
-            <w:webHidden/>
-          </w:rPr>
-          <w:t>10</w:t>
-        </w:r>
-        <w:r>
-          <w:rPr>
-            <w:noProof/>
-            <w:webHidden/>
-          </w:rPr>
-          <w:fldChar w:fldCharType="end"/>
-        </w:r>
-      </w:hyperlink>
-    </w:p>
-    <w:p>
-      <w:pPr>
-        <w:pStyle w:val="TDC3"/>
-        <w:tabs>
-          <w:tab w:val="right" w:leader="dot" w:pos="9396"/>
-        </w:tabs>
-        <w:rPr>
-          <w:noProof/>
-        </w:rPr>
-      </w:pPr>
-      <w:hyperlink w:anchor="_Toc244089883" w:history="1">
-        <w:r>
-          <w:rPr>
-            <w:rStyle w:val="Hipervnculo"/>
-            <w:noProof/>
-          </w:rPr>
-          <w:t>5.1.5 A5 · Diafonía entre electrodos</w:t>
-        </w:r>
-        <w:r>
-          <w:rPr>
-            <w:noProof/>
-            <w:webHidden/>
-          </w:rPr>
-          <w:tab/>
-        </w:r>
-        <w:r>
-          <w:rPr>
-            <w:noProof/>
-            <w:webHidden/>
-          </w:rPr>
-          <w:fldChar w:fldCharType="begin"/>
-        </w:r>
-        <w:r>
-          <w:rPr>
-            <w:noProof/>
-            <w:webHidden/>
-          </w:rPr>
-          <w:instrText xml:space="preserve"> PAGEREF _Toc244089883 \h </w:instrText>
-        </w:r>
-        <w:r>
-          <w:rPr>
-            <w:noProof/>
-            <w:webHidden/>
-          </w:rPr>
-        </w:r>
-        <w:r>
-          <w:rPr>
-            <w:noProof/>
-            <w:webHidden/>
-          </w:rPr>
-          <w:fldChar w:fldCharType="separate"/>
-        </w:r>
-        <w:r>
-          <w:rPr>
-            <w:noProof/>
-            <w:webHidden/>
-          </w:rPr>
-          <w:t>11</w:t>
-        </w:r>
-        <w:r>
-          <w:rPr>
-            <w:noProof/>
-            <w:webHidden/>
-          </w:rPr>
-          <w:fldChar w:fldCharType="end"/>
-        </w:r>
-      </w:hyperlink>
-    </w:p>
-    <w:p>
-      <w:pPr>
-        <w:pStyle w:val="TDC3"/>
-        <w:tabs>
-          <w:tab w:val="right" w:leader="dot" w:pos="9396"/>
-        </w:tabs>
-        <w:rPr>
-          <w:noProof/>
-        </w:rPr>
-      </w:pPr>
-      <w:hyperlink w:anchor="_Toc244089884" w:history="1">
-        <w:r>
-          <w:rPr>
-            <w:rStyle w:val="Hipervnculo"/>
-            <w:noProof/>
-          </w:rPr>
-          <w:t>5.1.6 A6 · Señal simulada frente a EMG real</w:t>
-        </w:r>
-        <w:r>
-          <w:rPr>
-            <w:noProof/>
-            <w:webHidden/>
-          </w:rPr>
-          <w:tab/>
-        </w:r>
-        <w:r>
-          <w:rPr>
-            <w:noProof/>
-            <w:webHidden/>
-          </w:rPr>
-          <w:fldChar w:fldCharType="begin"/>
-        </w:r>
-        <w:r>
-          <w:rPr>
-            <w:noProof/>
-            <w:webHidden/>
-          </w:rPr>
-          <w:instrText xml:space="preserve"> PAGEREF _Toc244089884 \h </w:instrText>
-        </w:r>
-        <w:r>
-          <w:rPr>
-            <w:noProof/>
-            <w:webHidden/>
-          </w:rPr>
-        </w:r>
-        <w:r>
-          <w:rPr>
-            <w:noProof/>
-            <w:webHidden/>
-          </w:rPr>
-          <w:fldChar w:fldCharType="separate"/>
-        </w:r>
-        <w:r>
-          <w:rPr>
-            <w:noProof/>
-            <w:webHidden/>
-          </w:rPr>
-          <w:t>12</w:t>
-        </w:r>
-        <w:r>
-          <w:rPr>
-            <w:noProof/>
-            <w:webHidden/>
-          </w:rPr>
-          <w:fldChar w:fldCharType="end"/>
-        </w:r>
-      </w:hyperlink>
-    </w:p>
-    <w:p>
-      <w:pPr>
-        <w:pStyle w:val="TDC2"/>
-        <w:tabs>
-          <w:tab w:val="right" w:leader="dot" w:pos="9396"/>
-        </w:tabs>
-        <w:rPr>
-          <w:noProof/>
-        </w:rPr>
-      </w:pPr>
-      <w:hyperlink w:anchor="_Toc244089885" w:history="1">
-        <w:r>
-          <w:rPr>
-            <w:rStyle w:val="Hipervnculo"/>
-            <w:noProof/>
-          </w:rPr>
-          <w:t>5.2 Grupo B: Procesamiento de la señal</w:t>
-        </w:r>
-        <w:r>
-          <w:rPr>
-            <w:noProof/>
-            <w:webHidden/>
-          </w:rPr>
-          <w:tab/>
-        </w:r>
-        <w:r>
-          <w:rPr>
-            <w:noProof/>
-            <w:webHidden/>
-          </w:rPr>
-          <w:fldChar w:fldCharType="begin"/>
-        </w:r>
-        <w:r>
-          <w:rPr>
-            <w:noProof/>
-            <w:webHidden/>
-          </w:rPr>
-          <w:instrText xml:space="preserve"> PAGEREF _Toc244089885 \h </w:instrText>
-        </w:r>
-        <w:r>
-          <w:rPr>
-            <w:noProof/>
-            <w:webHidden/>
-          </w:rPr>
-        </w:r>
-        <w:r>
-          <w:rPr>
-            <w:noProof/>
-            <w:webHidden/>
-          </w:rPr>
-          <w:fldChar w:fldCharType="separate"/>
-        </w:r>
-        <w:r>
-          <w:rPr>
-            <w:noProof/>
-            <w:webHidden/>
-          </w:rPr>
-          <w:t>13</w:t>
-        </w:r>
-        <w:r>
-          <w:rPr>
-            <w:noProof/>
-            <w:webHidden/>
-          </w:rPr>
-          <w:fldChar w:fldCharType="end"/>
-        </w:r>
-      </w:hyperlink>
-    </w:p>
-    <w:p>
-      <w:pPr>
-        <w:pStyle w:val="TDC3"/>
-        <w:tabs>
-          <w:tab w:val="right" w:leader="dot" w:pos="9396"/>
-        </w:tabs>
-        <w:rPr>
-          <w:noProof/>
-        </w:rPr>
-      </w:pPr>
-      <w:hyperlink w:anchor="_Toc244089886" w:history="1">
-        <w:r>
-          <w:rPr>
-            <w:rStyle w:val="Hipervnculo"/>
-            <w:noProof/>
-          </w:rPr>
-          <w:t>5.2.1 B1 · Características contra fórmulas analíticas</w:t>
-        </w:r>
-        <w:r>
-          <w:rPr>
-            <w:noProof/>
-            <w:webHidden/>
-          </w:rPr>
-          <w:tab/>
-        </w:r>
-        <w:r>
-          <w:rPr>
-            <w:noProof/>
-            <w:webHidden/>
-          </w:rPr>
-          <w:fldChar w:fldCharType="begin"/>
-        </w:r>
-        <w:r>
-          <w:rPr>
-            <w:noProof/>
-            <w:webHidden/>
-          </w:rPr>
-          <w:instrText xml:space="preserve"> PAGEREF _Toc244089886 \h </w:instrText>
-        </w:r>
-        <w:r>
-          <w:rPr>
-            <w:noProof/>
-            <w:webHidden/>
-          </w:rPr>
-        </w:r>
-        <w:r>
-          <w:rPr>
-            <w:noProof/>
-            <w:webHidden/>
-          </w:rPr>
-          <w:fldChar w:fldCharType="separate"/>
-        </w:r>
-        <w:r>
-          <w:rPr>
-            <w:noProof/>
-            <w:webHidden/>
-          </w:rPr>
-          <w:t>13</w:t>
-        </w:r>
-        <w:r>
-          <w:rPr>
-            <w:noProof/>
-            <w:webHidden/>
-          </w:rPr>
-          <w:fldChar w:fldCharType="end"/>
-        </w:r>
-      </w:hyperlink>
-    </w:p>
-    <w:p>
-      <w:pPr>
-        <w:pStyle w:val="TDC3"/>
-        <w:tabs>
-          <w:tab w:val="right" w:leader="dot" w:pos="9396"/>
-        </w:tabs>
-        <w:rPr>
-          <w:noProof/>
-        </w:rPr>
-      </w:pPr>
-      <w:hyperlink w:anchor="_Toc244089887" w:history="1">
-        <w:r>
-          <w:rPr>
-            <w:rStyle w:val="Hipervnculo"/>
-            <w:noProof/>
-          </w:rPr>
-          <w:t>5.2.2 B2 · Efecto de la calibración de la sesión</w:t>
-        </w:r>
-        <w:r>
-          <w:rPr>
-            <w:noProof/>
-            <w:webHidden/>
-          </w:rPr>
-          <w:tab/>
-        </w:r>
-        <w:r>
-          <w:rPr>
-            <w:noProof/>
-            <w:webHidden/>
-          </w:rPr>
-          <w:fldChar w:fldCharType="begin"/>
-        </w:r>
-        <w:r>
-          <w:rPr>
-            <w:noProof/>
-            <w:webHidden/>
-          </w:rPr>
-          <w:instrText xml:space="preserve"> PAGEREF _Toc244089887 \h </w:instrText>
-        </w:r>
-        <w:r>
-          <w:rPr>
-            <w:noProof/>
-            <w:webHidden/>
-          </w:rPr>
-        </w:r>
-        <w:r>
-          <w:rPr>
-            <w:noProof/>
-            <w:webHidden/>
-          </w:rPr>
-          <w:fldChar w:fldCharType="separate"/>
-        </w:r>
-        <w:r>
-          <w:rPr>
-            <w:noProof/>
-            <w:webHidden/>
-          </w:rPr>
-          <w:t>14</w:t>
-        </w:r>
-        <w:r>
-          <w:rPr>
-            <w:noProof/>
-            <w:webHidden/>
-          </w:rPr>
-          <w:fldChar w:fldCharType="end"/>
-        </w:r>
-      </w:hyperlink>
-    </w:p>
-    <w:p>
-      <w:pPr>
-        <w:pStyle w:val="TDC3"/>
-        <w:tabs>
-          <w:tab w:val="right" w:leader="dot" w:pos="9396"/>
-        </w:tabs>
-        <w:rPr>
-          <w:noProof/>
-        </w:rPr>
-      </w:pPr>
-      <w:hyperlink w:anchor="_Toc244089888" w:history="1">
-        <w:r>
-          <w:rPr>
-            <w:rStyle w:val="Hipervnculo"/>
-            <w:noProof/>
-          </w:rPr>
-          <w:t>5.2.3 B3 · Largo de la ventana: acierto frente a retardo</w:t>
-        </w:r>
-        <w:r>
-          <w:rPr>
-            <w:noProof/>
-            <w:webHidden/>
-          </w:rPr>
-          <w:tab/>
-        </w:r>
-        <w:r>
-          <w:rPr>
-            <w:noProof/>
-            <w:webHidden/>
-          </w:rPr>
-          <w:fldChar w:fldCharType="begin"/>
-        </w:r>
-        <w:r>
-          <w:rPr>
-            <w:noProof/>
-            <w:webHidden/>
-          </w:rPr>
-          <w:instrText xml:space="preserve"> PAGEREF _Toc244089888 \h </w:instrText>
-        </w:r>
-        <w:r>
-          <w:rPr>
-            <w:noProof/>
-            <w:webHidden/>
-          </w:rPr>
-        </w:r>
-        <w:r>
-          <w:rPr>
-            <w:noProof/>
-            <w:webHidden/>
-          </w:rPr>
-          <w:fldChar w:fldCharType="separate"/>
-        </w:r>
-        <w:r>
-          <w:rPr>
-            <w:noProof/>
-            <w:webHidden/>
-          </w:rPr>
-          <w:t>15</w:t>
-        </w:r>
-        <w:r>
-          <w:rPr>
-            <w:noProof/>
-            <w:webHidden/>
-          </w:rPr>
-          <w:fldChar w:fldCharType="end"/>
-        </w:r>
-      </w:hyperlink>
-    </w:p>
-    <w:p>
-      <w:pPr>
-        <w:pStyle w:val="TDC2"/>
-        <w:tabs>
-          <w:tab w:val="right" w:leader="dot" w:pos="9396"/>
-        </w:tabs>
-        <w:rPr>
-          <w:noProof/>
-        </w:rPr>
-      </w:pPr>
-      <w:hyperlink w:anchor="_Toc244089889" w:history="1">
-        <w:r>
-          <w:rPr>
-            <w:rStyle w:val="Hipervnculo"/>
-            <w:noProof/>
-          </w:rPr>
-          <w:t>5.3 Grupo C: Modelos de IA</w:t>
-        </w:r>
-        <w:r>
-          <w:rPr>
-            <w:noProof/>
-            <w:webHidden/>
-          </w:rPr>
-          <w:tab/>
-        </w:r>
-        <w:r>
-          <w:rPr>
-            <w:noProof/>
-            <w:webHidden/>
-          </w:rPr>
-          <w:fldChar w:fldCharType="begin"/>
-        </w:r>
-        <w:r>
-          <w:rPr>
-            <w:noProof/>
-            <w:webHidden/>
-          </w:rPr>
-          <w:instrText xml:space="preserve"> PAGEREF _Toc244089889 \h </w:instrText>
-        </w:r>
-        <w:r>
-          <w:rPr>
-            <w:noProof/>
-            <w:webHidden/>
-          </w:rPr>
-        </w:r>
-        <w:r>
-          <w:rPr>
-            <w:noProof/>
-            <w:webHidden/>
-          </w:rPr>
-          <w:fldChar w:fldCharType="separate"/>
-        </w:r>
-        <w:r>
-          <w:rPr>
-            <w:noProof/>
-            <w:webHidden/>
-          </w:rPr>
-          <w:t>16</w:t>
-        </w:r>
-        <w:r>
-          <w:rPr>
-            <w:noProof/>
-            <w:webHidden/>
-          </w:rPr>
-          <w:fldChar w:fldCharType="end"/>
-        </w:r>
-      </w:hyperlink>
-    </w:p>
-    <w:p>
-      <w:pPr>
-        <w:pStyle w:val="TDC3"/>
-        <w:tabs>
-          <w:tab w:val="right" w:leader="dot" w:pos="9396"/>
-        </w:tabs>
-        <w:rPr>
-          <w:noProof/>
-        </w:rPr>
-      </w:pPr>
-      <w:hyperlink w:anchor="_Toc244089890" w:history="1">
-        <w:r>
-          <w:rPr>
-            <w:rStyle w:val="Hipervnculo"/>
-            <w:noProof/>
-          </w:rPr>
-          <w:t>5.3.1 C1 · 2 electrodos frente a 10</w:t>
-        </w:r>
-        <w:r>
-          <w:rPr>
-            <w:noProof/>
-            <w:webHidden/>
-          </w:rPr>
-          <w:tab/>
-        </w:r>
-        <w:r>
-          <w:rPr>
-            <w:noProof/>
-            <w:webHidden/>
-          </w:rPr>
-          <w:fldChar w:fldCharType="begin"/>
-        </w:r>
-        <w:r>
-          <w:rPr>
-            <w:noProof/>
-            <w:webHidden/>
-          </w:rPr>
-          <w:instrText xml:space="preserve"> PAGEREF _Toc244089890 \h </w:instrText>
-        </w:r>
-        <w:r>
-          <w:rPr>
-            <w:noProof/>
-            <w:webHidden/>
-          </w:rPr>
-        </w:r>
-        <w:r>
-          <w:rPr>
-            <w:noProof/>
-            <w:webHidden/>
-          </w:rPr>
-          <w:fldChar w:fldCharType="separate"/>
-        </w:r>
-        <w:r>
-          <w:rPr>
-            <w:noProof/>
-            <w:webHidden/>
-          </w:rPr>
-          <w:t>16</w:t>
-        </w:r>
-        <w:r>
-          <w:rPr>
-            <w:noProof/>
-            <w:webHidden/>
-          </w:rPr>
-          <w:fldChar w:fldCharType="end"/>
-        </w:r>
-      </w:hyperlink>
-    </w:p>
-    <w:p>
-      <w:pPr>
-        <w:pStyle w:val="TDC3"/>
-        <w:tabs>
-          <w:tab w:val="right" w:leader="dot" w:pos="9396"/>
-        </w:tabs>
-        <w:rPr>
-          <w:noProof/>
-        </w:rPr>
-      </w:pPr>
-      <w:hyperlink w:anchor="_Toc244089891" w:history="1">
-        <w:r>
-          <w:rPr>
-            <w:rStyle w:val="Hipervnculo"/>
-            <w:noProof/>
-          </w:rPr>
-          <w:t>5.3.2 C2 · Ablación: cuántos y cuáles electrodos</w:t>
-        </w:r>
-        <w:r>
-          <w:rPr>
-            <w:noProof/>
-            <w:webHidden/>
-          </w:rPr>
-          <w:tab/>
-        </w:r>
-        <w:r>
-          <w:rPr>
-            <w:noProof/>
-            <w:webHidden/>
-          </w:rPr>
-          <w:fldChar w:fldCharType="begin"/>
-        </w:r>
-        <w:r>
-          <w:rPr>
-            <w:noProof/>
-            <w:webHidden/>
-          </w:rPr>
-          <w:instrText xml:space="preserve"> PAGEREF _Toc244089891 \h </w:instrText>
-        </w:r>
-        <w:r>
-          <w:rPr>
-            <w:noProof/>
-            <w:webHidden/>
-          </w:rPr>
-        </w:r>
-        <w:r>
-          <w:rPr>
-            <w:noProof/>
-            <w:webHidden/>
-          </w:rPr>
-          <w:fldChar w:fldCharType="separate"/>
-        </w:r>
-        <w:r>
-          <w:rPr>
-            <w:noProof/>
-            <w:webHidden/>
-          </w:rPr>
-          <w:t>17</w:t>
-        </w:r>
-        <w:r>
-          <w:rPr>
-            <w:noProof/>
-            <w:webHidden/>
-          </w:rPr>
-          <w:fldChar w:fldCharType="end"/>
-        </w:r>
-      </w:hyperlink>
-    </w:p>
-    <w:p>
-      <w:pPr>
-        <w:pStyle w:val="TDC3"/>
-        <w:tabs>
-          <w:tab w:val="right" w:leader="dot" w:pos="9396"/>
-        </w:tabs>
-        <w:rPr>
-          <w:noProof/>
-        </w:rPr>
-      </w:pPr>
-      <w:hyperlink w:anchor="_Toc244089892" w:history="1">
-        <w:r>
-          <w:rPr>
-            <w:rStyle w:val="Hipervnculo"/>
-            <w:noProof/>
-          </w:rPr>
-          <w:t>5.3.3 C3 · Generalización a personas nuevas</w:t>
-        </w:r>
-        <w:r>
-          <w:rPr>
-            <w:noProof/>
-            <w:webHidden/>
-          </w:rPr>
-          <w:tab/>
-        </w:r>
-        <w:r>
-          <w:rPr>
-            <w:noProof/>
-            <w:webHidden/>
-          </w:rPr>
-          <w:fldChar w:fldCharType="begin"/>
-        </w:r>
-        <w:r>
-          <w:rPr>
-            <w:noProof/>
-            <w:webHidden/>
-          </w:rPr>
-          <w:instrText xml:space="preserve"> PAGEREF _Toc244089892 \h </w:instrText>
-        </w:r>
-        <w:r>
-          <w:rPr>
-            <w:noProof/>
-            <w:webHidden/>
-          </w:rPr>
-        </w:r>
-        <w:r>
-          <w:rPr>
-            <w:noProof/>
-            <w:webHidden/>
-          </w:rPr>
-          <w:fldChar w:fldCharType="separate"/>
-        </w:r>
-        <w:r>
-          <w:rPr>
-            <w:noProof/>
-            <w:webHidden/>
-          </w:rPr>
-          <w:t>18</w:t>
-        </w:r>
-        <w:r>
-          <w:rPr>
-            <w:noProof/>
-            <w:webHidden/>
-          </w:rPr>
-          <w:fldChar w:fldCharType="end"/>
-        </w:r>
-      </w:hyperlink>
-    </w:p>
-    <w:p>
-      <w:pPr>
-        <w:pStyle w:val="TDC3"/>
-        <w:tabs>
-          <w:tab w:val="right" w:leader="dot" w:pos="9396"/>
-        </w:tabs>
-        <w:rPr>
-          <w:noProof/>
-        </w:rPr>
-      </w:pPr>
-      <w:hyperlink w:anchor="_Toc244089893" w:history="1">
-        <w:r>
-          <w:rPr>
-            <w:rStyle w:val="Hipervnculo"/>
-            <w:noProof/>
-          </w:rPr>
-          <w:t>5.3.4 C4 · Robustez: desplazamiento, ruido y fatiga</w:t>
-        </w:r>
-        <w:r>
-          <w:rPr>
-            <w:noProof/>
-            <w:webHidden/>
-          </w:rPr>
-          <w:tab/>
-        </w:r>
-        <w:r>
-          <w:rPr>
-            <w:noProof/>
-            <w:webHidden/>
-          </w:rPr>
-          <w:fldChar w:fldCharType="begin"/>
-        </w:r>
-        <w:r>
-          <w:rPr>
-            <w:noProof/>
-            <w:webHidden/>
-          </w:rPr>
-          <w:instrText xml:space="preserve"> PAGEREF _Toc244089893 \h </w:instrText>
-        </w:r>
-        <w:r>
-          <w:rPr>
-            <w:noProof/>
-            <w:webHidden/>
-          </w:rPr>
-        </w:r>
-        <w:r>
-          <w:rPr>
-            <w:noProof/>
-            <w:webHidden/>
-          </w:rPr>
-          <w:fldChar w:fldCharType="separate"/>
-        </w:r>
-        <w:r>
-          <w:rPr>
-            <w:noProof/>
-            <w:webHidden/>
-          </w:rPr>
-          <w:t>19</w:t>
-        </w:r>
-        <w:r>
-          <w:rPr>
-            <w:noProof/>
-            <w:webHidden/>
-          </w:rPr>
-          <w:fldChar w:fldCharType="end"/>
-        </w:r>
-      </w:hyperlink>
-    </w:p>
-    <w:p>
-      <w:pPr>
-        <w:pStyle w:val="TDC3"/>
-        <w:tabs>
-          <w:tab w:val="right" w:leader="dot" w:pos="9396"/>
-        </w:tabs>
-        <w:rPr>
-          <w:noProof/>
-        </w:rPr>
-      </w:pPr>
-      <w:hyperlink w:anchor="_Toc244089894" w:history="1">
-        <w:r>
-          <w:rPr>
-            <w:rStyle w:val="Hipervnculo"/>
-            <w:noProof/>
-          </w:rPr>
-          <w:t>5.3.5 C5 · Falla de un electrodo</w:t>
-        </w:r>
-        <w:r>
-          <w:rPr>
-            <w:noProof/>
-            <w:webHidden/>
-          </w:rPr>
-          <w:tab/>
-        </w:r>
-        <w:r>
-          <w:rPr>
-            <w:noProof/>
-            <w:webHidden/>
-          </w:rPr>
-          <w:fldChar w:fldCharType="begin"/>
-        </w:r>
-        <w:r>
-          <w:rPr>
-            <w:noProof/>
-            <w:webHidden/>
-          </w:rPr>
-          <w:instrText xml:space="preserve"> PAGEREF _Toc244089894 \h </w:instrText>
-        </w:r>
-        <w:r>
-          <w:rPr>
-            <w:noProof/>
-            <w:webHidden/>
-          </w:rPr>
-        </w:r>
-        <w:r>
-          <w:rPr>
-            <w:noProof/>
-            <w:webHidden/>
-          </w:rPr>
-          <w:fldChar w:fldCharType="separate"/>
-        </w:r>
-        <w:r>
-          <w:rPr>
-            <w:noProof/>
-            <w:webHidden/>
-          </w:rPr>
-          <w:t>20</w:t>
-        </w:r>
-        <w:r>
-          <w:rPr>
-            <w:noProof/>
-            <w:webHidden/>
-          </w:rPr>
-          <w:fldChar w:fldCharType="end"/>
-        </w:r>
-      </w:hyperlink>
-    </w:p>
-    <w:p>
-      <w:pPr>
-        <w:pStyle w:val="TDC3"/>
-        <w:tabs>
-          <w:tab w:val="right" w:leader="dot" w:pos="9396"/>
-        </w:tabs>
-        <w:rPr>
-          <w:noProof/>
-        </w:rPr>
-      </w:pPr>
-      <w:hyperlink w:anchor="_Toc244089895" w:history="1">
-        <w:r>
-          <w:rPr>
-            <w:rStyle w:val="Hipervnculo"/>
-            <w:noProof/>
-          </w:rPr>
-          <w:t>5.3.6 C6 · Neuroevolución (NEAT) frente a gradiente</w:t>
-        </w:r>
-        <w:r>
-          <w:rPr>
-            <w:noProof/>
-            <w:webHidden/>
-          </w:rPr>
-          <w:tab/>
-        </w:r>
-        <w:r>
-          <w:rPr>
-            <w:noProof/>
-            <w:webHidden/>
-          </w:rPr>
-          <w:fldChar w:fldCharType="begin"/>
-        </w:r>
-        <w:r>
-          <w:rPr>
-            <w:noProof/>
-            <w:webHidden/>
-          </w:rPr>
-          <w:instrText xml:space="preserve"> PAGEREF _Toc244089895 \h </w:instrText>
-        </w:r>
-        <w:r>
-          <w:rPr>
-            <w:noProof/>
-            <w:webHidden/>
-          </w:rPr>
-        </w:r>
-        <w:r>
-          <w:rPr>
-            <w:noProof/>
-            <w:webHidden/>
-          </w:rPr>
-          <w:fldChar w:fldCharType="separate"/>
-        </w:r>
-        <w:r>
-          <w:rPr>
-            <w:noProof/>
-            <w:webHidden/>
-          </w:rPr>
-          <w:t>21</w:t>
-        </w:r>
-        <w:r>
-          <w:rPr>
-            <w:noProof/>
-            <w:webHidden/>
-          </w:rPr>
-          <w:fldChar w:fldCharType="end"/>
-        </w:r>
-      </w:hyperlink>
-    </w:p>
-    <w:p>
-      <w:pPr>
-        <w:pStyle w:val="TDC3"/>
-        <w:tabs>
-          <w:tab w:val="right" w:leader="dot" w:pos="9396"/>
-        </w:tabs>
-        <w:rPr>
-          <w:noProof/>
-        </w:rPr>
-      </w:pPr>
-      <w:hyperlink w:anchor="_Toc244089896" w:history="1">
-        <w:r>
-          <w:rPr>
-            <w:rStyle w:val="Hipervnculo"/>
-            <w:noProof/>
-          </w:rPr>
-          <w:t>5.3.7 C7 · Aprendizaje contrastivo con pocas etiquetas</w:t>
-        </w:r>
-        <w:r>
-          <w:rPr>
-            <w:noProof/>
-            <w:webHidden/>
-          </w:rPr>
-          <w:tab/>
-        </w:r>
-        <w:r>
-          <w:rPr>
-            <w:noProof/>
-            <w:webHidden/>
-          </w:rPr>
-          <w:fldChar w:fldCharType="begin"/>
-        </w:r>
-        <w:r>
-          <w:rPr>
-            <w:noProof/>
-            <w:webHidden/>
-          </w:rPr>
-          <w:instrText xml:space="preserve"> PAGEREF _Toc244089896 \h </w:instrText>
-        </w:r>
-        <w:r>
-          <w:rPr>
-            <w:noProof/>
-            <w:webHidden/>
-          </w:rPr>
-        </w:r>
-        <w:r>
-          <w:rPr>
-            <w:noProof/>
-            <w:webHidden/>
-          </w:rPr>
-          <w:fldChar w:fldCharType="separate"/>
-        </w:r>
-        <w:r>
-          <w:rPr>
-            <w:noProof/>
-            <w:webHidden/>
-          </w:rPr>
-          <w:t>22</w:t>
-        </w:r>
-        <w:r>
-          <w:rPr>
-            <w:noProof/>
-            <w:webHidden/>
-          </w:rPr>
-          <w:fldChar w:fldCharType="end"/>
-        </w:r>
-      </w:hyperlink>
-    </w:p>
-    <w:p>
-      <w:pPr>
-        <w:pStyle w:val="TDC3"/>
-        <w:tabs>
-          <w:tab w:val="right" w:leader="dot" w:pos="9396"/>
-        </w:tabs>
-        <w:rPr>
-          <w:noProof/>
-        </w:rPr>
-      </w:pPr>
-      <w:hyperlink w:anchor="_Toc244089897" w:history="1">
-        <w:r>
-          <w:rPr>
-            <w:rStyle w:val="Hipervnculo"/>
-            <w:noProof/>
-          </w:rPr>
-          <w:t>5.3.8 C8 · Mano bebé: reproducibilidad del aprendizaje autónomo</w:t>
-        </w:r>
-        <w:r>
-          <w:rPr>
-            <w:noProof/>
-            <w:webHidden/>
-          </w:rPr>
-          <w:tab/>
-        </w:r>
-        <w:r>
-          <w:rPr>
-            <w:noProof/>
-            <w:webHidden/>
-          </w:rPr>
-          <w:fldChar w:fldCharType="begin"/>
-        </w:r>
-        <w:r>
-          <w:rPr>
-            <w:noProof/>
-            <w:webHidden/>
-          </w:rPr>
-          <w:instrText xml:space="preserve"> PAGEREF _Toc244089897 \h </w:instrText>
-        </w:r>
-        <w:r>
-          <w:rPr>
-            <w:noProof/>
-            <w:webHidden/>
-          </w:rPr>
-        </w:r>
-        <w:r>
-          <w:rPr>
-            <w:noProof/>
-            <w:webHidden/>
-          </w:rPr>
-          <w:fldChar w:fldCharType="separate"/>
-        </w:r>
-        <w:r>
-          <w:rPr>
-            <w:noProof/>
-            <w:webHidden/>
-          </w:rPr>
-          <w:t>23</w:t>
-        </w:r>
-        <w:r>
-          <w:rPr>
-            <w:noProof/>
-            <w:webHidden/>
-          </w:rPr>
-          <w:fldChar w:fldCharType="end"/>
-        </w:r>
-      </w:hyperlink>
-    </w:p>
-    <w:p>
-      <w:pPr>
-        <w:pStyle w:val="TDC3"/>
-        <w:tabs>
-          <w:tab w:val="right" w:leader="dot" w:pos="9396"/>
-        </w:tabs>
-        <w:rPr>
-          <w:noProof/>
-        </w:rPr>
-      </w:pPr>
-      <w:hyperlink w:anchor="_Toc244089898" w:history="1">
-        <w:r>
-          <w:rPr>
-            <w:rStyle w:val="Hipervnculo"/>
-            <w:noProof/>
-          </w:rPr>
-          <w:t>5.3.9 C9 · Convergencia de la competencia (PBT)</w:t>
-        </w:r>
-        <w:r>
-          <w:rPr>
-            <w:noProof/>
-            <w:webHidden/>
-          </w:rPr>
-          <w:tab/>
-        </w:r>
-        <w:r>
-          <w:rPr>
-            <w:noProof/>
-            <w:webHidden/>
-          </w:rPr>
-          <w:fldChar w:fldCharType="begin"/>
-        </w:r>
-        <w:r>
-          <w:rPr>
-            <w:noProof/>
-            <w:webHidden/>
-          </w:rPr>
-          <w:instrText xml:space="preserve"> PAGEREF _Toc244089898 \h </w:instrText>
-        </w:r>
-        <w:r>
-          <w:rPr>
-            <w:noProof/>
-            <w:webHidden/>
-          </w:rPr>
-        </w:r>
-        <w:r>
-          <w:rPr>
-            <w:noProof/>
-            <w:webHidden/>
-          </w:rPr>
-          <w:fldChar w:fldCharType="separate"/>
-        </w:r>
-        <w:r>
-          <w:rPr>
-            <w:noProof/>
-            <w:webHidden/>
-          </w:rPr>
-          <w:t>24</w:t>
-        </w:r>
-        <w:r>
-          <w:rPr>
-            <w:noProof/>
-            <w:webHidden/>
-          </w:rPr>
-          <w:fldChar w:fldCharType="end"/>
-        </w:r>
-      </w:hyperlink>
-    </w:p>
-    <w:p>
-      <w:pPr>
-        <w:pStyle w:val="TDC2"/>
-        <w:tabs>
-          <w:tab w:val="right" w:leader="dot" w:pos="9396"/>
-        </w:tabs>
-        <w:rPr>
-          <w:noProof/>
-        </w:rPr>
-      </w:pPr>
-      <w:hyperlink w:anchor="_Toc244089899" w:history="1">
-        <w:r>
-          <w:rPr>
-            <w:rStyle w:val="Hipervnculo"/>
-            <w:noProof/>
-          </w:rPr>
-          <w:t>5.4 Grupo D: Embebido (ESP32), sin la placa</w:t>
-        </w:r>
-        <w:r>
-          <w:rPr>
-            <w:noProof/>
-            <w:webHidden/>
-          </w:rPr>
-          <w:tab/>
-        </w:r>
-        <w:r>
-          <w:rPr>
-            <w:noProof/>
-            <w:webHidden/>
-          </w:rPr>
-          <w:fldChar w:fldCharType="begin"/>
-        </w:r>
-        <w:r>
-          <w:rPr>
-            <w:noProof/>
-            <w:webHidden/>
-          </w:rPr>
-          <w:instrText xml:space="preserve"> PAGEREF _Toc244089899 \h </w:instrText>
-        </w:r>
-        <w:r>
-          <w:rPr>
-            <w:noProof/>
-            <w:webHidden/>
-          </w:rPr>
-        </w:r>
-        <w:r>
-          <w:rPr>
-            <w:noProof/>
-            <w:webHidden/>
-          </w:rPr>
-          <w:fldChar w:fldCharType="separate"/>
-        </w:r>
-        <w:r>
-          <w:rPr>
-            <w:noProof/>
-            <w:webHidden/>
-          </w:rPr>
-          <w:t>25</w:t>
-        </w:r>
-        <w:r>
-          <w:rPr>
-            <w:noProof/>
-            <w:webHidden/>
-          </w:rPr>
-          <w:fldChar w:fldCharType="end"/>
-        </w:r>
-      </w:hyperlink>
-    </w:p>
-    <w:p>
-      <w:pPr>
-        <w:pStyle w:val="TDC3"/>
-        <w:tabs>
-          <w:tab w:val="right" w:leader="dot" w:pos="9396"/>
-        </w:tabs>
-        <w:rPr>
-          <w:noProof/>
-        </w:rPr>
-      </w:pPr>
-      <w:hyperlink w:anchor="_Toc244089900" w:history="1">
-        <w:r>
-          <w:rPr>
-            <w:rStyle w:val="Hipervnculo"/>
-            <w:noProof/>
-          </w:rPr>
-          <w:t>5.4.1 D1 · El firmware da lo mismo que Python</w:t>
-        </w:r>
-        <w:r>
-          <w:rPr>
-            <w:noProof/>
-            <w:webHidden/>
-          </w:rPr>
-          <w:tab/>
-        </w:r>
-        <w:r>
-          <w:rPr>
-            <w:noProof/>
-            <w:webHidden/>
-          </w:rPr>
-          <w:fldChar w:fldCharType="begin"/>
-        </w:r>
-        <w:r>
-          <w:rPr>
-            <w:noProof/>
-            <w:webHidden/>
-          </w:rPr>
-          <w:instrText xml:space="preserve"> PAGEREF _Toc244089900 \h </w:instrText>
-        </w:r>
-        <w:r>
-          <w:rPr>
-            <w:noProof/>
-            <w:webHidden/>
-          </w:rPr>
-        </w:r>
-        <w:r>
-          <w:rPr>
-            <w:noProof/>
-            <w:webHidden/>
-          </w:rPr>
-          <w:fldChar w:fldCharType="separate"/>
-        </w:r>
-        <w:r>
-          <w:rPr>
-            <w:noProof/>
-            <w:webHidden/>
-          </w:rPr>
-          <w:t>25</w:t>
-        </w:r>
-        <w:r>
-          <w:rPr>
-            <w:noProof/>
-            <w:webHidden/>
-          </w:rPr>
-          <w:fldChar w:fldCharType="end"/>
-        </w:r>
-      </w:hyperlink>
-    </w:p>
-    <w:p>
-      <w:pPr>
-        <w:pStyle w:val="TDC3"/>
-        <w:tabs>
-          <w:tab w:val="right" w:leader="dot" w:pos="9396"/>
-        </w:tabs>
-        <w:rPr>
-          <w:noProof/>
-        </w:rPr>
-      </w:pPr>
-      <w:hyperlink w:anchor="_Toc244089901" w:history="1">
-        <w:r>
-          <w:rPr>
-            <w:rStyle w:val="Hipervnculo"/>
-            <w:noProof/>
-          </w:rPr>
-          <w:t>5.4.2 D2 · Recursos del ESP32: memoria y tiempo</w:t>
-        </w:r>
-        <w:r>
-          <w:rPr>
-            <w:noProof/>
-            <w:webHidden/>
-          </w:rPr>
-          <w:tab/>
-        </w:r>
-        <w:r>
-          <w:rPr>
-            <w:noProof/>
-            <w:webHidden/>
-          </w:rPr>
-          <w:fldChar w:fldCharType="begin"/>
-        </w:r>
-        <w:r>
-          <w:rPr>
-            <w:noProof/>
-            <w:webHidden/>
-          </w:rPr>
-          <w:instrText xml:space="preserve"> PAGEREF _Toc244089901 \h </w:instrText>
-        </w:r>
-        <w:r>
-          <w:rPr>
-            <w:noProof/>
-            <w:webHidden/>
-          </w:rPr>
-        </w:r>
-        <w:r>
-          <w:rPr>
-            <w:noProof/>
-            <w:webHidden/>
-          </w:rPr>
-          <w:fldChar w:fldCharType="separate"/>
-        </w:r>
-        <w:r>
-          <w:rPr>
-            <w:noProof/>
-            <w:webHidden/>
-          </w:rPr>
-          <w:t>26</w:t>
-        </w:r>
-        <w:r>
-          <w:rPr>
-            <w:noProof/>
-            <w:webHidden/>
-          </w:rPr>
-          <w:fldChar w:fldCharType="end"/>
-        </w:r>
-      </w:hyperlink>
-    </w:p>
-    <w:p>
-      <w:pPr>
-        <w:pStyle w:val="TDC3"/>
-        <w:tabs>
-          <w:tab w:val="right" w:leader="dot" w:pos="9396"/>
-        </w:tabs>
-        <w:rPr>
-          <w:noProof/>
-        </w:rPr>
-      </w:pPr>
-      <w:hyperlink w:anchor="_Toc244089902" w:history="1">
-        <w:r>
-          <w:rPr>
-            <w:rStyle w:val="Hipervnculo"/>
-            <w:noProof/>
-          </w:rPr>
-          <w:t>5.4.3 D3 · Presupuesto de muestreo de los 10 electrodos</w:t>
-        </w:r>
-        <w:r>
-          <w:rPr>
-            <w:noProof/>
-            <w:webHidden/>
-          </w:rPr>
-          <w:tab/>
-        </w:r>
-        <w:r>
-          <w:rPr>
-            <w:noProof/>
-            <w:webHidden/>
-          </w:rPr>
-          <w:fldChar w:fldCharType="begin"/>
-        </w:r>
-        <w:r>
-          <w:rPr>
-            <w:noProof/>
-            <w:webHidden/>
-          </w:rPr>
-          <w:instrText xml:space="preserve"> PAGEREF _Toc244089902 \h </w:instrText>
-        </w:r>
-        <w:r>
-          <w:rPr>
-            <w:noProof/>
-            <w:webHidden/>
-          </w:rPr>
-        </w:r>
-        <w:r>
-          <w:rPr>
-            <w:noProof/>
-            <w:webHidden/>
-          </w:rPr>
-          <w:fldChar w:fldCharType="separate"/>
-        </w:r>
-        <w:r>
-          <w:rPr>
-            <w:noProof/>
-            <w:webHidden/>
-          </w:rPr>
-          <w:t>26</w:t>
-        </w:r>
-        <w:r>
-          <w:rPr>
-            <w:noProof/>
-            <w:webHidden/>
-          </w:rPr>
-          <w:fldChar w:fldCharType="end"/>
-        </w:r>
-      </w:hyperlink>
-    </w:p>
-    <w:p>
-      <w:pPr>
-        <w:pStyle w:val="TDC3"/>
-        <w:tabs>
-          <w:tab w:val="right" w:leader="dot" w:pos="9396"/>
-        </w:tabs>
-        <w:rPr>
-          <w:noProof/>
-        </w:rPr>
-      </w:pPr>
-      <w:hyperlink w:anchor="_Toc244089903" w:history="1">
-        <w:r>
-          <w:rPr>
-            <w:rStyle w:val="Hipervnculo"/>
-            <w:noProof/>
-          </w:rPr>
-          <w:t>5.4.4 D4 · Latencia de reconocimiento</w:t>
-        </w:r>
-        <w:r>
-          <w:rPr>
-            <w:noProof/>
-            <w:webHidden/>
-          </w:rPr>
-          <w:tab/>
-        </w:r>
-        <w:r>
-          <w:rPr>
-            <w:noProof/>
-            <w:webHidden/>
-          </w:rPr>
-          <w:fldChar w:fldCharType="begin"/>
-        </w:r>
-        <w:r>
-          <w:rPr>
-            <w:noProof/>
-            <w:webHidden/>
-          </w:rPr>
-          <w:instrText xml:space="preserve"> PAGEREF _Toc244089903 \h </w:instrText>
-        </w:r>
-        <w:r>
-          <w:rPr>
-            <w:noProof/>
-            <w:webHidden/>
-          </w:rPr>
-        </w:r>
-        <w:r>
-          <w:rPr>
-            <w:noProof/>
-            <w:webHidden/>
-          </w:rPr>
-          <w:fldChar w:fldCharType="separate"/>
-        </w:r>
-        <w:r>
-          <w:rPr>
-            <w:noProof/>
-            <w:webHidden/>
-          </w:rPr>
-          <w:t>27</w:t>
-        </w:r>
-        <w:r>
-          <w:rPr>
-            <w:noProof/>
-            <w:webHidden/>
-          </w:rPr>
-          <w:fldChar w:fldCharType="end"/>
-        </w:r>
-      </w:hyperlink>
-    </w:p>
-    <w:p>
-      <w:pPr>
-        <w:pStyle w:val="TDC2"/>
-        <w:tabs>
-          <w:tab w:val="right" w:leader="dot" w:pos="9396"/>
-        </w:tabs>
-        <w:rPr>
-          <w:noProof/>
-        </w:rPr>
-      </w:pPr>
-      <w:hyperlink w:anchor="_Toc244089904" w:history="1">
-        <w:r>
-          <w:rPr>
-            <w:rStyle w:val="Hipervnculo"/>
-            <w:noProof/>
-          </w:rPr>
-          <w:t>5.5 Grupo G: Software y aplicaciones</w:t>
-        </w:r>
-        <w:r>
-          <w:rPr>
-            <w:noProof/>
-            <w:webHidden/>
-          </w:rPr>
-          <w:tab/>
-        </w:r>
-        <w:r>
-          <w:rPr>
-            <w:noProof/>
-            <w:webHidden/>
-          </w:rPr>
-          <w:fldChar w:fldCharType="begin"/>
-        </w:r>
-        <w:r>
-          <w:rPr>
-            <w:noProof/>
-            <w:webHidden/>
-          </w:rPr>
-          <w:instrText xml:space="preserve"> PAGEREF _Toc244089904 \h </w:instrText>
-        </w:r>
-        <w:r>
-          <w:rPr>
-            <w:noProof/>
-            <w:webHidden/>
-          </w:rPr>
-        </w:r>
-        <w:r>
-          <w:rPr>
-            <w:noProof/>
-            <w:webHidden/>
-          </w:rPr>
-          <w:fldChar w:fldCharType="separate"/>
-        </w:r>
-        <w:r>
-          <w:rPr>
-            <w:noProof/>
-            <w:webHidden/>
-          </w:rPr>
-          <w:t>28</w:t>
-        </w:r>
-        <w:r>
-          <w:rPr>
-            <w:noProof/>
-            <w:webHidden/>
-          </w:rPr>
-          <w:fldChar w:fldCharType="end"/>
-        </w:r>
-      </w:hyperlink>
-    </w:p>
-    <w:p>
-      <w:pPr>
-        <w:pStyle w:val="TDC3"/>
-        <w:tabs>
-          <w:tab w:val="right" w:leader="dot" w:pos="9396"/>
-        </w:tabs>
-        <w:rPr>
-          <w:noProof/>
-        </w:rPr>
-      </w:pPr>
-      <w:hyperlink w:anchor="_Toc244089905" w:history="1">
-        <w:r>
-          <w:rPr>
-            <w:rStyle w:val="Hipervnculo"/>
-            <w:noProof/>
-          </w:rPr>
-          <w:t>5.5.1 G1 · Persistencia: cerrar y reabrir</w:t>
-        </w:r>
-        <w:r>
-          <w:rPr>
-            <w:noProof/>
-            <w:webHidden/>
-          </w:rPr>
-          <w:tab/>
-        </w:r>
-        <w:r>
-          <w:rPr>
-            <w:noProof/>
-            <w:webHidden/>
-          </w:rPr>
-          <w:fldChar w:fldCharType="begin"/>
-        </w:r>
-        <w:r>
-          <w:rPr>
-            <w:noProof/>
-            <w:webHidden/>
-          </w:rPr>
-          <w:instrText xml:space="preserve"> PAGEREF _Toc244089905 \h </w:instrText>
-        </w:r>
-        <w:r>
-          <w:rPr>
-            <w:noProof/>
-            <w:webHidden/>
-          </w:rPr>
-        </w:r>
-        <w:r>
-          <w:rPr>
-            <w:noProof/>
-            <w:webHidden/>
-          </w:rPr>
-          <w:fldChar w:fldCharType="separate"/>
-        </w:r>
-        <w:r>
-          <w:rPr>
-            <w:noProof/>
-            <w:webHidden/>
-          </w:rPr>
-          <w:t>28</w:t>
-        </w:r>
-        <w:r>
-          <w:rPr>
-            <w:noProof/>
-            <w:webHidden/>
-          </w:rPr>
-          <w:fldChar w:fldCharType="end"/>
-        </w:r>
-      </w:hyperlink>
-    </w:p>
-    <w:p>
-      <w:pPr>
-        <w:pStyle w:val="TDC3"/>
-        <w:tabs>
-          <w:tab w:val="right" w:leader="dot" w:pos="9396"/>
-        </w:tabs>
-        <w:rPr>
-          <w:noProof/>
-        </w:rPr>
-      </w:pPr>
-      <w:hyperlink w:anchor="_Toc244089906" w:history="1">
-        <w:r>
-          <w:rPr>
-            <w:rStyle w:val="Hipervnculo"/>
-            <w:noProof/>
-          </w:rPr>
-          <w:t>5.5.2 G2 · Estabilidad en operación prolongada</w:t>
-        </w:r>
-        <w:r>
-          <w:rPr>
-            <w:noProof/>
-            <w:webHidden/>
-          </w:rPr>
-          <w:tab/>
-        </w:r>
-        <w:r>
-          <w:rPr>
-            <w:noProof/>
-            <w:webHidden/>
-          </w:rPr>
-          <w:fldChar w:fldCharType="begin"/>
-        </w:r>
-        <w:r>
-          <w:rPr>
-            <w:noProof/>
-            <w:webHidden/>
-          </w:rPr>
-          <w:instrText xml:space="preserve"> PAGEREF _Toc244089906 \h </w:instrText>
-        </w:r>
-        <w:r>
-          <w:rPr>
-            <w:noProof/>
-            <w:webHidden/>
-          </w:rPr>
-        </w:r>
-        <w:r>
-          <w:rPr>
-            <w:noProof/>
-            <w:webHidden/>
-          </w:rPr>
-          <w:fldChar w:fldCharType="separate"/>
-        </w:r>
-        <w:r>
-          <w:rPr>
-            <w:noProof/>
-            <w:webHidden/>
-          </w:rPr>
-          <w:t>28</w:t>
-        </w:r>
-        <w:r>
-          <w:rPr>
-            <w:noProof/>
-            <w:webHidden/>
-          </w:rPr>
-          <w:fldChar w:fldCharType="end"/>
-        </w:r>
-      </w:hyperlink>
-    </w:p>
-    <w:p>
-      <w:pPr>
-        <w:pStyle w:val="TDC3"/>
-        <w:tabs>
-          <w:tab w:val="right" w:leader="dot" w:pos="9396"/>
-        </w:tabs>
-        <w:rPr>
-          <w:noProof/>
-        </w:rPr>
-      </w:pPr>
-      <w:hyperlink w:anchor="_Toc244089907" w:history="1">
-        <w:r>
-          <w:rPr>
-            <w:rStyle w:val="Hipervnculo"/>
-            <w:noProof/>
-          </w:rPr>
-          <w:t>5.5.3 G3 · Portátil: batería y poca RAM</w:t>
-        </w:r>
-        <w:r>
-          <w:rPr>
-            <w:noProof/>
-            <w:webHidden/>
-          </w:rPr>
-          <w:tab/>
-        </w:r>
-        <w:r>
-          <w:rPr>
-            <w:noProof/>
-            <w:webHidden/>
-          </w:rPr>
-          <w:fldChar w:fldCharType="begin"/>
-        </w:r>
-        <w:r>
-          <w:rPr>
-            <w:noProof/>
-            <w:webHidden/>
-          </w:rPr>
-          <w:instrText xml:space="preserve"> PAGEREF _Toc244089907 \h </w:instrText>
-        </w:r>
-        <w:r>
-          <w:rPr>
-            <w:noProof/>
-            <w:webHidden/>
-          </w:rPr>
-        </w:r>
-        <w:r>
-          <w:rPr>
-            <w:noProof/>
-            <w:webHidden/>
-          </w:rPr>
-          <w:fldChar w:fldCharType="separate"/>
-        </w:r>
-        <w:r>
-          <w:rPr>
-            <w:noProof/>
-            <w:webHidden/>
-          </w:rPr>
-          <w:t>29</w:t>
-        </w:r>
-        <w:r>
-          <w:rPr>
-            <w:noProof/>
-            <w:webHidden/>
-          </w:rPr>
-          <w:fldChar w:fldCharType="end"/>
-        </w:r>
-      </w:hyperlink>
-    </w:p>
-    <w:p>
-      <w:pPr>
-        <w:pStyle w:val="TDC3"/>
-        <w:tabs>
-          <w:tab w:val="right" w:leader="dot" w:pos="9396"/>
-        </w:tabs>
-        <w:rPr>
-          <w:noProof/>
-        </w:rPr>
-      </w:pPr>
-      <w:hyperlink w:anchor="_Toc244089908" w:history="1">
-        <w:r>
-          <w:rPr>
-            <w:rStyle w:val="Hipervnculo"/>
-            <w:noProof/>
-          </w:rPr>
-          <w:t>5.5.4 G4 · Pruebas automáticas (pytest)</w:t>
-        </w:r>
-        <w:r>
-          <w:rPr>
-            <w:noProof/>
-            <w:webHidden/>
-          </w:rPr>
-          <w:tab/>
-        </w:r>
-        <w:r>
-          <w:rPr>
-            <w:noProof/>
-            <w:webHidden/>
-          </w:rPr>
-          <w:fldChar w:fldCharType="begin"/>
-        </w:r>
-        <w:r>
-          <w:rPr>
-            <w:noProof/>
-            <w:webHidden/>
-          </w:rPr>
-          <w:instrText xml:space="preserve"> PAGEREF _Toc244089908 \h </w:instrText>
-        </w:r>
-        <w:r>
-          <w:rPr>
-            <w:noProof/>
-            <w:webHidden/>
-          </w:rPr>
-        </w:r>
-        <w:r>
-          <w:rPr>
-            <w:noProof/>
-            <w:webHidden/>
-          </w:rPr>
-          <w:fldChar w:fldCharType="separate"/>
-        </w:r>
-        <w:r>
-          <w:rPr>
-            <w:noProof/>
-            <w:webHidden/>
-          </w:rPr>
-          <w:t>30</w:t>
-        </w:r>
-        <w:r>
-          <w:rPr>
-            <w:noProof/>
-            <w:webHidden/>
-          </w:rPr>
-          <w:fldChar w:fldCharType="end"/>
-        </w:r>
-      </w:hyperlink>
-    </w:p>
-    <w:p>
-      <w:pPr>
-        <w:pStyle w:val="TDC1"/>
-        <w:tabs>
-          <w:tab w:val="right" w:leader="dot" w:pos="9396"/>
-        </w:tabs>
-        <w:rPr>
-          <w:noProof/>
-        </w:rPr>
-      </w:pPr>
-      <w:hyperlink w:anchor="_Toc244089909" w:history="1">
-        <w:r>
-          <w:rPr>
-            <w:rStyle w:val="Hipervnculo"/>
-            <w:noProof/>
-          </w:rPr>
-          <w:t>6. Hallazgos y acciones</w:t>
-        </w:r>
-        <w:r>
-          <w:rPr>
-            <w:noProof/>
-            <w:webHidden/>
-          </w:rPr>
-          <w:tab/>
-        </w:r>
-        <w:r>
-          <w:rPr>
-            <w:noProof/>
-            <w:webHidden/>
-          </w:rPr>
-          <w:fldChar w:fldCharType="begin"/>
-        </w:r>
-        <w:r>
-          <w:rPr>
-            <w:noProof/>
-            <w:webHidden/>
-          </w:rPr>
-          <w:instrText xml:space="preserve"> PAGEREF _Toc244089909 \h </w:instrText>
-        </w:r>
-        <w:r>
-          <w:rPr>
-            <w:noProof/>
-            <w:webHidden/>
-          </w:rPr>
-        </w:r>
-        <w:r>
-          <w:rPr>
-            <w:noProof/>
-            <w:webHidden/>
-          </w:rPr>
-          <w:fldChar w:fldCharType="separate"/>
-        </w:r>
-        <w:r>
-          <w:rPr>
-            <w:noProof/>
-            <w:webHidden/>
-          </w:rPr>
-          <w:t>30</w:t>
-        </w:r>
-        <w:r>
-          <w:rPr>
-            <w:noProof/>
-            <w:webHidden/>
-          </w:rPr>
-          <w:fldChar w:fldCharType="end"/>
-        </w:r>
-      </w:hyperlink>
-    </w:p>
-    <w:p>
-      <w:pPr>
-        <w:pStyle w:val="TDC1"/>
-        <w:tabs>
-          <w:tab w:val="right" w:leader="dot" w:pos="9396"/>
-        </w:tabs>
-        <w:rPr>
-          <w:noProof/>
-        </w:rPr>
-      </w:pPr>
-      <w:hyperlink w:anchor="_Toc244089910" w:history="1">
-        <w:r>
-          <w:rPr>
-            <w:rStyle w:val="Hipervnculo"/>
-            <w:noProof/>
-          </w:rPr>
-          <w:t>7. Pruebas fuera de alcance</w:t>
-        </w:r>
-        <w:r>
-          <w:rPr>
-            <w:noProof/>
-            <w:webHidden/>
-          </w:rPr>
-          <w:tab/>
-        </w:r>
-        <w:r>
-          <w:rPr>
-            <w:noProof/>
-            <w:webHidden/>
-          </w:rPr>
-          <w:fldChar w:fldCharType="begin"/>
-        </w:r>
-        <w:r>
-          <w:rPr>
-            <w:noProof/>
-            <w:webHidden/>
-          </w:rPr>
-          <w:instrText xml:space="preserve"> PAGEREF _Toc244089910 \h </w:instrText>
-        </w:r>
-        <w:r>
-          <w:rPr>
-            <w:noProof/>
-            <w:webHidden/>
-          </w:rPr>
-        </w:r>
-        <w:r>
-          <w:rPr>
-            <w:noProof/>
-            <w:webHidden/>
-          </w:rPr>
-          <w:fldChar w:fldCharType="separate"/>
-        </w:r>
-        <w:r>
-          <w:rPr>
-            <w:noProof/>
-            <w:webHidden/>
-          </w:rPr>
-          <w:t>31</w:t>
-        </w:r>
-        <w:r>
-          <w:rPr>
-            <w:noProof/>
-            <w:webHidden/>
-          </w:rPr>
-          <w:fldChar w:fldCharType="end"/>
-        </w:r>
-      </w:hyperlink>
-    </w:p>
-    <w:p>
-      <w:pPr>
-        <w:pStyle w:val="TDC1"/>
-        <w:tabs>
-          <w:tab w:val="right" w:leader="dot" w:pos="9396"/>
-        </w:tabs>
-        <w:rPr>
-          <w:noProof/>
-        </w:rPr>
-      </w:pPr>
-      <w:hyperlink w:anchor="_Toc244089911" w:history="1">
-        <w:r>
-          <w:rPr>
-            <w:rStyle w:val="Hipervnculo"/>
-            <w:noProof/>
-          </w:rPr>
-          <w:t>8. Cómo reproducir las pruebas</w:t>
-        </w:r>
-        <w:r>
-          <w:rPr>
-            <w:noProof/>
-            <w:webHidden/>
-          </w:rPr>
-          <w:tab/>
-        </w:r>
-        <w:r>
-          <w:rPr>
-            <w:noProof/>
-            <w:webHidden/>
-          </w:rPr>
-          <w:fldChar w:fldCharType="begin"/>
-        </w:r>
-        <w:r>
-          <w:rPr>
-            <w:noProof/>
-            <w:webHidden/>
-          </w:rPr>
-          <w:instrText xml:space="preserve"> PAGEREF _Toc244089911 \h </w:instrText>
+          <w:instrText xml:space="preserve"> PAGEREF _Toc244090366 \h </w:instrText>
         </w:r>
         <w:r>
           <w:rPr>
@@ -3428,7 +3360,7 @@
       <w:pPr>
         <w:pStyle w:val="Ttulo1"/>
       </w:pPr>
-      <w:bookmarkStart w:id="1" w:name="_Toc244089868"/>
+      <w:bookmarkStart w:id="0" w:name="_Toc244090323"/>
       <w:r>
         <w:lastRenderedPageBreak/>
         <w:t>1. Introducci</w:t>
@@ -3439,13 +3371,13 @@
       <w:r>
         <w:t>n</w:t>
       </w:r>
-      <w:bookmarkEnd w:id="1"/>
+      <w:bookmarkEnd w:id="0"/>
     </w:p>
     <w:p>
       <w:pPr>
         <w:pStyle w:val="Ttulo2"/>
       </w:pPr>
-      <w:bookmarkStart w:id="2" w:name="_Toc244089869"/>
+      <w:bookmarkStart w:id="1" w:name="_Toc244090324"/>
       <w:r>
         <w:t>1.1 Prop</w:t>
       </w:r>
@@ -3455,7 +3387,7 @@
       <w:r>
         <w:t>sito</w:t>
       </w:r>
-      <w:bookmarkEnd w:id="2"/>
+      <w:bookmarkEnd w:id="1"/>
     </w:p>
     <w:p>
       <w:pPr>
@@ -3478,11 +3410,11 @@
       <w:pPr>
         <w:pStyle w:val="Ttulo2"/>
       </w:pPr>
-      <w:bookmarkStart w:id="3" w:name="_Toc244089870"/>
+      <w:bookmarkStart w:id="2" w:name="_Toc244090325"/>
       <w:r>
         <w:t>1.2 Alcance</w:t>
       </w:r>
-      <w:bookmarkEnd w:id="3"/>
+      <w:bookmarkEnd w:id="2"/>
     </w:p>
     <w:p>
       <w:pPr>
@@ -3812,21 +3744,21 @@
       <w:pPr>
         <w:pStyle w:val="Ttulo1"/>
       </w:pPr>
-      <w:bookmarkStart w:id="4" w:name="_Toc244089871"/>
+      <w:bookmarkStart w:id="3" w:name="_Toc244090326"/>
       <w:r>
         <w:t>2. Plan de pruebas</w:t>
       </w:r>
-      <w:bookmarkEnd w:id="4"/>
+      <w:bookmarkEnd w:id="3"/>
     </w:p>
     <w:p>
       <w:pPr>
         <w:pStyle w:val="Ttulo2"/>
       </w:pPr>
-      <w:bookmarkStart w:id="5" w:name="_Toc244089872"/>
+      <w:bookmarkStart w:id="4" w:name="_Toc244090327"/>
       <w:r>
         <w:t>2.1 Enfoque</w:t>
       </w:r>
-      <w:bookmarkEnd w:id="5"/>
+      <w:bookmarkEnd w:id="4"/>
     </w:p>
     <w:p>
       <w:pPr>
@@ -3905,11 +3837,11 @@
       <w:pPr>
         <w:pStyle w:val="Ttulo2"/>
       </w:pPr>
-      <w:bookmarkStart w:id="6" w:name="_Toc244089873"/>
+      <w:bookmarkStart w:id="5" w:name="_Toc244090328"/>
       <w:r>
         <w:t>2.2 Criterios generales</w:t>
       </w:r>
-      <w:bookmarkEnd w:id="6"/>
+      <w:bookmarkEnd w:id="5"/>
     </w:p>
     <w:p>
       <w:pPr>
@@ -3961,11 +3893,11 @@
       <w:pPr>
         <w:pStyle w:val="Ttulo2"/>
       </w:pPr>
-      <w:bookmarkStart w:id="7" w:name="_Toc244089874"/>
+      <w:bookmarkStart w:id="6" w:name="_Toc244090329"/>
       <w:r>
         <w:t>2.3 Entorno</w:t>
       </w:r>
-      <w:bookmarkEnd w:id="7"/>
+      <w:bookmarkEnd w:id="6"/>
     </w:p>
     <w:p>
       <w:pPr>
@@ -4212,7 +4144,7 @@
               <w:rPr>
                 <w:sz w:val="19"/>
               </w:rPr>
-              <w:t>26 y 27 de octubre de 2026, con las aplicaciones abiertas (la CPU y la GPU compartidas)</w:t>
+              <w:t>Del 2026-10-27 15:02 al 2026-10-28 13:52, con las aplicaciones abiertas (la CPU y la GPU compartidas)</w:t>
             </w:r>
           </w:p>
         </w:tc>
@@ -4227,11 +4159,11 @@
       <w:pPr>
         <w:pStyle w:val="Ttulo1"/>
       </w:pPr>
-      <w:bookmarkStart w:id="8" w:name="_Toc244089875"/>
+      <w:bookmarkStart w:id="7" w:name="_Toc244090330"/>
       <w:r>
         <w:t>3. Matriz de trazabilidad</w:t>
       </w:r>
-      <w:bookmarkEnd w:id="8"/>
+      <w:bookmarkEnd w:id="7"/>
     </w:p>
     <w:p>
       <w:pPr>
@@ -4698,7 +4630,14 @@
               <w:rPr>
                 <w:sz w:val="17"/>
               </w:rPr>
-              <w:t>Mano bebé: aprendizaje autónomo con 10 músculos, sin metas predeterminadas, repertorio sin límite y espejo de manos reales de internet.</w:t>
+              <w:t xml:space="preserve">Mano bebé: aprendizaje autónomo con 10 músculos, sin metas </w:t>
+            </w:r>
+            <w:r>
+              <w:rPr>
+                <w:sz w:val="17"/>
+              </w:rPr>
+              <w:lastRenderedPageBreak/>
+              <w:t>predeterminadas, repertorio sin límite y espejo de manos reales de internet.</w:t>
             </w:r>
           </w:p>
         </w:tc>
@@ -4711,6 +4650,7 @@
               <w:rPr>
                 <w:sz w:val="17"/>
               </w:rPr>
+              <w:lastRenderedPageBreak/>
               <w:t>C8</w:t>
             </w:r>
           </w:p>
@@ -4730,7 +4670,6 @@
               <w:rPr>
                 <w:sz w:val="17"/>
               </w:rPr>
-              <w:lastRenderedPageBreak/>
               <w:t>RF-10</w:t>
             </w:r>
           </w:p>
@@ -5364,11 +5303,11 @@
       <w:pPr>
         <w:pStyle w:val="Ttulo1"/>
       </w:pPr>
-      <w:bookmarkStart w:id="9" w:name="_Toc244089876"/>
+      <w:bookmarkStart w:id="8" w:name="_Toc244090331"/>
       <w:r>
         <w:t>4. Resumen de resultados</w:t>
       </w:r>
-      <w:bookmarkEnd w:id="9"/>
+      <w:bookmarkEnd w:id="8"/>
     </w:p>
     <w:p>
       <w:pPr>
@@ -5887,6 +5826,7 @@
               <w:rPr>
                 <w:sz w:val="16"/>
               </w:rPr>
+              <w:lastRenderedPageBreak/>
               <w:t>B2</w:t>
             </w:r>
           </w:p>
@@ -5901,14 +5841,7 @@
               <w:rPr>
                 <w:sz w:val="16"/>
               </w:rPr>
-              <w:t xml:space="preserve">Efecto de la calibración de la </w:t>
-            </w:r>
-            <w:r>
-              <w:rPr>
-                <w:sz w:val="16"/>
-              </w:rPr>
-              <w:lastRenderedPageBreak/>
-              <w:t>sesión</w:t>
+              <w:t>Efecto de la calibración de la sesión</w:t>
             </w:r>
           </w:p>
         </w:tc>
@@ -5922,7 +5855,6 @@
               <w:rPr>
                 <w:sz w:val="16"/>
               </w:rPr>
-              <w:lastRenderedPageBreak/>
               <w:t>Cumple</w:t>
             </w:r>
           </w:p>
@@ -5937,14 +5869,7 @@
               <w:rPr>
                 <w:sz w:val="16"/>
               </w:rPr>
-              <w:t xml:space="preserve">Acierto en personas nuevas: 96,7 % sin calibrar → 98,7 % calibrado (+2,0 puntos; </w:t>
-            </w:r>
-            <w:r>
-              <w:rPr>
-                <w:sz w:val="16"/>
-              </w:rPr>
-              <w:lastRenderedPageBreak/>
-              <w:t>mejora en 5 de 5 particiones).</w:t>
+              <w:t>Acierto en personas nuevas: 96,7 % sin calibrar → 98,7 % calibrado (+2,0 puntos; mejora en 5 de 5 particiones).</w:t>
             </w:r>
           </w:p>
         </w:tc>
@@ -5962,7 +5887,6 @@
               <w:rPr>
                 <w:sz w:val="16"/>
               </w:rPr>
-              <w:lastRenderedPageBreak/>
               <w:t>B3</w:t>
             </w:r>
           </w:p>
@@ -7026,6 +6950,7 @@
         <w:rPr>
           <w:b/>
         </w:rPr>
+        <w:lastRenderedPageBreak/>
         <w:t>19 cumplen, 5 no cumplen (A4, A6, C5, C7, D4) y 2 son informativas (C6, C9).</w:t>
       </w:r>
     </w:p>
@@ -7033,28 +6958,27 @@
       <w:pPr>
         <w:pStyle w:val="Ttulo1"/>
       </w:pPr>
-      <w:bookmarkStart w:id="10" w:name="_Toc244089877"/>
+      <w:bookmarkStart w:id="9" w:name="_Toc244090332"/>
       <w:r>
-        <w:lastRenderedPageBreak/>
         <w:t>5. Fichas de prueba</w:t>
+      </w:r>
+      <w:bookmarkEnd w:id="9"/>
+    </w:p>
+    <w:p>
+      <w:pPr>
+        <w:pStyle w:val="Ttulo2"/>
+      </w:pPr>
+      <w:bookmarkStart w:id="10" w:name="_Toc244090333"/>
+      <w:r>
+        <w:t>5.1 Grupo A: Gemelo digital</w:t>
       </w:r>
       <w:bookmarkEnd w:id="10"/>
     </w:p>
     <w:p>
       <w:pPr>
-        <w:pStyle w:val="Ttulo2"/>
-      </w:pPr>
-      <w:bookmarkStart w:id="11" w:name="_Toc244089878"/>
-      <w:r>
-        <w:t>5.1 Grupo A: Gemelo digital</w:t>
-      </w:r>
-      <w:bookmarkEnd w:id="11"/>
-    </w:p>
-    <w:p>
-      <w:pPr>
         <w:pStyle w:val="Ttulo3"/>
       </w:pPr>
-      <w:bookmarkStart w:id="12" w:name="_Toc244089879"/>
+      <w:bookmarkStart w:id="11" w:name="_Toc244090334"/>
       <w:r>
         <w:t xml:space="preserve">5.1.1 A1 </w:t>
       </w:r>
@@ -7076,7 +7000,7 @@
       <w:r>
         <w:t>electrodo</w:t>
       </w:r>
-      <w:bookmarkEnd w:id="12"/>
+      <w:bookmarkEnd w:id="11"/>
     </w:p>
     <w:tbl>
       <w:tblPr>
@@ -7314,7 +7238,7 @@
           <w:noProof/>
         </w:rPr>
         <w:drawing>
-          <wp:inline distT="0" distB="0" distL="0" distR="0" wp14:anchorId="332C22D2" wp14:editId="3F40A383">
+          <wp:inline distT="0" distB="0" distL="0" distR="0" wp14:anchorId="5CF9768E" wp14:editId="6945FDC6">
             <wp:extent cx="5760000" cy="3015392"/>
             <wp:effectExtent l="0" t="0" r="0" b="0"/>
             <wp:docPr id="1" name="Picture 1"/>
@@ -7363,18 +7287,15 @@
         <w:jc w:val="both"/>
       </w:pPr>
       <w:r>
-        <w:t xml:space="preserve">El acople reproduce la anatomía: los electrodos palmares captan flexores y los dorsales extensores, con FCU, FDS, FCR, ECR, EDC y ECU como los más captados. Los músculos profundos (FDP, FPL, EIP, EPL) </w:t>
-      </w:r>
-      <w:r>
         <w:lastRenderedPageBreak/>
-        <w:t>llegan atenuados, como en la realidad. Un giro de 15° cambia una cuarta parte del acople: por eso la calibración de la sesión es necesaria.</w:t>
+        <w:t>El acople reproduce la anatomía: los electrodos palmares captan flexores y los dorsales extensores, con FCU, FDS, FCR, ECR, EDC y ECU como los más captados. Los músculos profundos (FDP, FPL, EIP, EPL) llegan atenuados, como en la realidad. Un giro de 15° cambia una cuarta parte del acople: por eso la calibración de la sesión es necesaria.</w:t>
       </w:r>
     </w:p>
     <w:p>
       <w:pPr>
         <w:pStyle w:val="Ttulo3"/>
       </w:pPr>
-      <w:bookmarkStart w:id="13" w:name="_Toc244089880"/>
+      <w:bookmarkStart w:id="12" w:name="_Toc244090335"/>
       <w:r>
         <w:t xml:space="preserve">5.1.2 A2 </w:t>
       </w:r>
@@ -7390,7 +7311,7 @@
       <w:r>
         <w:t>n del AD620</w:t>
       </w:r>
-      <w:bookmarkEnd w:id="13"/>
+      <w:bookmarkEnd w:id="12"/>
     </w:p>
     <w:tbl>
       <w:tblPr>
@@ -7628,7 +7549,7 @@
           <w:noProof/>
         </w:rPr>
         <w:drawing>
-          <wp:inline distT="0" distB="0" distL="0" distR="0" wp14:anchorId="2DCDAE89" wp14:editId="46AD7E5C">
+          <wp:inline distT="0" distB="0" distL="0" distR="0" wp14:anchorId="3D258D1D" wp14:editId="64A378DC">
             <wp:extent cx="5760000" cy="2431476"/>
             <wp:effectExtent l="0" t="0" r="0" b="0"/>
             <wp:docPr id="2" name="Picture 2"/>
@@ -7684,7 +7605,7 @@
       <w:pPr>
         <w:pStyle w:val="Ttulo3"/>
       </w:pPr>
-      <w:bookmarkStart w:id="14" w:name="_Toc244089881"/>
+      <w:bookmarkStart w:id="13" w:name="_Toc244090336"/>
       <w:r>
         <w:t xml:space="preserve">5.1.3 A3 </w:t>
       </w:r>
@@ -7694,7 +7615,7 @@
       <w:r>
         <w:t xml:space="preserve"> Respuesta en frecuencia del filtro</w:t>
       </w:r>
-      <w:bookmarkEnd w:id="14"/>
+      <w:bookmarkEnd w:id="13"/>
     </w:p>
     <w:tbl>
       <w:tblPr>
@@ -7731,7 +7652,14 @@
               <w:rPr>
                 <w:sz w:val="19"/>
               </w:rPr>
-              <w:t>Verificar que el pasa-banda de la segunda etapa (R1 = 10 kΩ, C1 = 1 µF, Rf = 100 kΩ, Cf = 3,3 nF) tenga los cortes de diseño.</w:t>
+              <w:t xml:space="preserve">Verificar que el pasa-banda de la segunda etapa (R1 = 10 kΩ, C1 = 1 µF, Rf = 100 kΩ, Cf </w:t>
+            </w:r>
+            <w:r>
+              <w:rPr>
+                <w:sz w:val="19"/>
+              </w:rPr>
+              <w:lastRenderedPageBreak/>
+              <w:t>= 3,3 nF) tenga los cortes de diseño.</w:t>
             </w:r>
           </w:p>
         </w:tc>
@@ -7748,6 +7676,7 @@
                 <w:b/>
                 <w:sz w:val="19"/>
               </w:rPr>
+              <w:lastRenderedPageBreak/>
               <w:t>Requerimientos</w:t>
             </w:r>
           </w:p>
@@ -7778,7 +7707,6 @@
                 <w:b/>
                 <w:sz w:val="19"/>
               </w:rPr>
-              <w:lastRenderedPageBreak/>
               <w:t>Procedimiento</w:t>
             </w:r>
           </w:p>
@@ -7933,7 +7861,7 @@
           <w:noProof/>
         </w:rPr>
         <w:drawing>
-          <wp:inline distT="0" distB="0" distL="0" distR="0" wp14:anchorId="08D558EE" wp14:editId="7BC15D34">
+          <wp:inline distT="0" distB="0" distL="0" distR="0" wp14:anchorId="6E607C44" wp14:editId="068C2F92">
             <wp:extent cx="5040000" cy="2498276"/>
             <wp:effectExtent l="0" t="0" r="0" b="0"/>
             <wp:docPr id="3" name="Picture 3"/>
@@ -7989,7 +7917,7 @@
       <w:pPr>
         <w:pStyle w:val="Ttulo3"/>
       </w:pPr>
-      <w:bookmarkStart w:id="15" w:name="_Toc244089882"/>
+      <w:bookmarkStart w:id="14" w:name="_Toc244090337"/>
       <w:r>
         <w:t xml:space="preserve">5.1.4 A4 </w:t>
       </w:r>
@@ -8005,7 +7933,7 @@
       <w:r>
         <w:t>al simulada</w:t>
       </w:r>
-      <w:bookmarkEnd w:id="15"/>
+      <w:bookmarkEnd w:id="14"/>
     </w:p>
     <w:tbl>
       <w:tblPr>
@@ -8162,7 +8090,14 @@
               <w:rPr>
                 <w:sz w:val="19"/>
               </w:rPr>
-              <w:t>Frecuencia mediana 113 Hz (p10–p90: 102–179 Hz); 67 % de las señales dentro de 50–150 Hz.</w:t>
+              <w:t>Frecuencia mediana 113 Hz (p10–p90: 102–179 Hz); 67 % de las señales dentro de 50–</w:t>
+            </w:r>
+            <w:r>
+              <w:rPr>
+                <w:sz w:val="19"/>
+              </w:rPr>
+              <w:lastRenderedPageBreak/>
+              <w:t>150 Hz.</w:t>
             </w:r>
           </w:p>
         </w:tc>
@@ -8179,6 +8114,7 @@
                 <w:b/>
                 <w:sz w:val="19"/>
               </w:rPr>
+              <w:lastRenderedPageBreak/>
               <w:t>Estado</w:t>
             </w:r>
           </w:p>
@@ -8209,7 +8145,6 @@
                 <w:b/>
                 <w:sz w:val="19"/>
               </w:rPr>
-              <w:lastRenderedPageBreak/>
               <w:t>Ejecución</w:t>
             </w:r>
           </w:p>
@@ -8244,7 +8179,7 @@
           <w:noProof/>
         </w:rPr>
         <w:drawing>
-          <wp:inline distT="0" distB="0" distL="0" distR="0" wp14:anchorId="44217D51" wp14:editId="53D155C8">
+          <wp:inline distT="0" distB="0" distL="0" distR="0" wp14:anchorId="4B09B90C" wp14:editId="4F0CE65D">
             <wp:extent cx="5760000" cy="2340853"/>
             <wp:effectExtent l="0" t="0" r="0" b="0"/>
             <wp:docPr id="4" name="Picture 4"/>
@@ -8315,7 +8250,7 @@
       <w:pPr>
         <w:pStyle w:val="Ttulo3"/>
       </w:pPr>
-      <w:bookmarkStart w:id="16" w:name="_Toc244089883"/>
+      <w:bookmarkStart w:id="15" w:name="_Toc244090338"/>
       <w:r>
         <w:t xml:space="preserve">5.1.5 A5 </w:t>
       </w:r>
@@ -8331,7 +8266,7 @@
       <w:r>
         <w:t>a entre electrodos</w:t>
       </w:r>
-      <w:bookmarkEnd w:id="16"/>
+      <w:bookmarkEnd w:id="15"/>
     </w:p>
     <w:tbl>
       <w:tblPr>
@@ -8570,7 +8505,7 @@
         </w:rPr>
         <w:lastRenderedPageBreak/>
         <w:drawing>
-          <wp:inline distT="0" distB="0" distL="0" distR="0" wp14:anchorId="20D4ACD4" wp14:editId="19F70C52">
+          <wp:inline distT="0" distB="0" distL="0" distR="0" wp14:anchorId="3CEE51EE" wp14:editId="1DC9F0A1">
             <wp:extent cx="3960000" cy="3354303"/>
             <wp:effectExtent l="0" t="0" r="0" b="0"/>
             <wp:docPr id="5" name="Picture 5"/>
@@ -8626,7 +8561,7 @@
       <w:pPr>
         <w:pStyle w:val="Ttulo3"/>
       </w:pPr>
-      <w:bookmarkStart w:id="17" w:name="_Toc244089884"/>
+      <w:bookmarkStart w:id="16" w:name="_Toc244090339"/>
       <w:r>
         <w:t xml:space="preserve">5.1.6 A6 </w:t>
       </w:r>
@@ -8642,7 +8577,7 @@
       <w:r>
         <w:t>al simulada frente a EMG real</w:t>
       </w:r>
-      <w:bookmarkEnd w:id="17"/>
+      <w:bookmarkEnd w:id="16"/>
     </w:p>
     <w:tbl>
       <w:tblPr>
@@ -8881,7 +8816,7 @@
         </w:rPr>
         <w:lastRenderedPageBreak/>
         <w:drawing>
-          <wp:inline distT="0" distB="0" distL="0" distR="0" wp14:anchorId="35A06E52" wp14:editId="66B51308">
+          <wp:inline distT="0" distB="0" distL="0" distR="0" wp14:anchorId="672109CE" wp14:editId="79822250">
             <wp:extent cx="5760000" cy="1967841"/>
             <wp:effectExtent l="0" t="0" r="0" b="0"/>
             <wp:docPr id="6" name="Picture 6"/>
@@ -8943,7 +8878,7 @@
       <w:pPr>
         <w:pStyle w:val="Ttulo2"/>
       </w:pPr>
-      <w:bookmarkStart w:id="18" w:name="_Toc244089885"/>
+      <w:bookmarkStart w:id="17" w:name="_Toc244090340"/>
       <w:r>
         <w:t>5.2 Grupo B: Procesamiento de la se</w:t>
       </w:r>
@@ -8953,13 +8888,13 @@
       <w:r>
         <w:t>al</w:t>
       </w:r>
-      <w:bookmarkEnd w:id="18"/>
+      <w:bookmarkEnd w:id="17"/>
     </w:p>
     <w:p>
       <w:pPr>
         <w:pStyle w:val="Ttulo3"/>
       </w:pPr>
-      <w:bookmarkStart w:id="19" w:name="_Toc244089886"/>
+      <w:bookmarkStart w:id="18" w:name="_Toc244090341"/>
       <w:r>
         <w:t xml:space="preserve">5.2.1 B1 </w:t>
       </w:r>
@@ -8987,7 +8922,7 @@
       <w:r>
         <w:t>ticas</w:t>
       </w:r>
-      <w:bookmarkEnd w:id="19"/>
+      <w:bookmarkEnd w:id="18"/>
     </w:p>
     <w:tbl>
       <w:tblPr>
@@ -9226,7 +9161,7 @@
         </w:rPr>
         <w:lastRenderedPageBreak/>
         <w:drawing>
-          <wp:inline distT="0" distB="0" distL="0" distR="0" wp14:anchorId="4BA8128A" wp14:editId="09DC22E9">
+          <wp:inline distT="0" distB="0" distL="0" distR="0" wp14:anchorId="106B4848" wp14:editId="7EC0B750">
             <wp:extent cx="5760000" cy="1894082"/>
             <wp:effectExtent l="0" t="0" r="0" b="0"/>
             <wp:docPr id="7" name="Picture 7"/>
@@ -9282,7 +9217,7 @@
       <w:pPr>
         <w:pStyle w:val="Ttulo3"/>
       </w:pPr>
-      <w:bookmarkStart w:id="20" w:name="_Toc244089887"/>
+      <w:bookmarkStart w:id="19" w:name="_Toc244090342"/>
       <w:r>
         <w:t xml:space="preserve">5.2.2 B2 </w:t>
       </w:r>
@@ -9304,7 +9239,7 @@
       <w:r>
         <w:t>n</w:t>
       </w:r>
-      <w:bookmarkEnd w:id="20"/>
+      <w:bookmarkEnd w:id="19"/>
     </w:p>
     <w:tbl>
       <w:tblPr>
@@ -9543,7 +9478,7 @@
         </w:rPr>
         <w:lastRenderedPageBreak/>
         <w:drawing>
-          <wp:inline distT="0" distB="0" distL="0" distR="0" wp14:anchorId="5D33F1E6" wp14:editId="2CD3F9AB">
+          <wp:inline distT="0" distB="0" distL="0" distR="0" wp14:anchorId="42456B01" wp14:editId="7C26D16A">
             <wp:extent cx="3600000" cy="2125746"/>
             <wp:effectExtent l="0" t="0" r="0" b="0"/>
             <wp:docPr id="8" name="Picture 8"/>
@@ -9599,7 +9534,7 @@
       <w:pPr>
         <w:pStyle w:val="Ttulo3"/>
       </w:pPr>
-      <w:bookmarkStart w:id="21" w:name="_Toc244089888"/>
+      <w:bookmarkStart w:id="20" w:name="_Toc244090343"/>
       <w:r>
         <w:t xml:space="preserve">5.2.3 B3 </w:t>
       </w:r>
@@ -9609,7 +9544,7 @@
       <w:r>
         <w:t xml:space="preserve"> Largo de la ventana: acierto frente a retardo</w:t>
       </w:r>
-      <w:bookmarkEnd w:id="21"/>
+      <w:bookmarkEnd w:id="20"/>
     </w:p>
     <w:tbl>
       <w:tblPr>
@@ -9848,7 +9783,7 @@
         </w:rPr>
         <w:lastRenderedPageBreak/>
         <w:drawing>
-          <wp:inline distT="0" distB="0" distL="0" distR="0" wp14:anchorId="5B1DEB4A" wp14:editId="25D84B61">
+          <wp:inline distT="0" distB="0" distL="0" distR="0" wp14:anchorId="783CB75B" wp14:editId="4C5314F8">
             <wp:extent cx="3960000" cy="2223973"/>
             <wp:effectExtent l="0" t="0" r="0" b="0"/>
             <wp:docPr id="9" name="Picture 9"/>
@@ -9904,17 +9839,17 @@
       <w:pPr>
         <w:pStyle w:val="Ttulo2"/>
       </w:pPr>
-      <w:bookmarkStart w:id="22" w:name="_Toc244089889"/>
+      <w:bookmarkStart w:id="21" w:name="_Toc244090344"/>
       <w:r>
         <w:t>5.3 Grupo C: Modelos de IA</w:t>
       </w:r>
-      <w:bookmarkEnd w:id="22"/>
+      <w:bookmarkEnd w:id="21"/>
     </w:p>
     <w:p>
       <w:pPr>
         <w:pStyle w:val="Ttulo3"/>
       </w:pPr>
-      <w:bookmarkStart w:id="23" w:name="_Toc244089890"/>
+      <w:bookmarkStart w:id="22" w:name="_Toc244090345"/>
       <w:r>
         <w:t xml:space="preserve">5.3.1 C1 </w:t>
       </w:r>
@@ -9924,7 +9859,7 @@
       <w:r>
         <w:t xml:space="preserve"> 2 electrodos frente a 10</w:t>
       </w:r>
-      <w:bookmarkEnd w:id="23"/>
+      <w:bookmarkEnd w:id="22"/>
     </w:p>
     <w:tbl>
       <w:tblPr>
@@ -10163,7 +10098,7 @@
         </w:rPr>
         <w:lastRenderedPageBreak/>
         <w:drawing>
-          <wp:inline distT="0" distB="0" distL="0" distR="0" wp14:anchorId="75D08560" wp14:editId="5B99BC78">
+          <wp:inline distT="0" distB="0" distL="0" distR="0" wp14:anchorId="2A585220" wp14:editId="19535BE9">
             <wp:extent cx="5760000" cy="2130647"/>
             <wp:effectExtent l="0" t="0" r="0" b="0"/>
             <wp:docPr id="10" name="Picture 10"/>
@@ -10219,7 +10154,7 @@
       <w:pPr>
         <w:pStyle w:val="Ttulo3"/>
       </w:pPr>
-      <w:bookmarkStart w:id="24" w:name="_Toc244089891"/>
+      <w:bookmarkStart w:id="23" w:name="_Toc244090346"/>
       <w:r>
         <w:t xml:space="preserve">5.3.2 C2 </w:t>
       </w:r>
@@ -10247,7 +10182,7 @@
       <w:r>
         <w:t>les electrodos</w:t>
       </w:r>
-      <w:bookmarkEnd w:id="24"/>
+      <w:bookmarkEnd w:id="23"/>
     </w:p>
     <w:tbl>
       <w:tblPr>
@@ -10486,7 +10421,7 @@
         </w:rPr>
         <w:lastRenderedPageBreak/>
         <w:drawing>
-          <wp:inline distT="0" distB="0" distL="0" distR="0" wp14:anchorId="33E02687" wp14:editId="3932E834">
+          <wp:inline distT="0" distB="0" distL="0" distR="0" wp14:anchorId="2DF9BBA8" wp14:editId="60A0F6D8">
             <wp:extent cx="5760000" cy="2227373"/>
             <wp:effectExtent l="0" t="0" r="0" b="0"/>
             <wp:docPr id="11" name="Picture 11"/>
@@ -10542,7 +10477,7 @@
       <w:pPr>
         <w:pStyle w:val="Ttulo3"/>
       </w:pPr>
-      <w:bookmarkStart w:id="25" w:name="_Toc244089892"/>
+      <w:bookmarkStart w:id="24" w:name="_Toc244090347"/>
       <w:r>
         <w:t xml:space="preserve">5.3.3 C3 </w:t>
       </w:r>
@@ -10558,7 +10493,7 @@
       <w:r>
         <w:t>n a personas nuevas</w:t>
       </w:r>
-      <w:bookmarkEnd w:id="25"/>
+      <w:bookmarkEnd w:id="24"/>
     </w:p>
     <w:tbl>
       <w:tblPr>
@@ -10797,7 +10732,7 @@
         </w:rPr>
         <w:lastRenderedPageBreak/>
         <w:drawing>
-          <wp:inline distT="0" distB="0" distL="0" distR="0" wp14:anchorId="7102E097" wp14:editId="166EE88F">
+          <wp:inline distT="0" distB="0" distL="0" distR="0" wp14:anchorId="1A2A9C01" wp14:editId="6FAF9C8A">
             <wp:extent cx="5760000" cy="2744999"/>
             <wp:effectExtent l="0" t="0" r="0" b="0"/>
             <wp:docPr id="12" name="Picture 12"/>
@@ -10853,7 +10788,7 @@
       <w:pPr>
         <w:pStyle w:val="Ttulo3"/>
       </w:pPr>
-      <w:bookmarkStart w:id="26" w:name="_Toc244089893"/>
+      <w:bookmarkStart w:id="25" w:name="_Toc244090348"/>
       <w:r>
         <w:t xml:space="preserve">5.3.4 C4 </w:t>
       </w:r>
@@ -10863,7 +10798,7 @@
       <w:r>
         <w:t xml:space="preserve"> Robustez: desplazamiento, ruido y fatiga</w:t>
       </w:r>
-      <w:bookmarkEnd w:id="26"/>
+      <w:bookmarkEnd w:id="25"/>
     </w:p>
     <w:tbl>
       <w:tblPr>
@@ -11102,7 +11037,7 @@
         </w:rPr>
         <w:lastRenderedPageBreak/>
         <w:drawing>
-          <wp:inline distT="0" distB="0" distL="0" distR="0" wp14:anchorId="37DC7869" wp14:editId="20043268">
+          <wp:inline distT="0" distB="0" distL="0" distR="0" wp14:anchorId="3F155398" wp14:editId="3034B2A1">
             <wp:extent cx="5760000" cy="1971659"/>
             <wp:effectExtent l="0" t="0" r="0" b="0"/>
             <wp:docPr id="13" name="Picture 13"/>
@@ -11158,7 +11093,7 @@
       <w:pPr>
         <w:pStyle w:val="Ttulo3"/>
       </w:pPr>
-      <w:bookmarkStart w:id="27" w:name="_Toc244089894"/>
+      <w:bookmarkStart w:id="26" w:name="_Toc244090349"/>
       <w:r>
         <w:t xml:space="preserve">5.3.5 C5 </w:t>
       </w:r>
@@ -11168,7 +11103,7 @@
       <w:r>
         <w:t xml:space="preserve"> Falla de un electrodo</w:t>
       </w:r>
-      <w:bookmarkEnd w:id="27"/>
+      <w:bookmarkEnd w:id="26"/>
     </w:p>
     <w:tbl>
       <w:tblPr>
@@ -11407,7 +11342,7 @@
         </w:rPr>
         <w:lastRenderedPageBreak/>
         <w:drawing>
-          <wp:inline distT="0" distB="0" distL="0" distR="0" wp14:anchorId="5C0E8696" wp14:editId="344E1B49">
+          <wp:inline distT="0" distB="0" distL="0" distR="0" wp14:anchorId="70B59E1B" wp14:editId="027F66ED">
             <wp:extent cx="5760000" cy="2294496"/>
             <wp:effectExtent l="0" t="0" r="0" b="0"/>
             <wp:docPr id="14" name="Picture 14"/>
@@ -11478,7 +11413,7 @@
       <w:pPr>
         <w:pStyle w:val="Ttulo3"/>
       </w:pPr>
-      <w:bookmarkStart w:id="28" w:name="_Toc244089895"/>
+      <w:bookmarkStart w:id="27" w:name="_Toc244090350"/>
       <w:r>
         <w:t xml:space="preserve">5.3.6 C6 </w:t>
       </w:r>
@@ -11494,7 +11429,7 @@
       <w:r>
         <w:t>n (NEAT) frente a gradiente</w:t>
       </w:r>
-      <w:bookmarkEnd w:id="28"/>
+      <w:bookmarkEnd w:id="27"/>
     </w:p>
     <w:tbl>
       <w:tblPr>
@@ -11733,7 +11668,7 @@
         </w:rPr>
         <w:lastRenderedPageBreak/>
         <w:drawing>
-          <wp:inline distT="0" distB="0" distL="0" distR="0" wp14:anchorId="33797D7C" wp14:editId="56CFE034">
+          <wp:inline distT="0" distB="0" distL="0" distR="0" wp14:anchorId="6C9C41F9" wp14:editId="419BF049">
             <wp:extent cx="5760000" cy="2226118"/>
             <wp:effectExtent l="0" t="0" r="0" b="0"/>
             <wp:docPr id="15" name="Picture 15"/>
@@ -11789,7 +11724,7 @@
       <w:pPr>
         <w:pStyle w:val="Ttulo3"/>
       </w:pPr>
-      <w:bookmarkStart w:id="29" w:name="_Toc244089896"/>
+      <w:bookmarkStart w:id="28" w:name="_Toc244090351"/>
       <w:r>
         <w:t xml:space="preserve">5.3.7 C7 </w:t>
       </w:r>
@@ -11799,7 +11734,7 @@
       <w:r>
         <w:t xml:space="preserve"> Aprendizaje contrastivo con pocas etiquetas</w:t>
       </w:r>
-      <w:bookmarkEnd w:id="29"/>
+      <w:bookmarkEnd w:id="28"/>
     </w:p>
     <w:tbl>
       <w:tblPr>
@@ -12038,7 +11973,7 @@
         </w:rPr>
         <w:lastRenderedPageBreak/>
         <w:drawing>
-          <wp:inline distT="0" distB="0" distL="0" distR="0" wp14:anchorId="7FD902C7" wp14:editId="434C8EF8">
+          <wp:inline distT="0" distB="0" distL="0" distR="0" wp14:anchorId="165DF09F" wp14:editId="2CE4BDE8">
             <wp:extent cx="5760000" cy="2092573"/>
             <wp:effectExtent l="0" t="0" r="0" b="0"/>
             <wp:docPr id="16" name="Picture 16"/>
@@ -12109,7 +12044,7 @@
       <w:pPr>
         <w:pStyle w:val="Ttulo3"/>
       </w:pPr>
-      <w:bookmarkStart w:id="30" w:name="_Toc244089897"/>
+      <w:bookmarkStart w:id="29" w:name="_Toc244090352"/>
       <w:r>
         <w:t xml:space="preserve">5.3.8 C8 </w:t>
       </w:r>
@@ -12131,7 +12066,7 @@
       <w:r>
         <w:t>nomo</w:t>
       </w:r>
-      <w:bookmarkEnd w:id="30"/>
+      <w:bookmarkEnd w:id="29"/>
     </w:p>
     <w:tbl>
       <w:tblPr>
@@ -12370,7 +12305,7 @@
         </w:rPr>
         <w:lastRenderedPageBreak/>
         <w:drawing>
-          <wp:inline distT="0" distB="0" distL="0" distR="0" wp14:anchorId="6B15918A" wp14:editId="357D45FB">
+          <wp:inline distT="0" distB="0" distL="0" distR="0" wp14:anchorId="5E564552" wp14:editId="2EAE450A">
             <wp:extent cx="5760000" cy="2174197"/>
             <wp:effectExtent l="0" t="0" r="0" b="0"/>
             <wp:docPr id="17" name="Picture 17"/>
@@ -12426,7 +12361,7 @@
       <w:pPr>
         <w:pStyle w:val="Ttulo3"/>
       </w:pPr>
-      <w:bookmarkStart w:id="31" w:name="_Toc244089898"/>
+      <w:bookmarkStart w:id="30" w:name="_Toc244090353"/>
       <w:r>
         <w:t xml:space="preserve">5.3.9 C9 </w:t>
       </w:r>
@@ -12436,7 +12371,7 @@
       <w:r>
         <w:t xml:space="preserve"> Convergencia de la competencia (PBT)</w:t>
       </w:r>
-      <w:bookmarkEnd w:id="31"/>
+      <w:bookmarkEnd w:id="30"/>
     </w:p>
     <w:tbl>
       <w:tblPr>
@@ -12675,7 +12610,7 @@
         </w:rPr>
         <w:lastRenderedPageBreak/>
         <w:drawing>
-          <wp:inline distT="0" distB="0" distL="0" distR="0" wp14:anchorId="21F288ED" wp14:editId="707B9E4C">
+          <wp:inline distT="0" distB="0" distL="0" distR="0" wp14:anchorId="6E9B59D6" wp14:editId="58D25257">
             <wp:extent cx="5760000" cy="2120490"/>
             <wp:effectExtent l="0" t="0" r="0" b="0"/>
             <wp:docPr id="18" name="Picture 18"/>
@@ -12731,17 +12666,17 @@
       <w:pPr>
         <w:pStyle w:val="Ttulo2"/>
       </w:pPr>
-      <w:bookmarkStart w:id="32" w:name="_Toc244089899"/>
+      <w:bookmarkStart w:id="31" w:name="_Toc244090354"/>
       <w:r>
         <w:t>5.4 Grupo D: Embebido (ESP32), sin la placa</w:t>
       </w:r>
-      <w:bookmarkEnd w:id="32"/>
+      <w:bookmarkEnd w:id="31"/>
     </w:p>
     <w:p>
       <w:pPr>
         <w:pStyle w:val="Ttulo3"/>
       </w:pPr>
-      <w:bookmarkStart w:id="33" w:name="_Toc244089900"/>
+      <w:bookmarkStart w:id="32" w:name="_Toc244090355"/>
       <w:r>
         <w:t xml:space="preserve">5.4.1 D1 </w:t>
       </w:r>
@@ -12750,6 +12685,257 @@
       </w:r>
       <w:r>
         <w:t xml:space="preserve"> El firmware da lo mismo que Python</w:t>
+      </w:r>
+      <w:bookmarkEnd w:id="32"/>
+    </w:p>
+    <w:tbl>
+      <w:tblPr>
+        <w:tblStyle w:val="Tablaconcuadrcula"/>
+        <w:tblW w:w="0" w:type="auto"/>
+        <w:tblLook w:val="04A0" w:firstRow="1" w:lastRow="0" w:firstColumn="1" w:lastColumn="0" w:noHBand="0" w:noVBand="1"/>
+      </w:tblPr>
+      <w:tblGrid>
+        <w:gridCol w:w="2381"/>
+        <w:gridCol w:w="6973"/>
+      </w:tblGrid>
+      <w:tr>
+        <w:tc>
+          <w:tcPr>
+            <w:tcW w:w="2381" w:type="dxa"/>
+            <w:shd w:val="clear" w:color="auto" w:fill="E3EBF5"/>
+          </w:tcPr>
+          <w:p>
+            <w:r>
+              <w:rPr>
+                <w:b/>
+                <w:sz w:val="19"/>
+              </w:rPr>
+              <w:t>Objetivo</w:t>
+            </w:r>
+          </w:p>
+        </w:tc>
+        <w:tc>
+          <w:tcPr>
+            <w:tcW w:w="6973" w:type="dxa"/>
+          </w:tcPr>
+          <w:p>
+            <w:r>
+              <w:rPr>
+                <w:sz w:val="19"/>
+              </w:rPr>
+              <w:t>Verificar que el procesamiento del firmware (características de los 10 electrodos, calibración, contexto) y las redes exportadas a C den exactamente lo mismo que el gemelo en Python.</w:t>
+            </w:r>
+          </w:p>
+        </w:tc>
+      </w:tr>
+      <w:tr>
+        <w:tc>
+          <w:tcPr>
+            <w:tcW w:w="2381" w:type="dxa"/>
+            <w:shd w:val="clear" w:color="auto" w:fill="E3EBF5"/>
+          </w:tcPr>
+          <w:p>
+            <w:r>
+              <w:rPr>
+                <w:b/>
+                <w:sz w:val="19"/>
+              </w:rPr>
+              <w:t>Requerimientos</w:t>
+            </w:r>
+          </w:p>
+        </w:tc>
+        <w:tc>
+          <w:tcPr>
+            <w:tcW w:w="6973" w:type="dxa"/>
+          </w:tcPr>
+          <w:p>
+            <w:r>
+              <w:rPr>
+                <w:sz w:val="19"/>
+              </w:rPr>
+              <w:t>RF-12, RNF-05</w:t>
+            </w:r>
+          </w:p>
+        </w:tc>
+      </w:tr>
+      <w:tr>
+        <w:tc>
+          <w:tcPr>
+            <w:tcW w:w="2381" w:type="dxa"/>
+            <w:shd w:val="clear" w:color="auto" w:fill="E3EBF5"/>
+          </w:tcPr>
+          <w:p>
+            <w:r>
+              <w:rPr>
+                <w:b/>
+                <w:sz w:val="19"/>
+              </w:rPr>
+              <w:t>Procedimiento</w:t>
+            </w:r>
+          </w:p>
+        </w:tc>
+        <w:tc>
+          <w:tcPr>
+            <w:tcW w:w="6973" w:type="dxa"/>
+          </w:tcPr>
+          <w:p>
+            <w:r>
+              <w:rPr>
+                <w:sz w:val="19"/>
+              </w:rPr>
+              <w:t>Se compila en el PC (compilador zig cc, C99, -O2) un programa que incluye los mismos archivos del firmware: procesamiento_emg.h, modelo_red_calibrado.h de la campeona y red_neat.h del campeón NEAT. Se le pasan las ventanas crudas (cuentas del ADC) de la calibración y de la pista de 5 personas simuladas y se compara, ventana por ventana, con Python.</w:t>
+            </w:r>
+          </w:p>
+        </w:tc>
+      </w:tr>
+      <w:tr>
+        <w:tc>
+          <w:tcPr>
+            <w:tcW w:w="2381" w:type="dxa"/>
+            <w:shd w:val="clear" w:color="auto" w:fill="E3EBF5"/>
+          </w:tcPr>
+          <w:p>
+            <w:r>
+              <w:rPr>
+                <w:b/>
+                <w:sz w:val="19"/>
+              </w:rPr>
+              <w:t>Criterio de aceptación</w:t>
+            </w:r>
+          </w:p>
+        </w:tc>
+        <w:tc>
+          <w:tcPr>
+            <w:tcW w:w="6973" w:type="dxa"/>
+          </w:tcPr>
+          <w:p>
+            <w:r>
+              <w:rPr>
+                <w:sz w:val="19"/>
+              </w:rPr>
+              <w:t>Mismo gesto en el 100 % de las ventanas (red y NEAT); características con diferencia relativa &lt; 1e-4; entradas, confianza y puntajes con diferencia &lt; 1e-3.</w:t>
+            </w:r>
+          </w:p>
+        </w:tc>
+      </w:tr>
+      <w:tr>
+        <w:tc>
+          <w:tcPr>
+            <w:tcW w:w="2381" w:type="dxa"/>
+            <w:shd w:val="clear" w:color="auto" w:fill="E3EBF5"/>
+          </w:tcPr>
+          <w:p>
+            <w:r>
+              <w:rPr>
+                <w:b/>
+                <w:sz w:val="19"/>
+              </w:rPr>
+              <w:t>Resultado</w:t>
+            </w:r>
+          </w:p>
+        </w:tc>
+        <w:tc>
+          <w:tcPr>
+            <w:tcW w:w="6973" w:type="dxa"/>
+          </w:tcPr>
+          <w:p>
+            <w:r>
+              <w:rPr>
+                <w:sz w:val="19"/>
+              </w:rPr>
+              <w:t>1470 ventanas: mismo gesto en el 100 % (red) y 100 % (NEAT); diferencias máximas: características 2.1e-06, entradas 2.0e-06, confianza 5.5e-06, NEAT 9.1e-06.</w:t>
+            </w:r>
+          </w:p>
+        </w:tc>
+      </w:tr>
+      <w:tr>
+        <w:tc>
+          <w:tcPr>
+            <w:tcW w:w="2381" w:type="dxa"/>
+            <w:shd w:val="clear" w:color="auto" w:fill="E3EBF5"/>
+          </w:tcPr>
+          <w:p>
+            <w:r>
+              <w:rPr>
+                <w:b/>
+                <w:sz w:val="19"/>
+              </w:rPr>
+              <w:t>Estado</w:t>
+            </w:r>
+          </w:p>
+        </w:tc>
+        <w:tc>
+          <w:tcPr>
+            <w:tcW w:w="6973" w:type="dxa"/>
+          </w:tcPr>
+          <w:p>
+            <w:r>
+              <w:rPr>
+                <w:sz w:val="19"/>
+              </w:rPr>
+              <w:t>Cumple</w:t>
+            </w:r>
+          </w:p>
+        </w:tc>
+      </w:tr>
+      <w:tr>
+        <w:tc>
+          <w:tcPr>
+            <w:tcW w:w="2381" w:type="dxa"/>
+            <w:shd w:val="clear" w:color="auto" w:fill="E3EBF5"/>
+          </w:tcPr>
+          <w:p>
+            <w:r>
+              <w:rPr>
+                <w:b/>
+                <w:sz w:val="19"/>
+              </w:rPr>
+              <w:t>Ejecución</w:t>
+            </w:r>
+          </w:p>
+        </w:tc>
+        <w:tc>
+          <w:tcPr>
+            <w:tcW w:w="6973" w:type="dxa"/>
+          </w:tcPr>
+          <w:p>
+            <w:r>
+              <w:rPr>
+                <w:sz w:val="19"/>
+              </w:rPr>
+              <w:t>2026-10-28 13:49 · 0,2 s</w:t>
+            </w:r>
+          </w:p>
+        </w:tc>
+      </w:tr>
+    </w:tbl>
+    <w:p>
+      <w:pPr>
+        <w:spacing w:after="40"/>
+      </w:pPr>
+    </w:p>
+    <w:p>
+      <w:pPr>
+        <w:jc w:val="both"/>
+      </w:pPr>
+      <w:r>
+        <w:t>El firmware reproduce exactamente al gemelo: el mismo gesto en todas las ventanas, con diferencias del orden del redondeo de punto flotante. La calibración y el contexto se verificaron por separado. Diferencia de diseño documentada: en la pista de prueba el contexto se reinicia en cada gesto, como en Python; el firmware real lo mantiene continuo.</w:t>
+      </w:r>
+    </w:p>
+    <w:p>
+      <w:pPr>
+        <w:pStyle w:val="Ttulo3"/>
+      </w:pPr>
+      <w:bookmarkStart w:id="33" w:name="_Toc244090356"/>
+      <w:r>
+        <w:lastRenderedPageBreak/>
+        <w:t xml:space="preserve">5.4.2 D2 </w:t>
+      </w:r>
+      <w:r>
+        <w:t>·</w:t>
+      </w:r>
+      <w:r>
+        <w:t xml:space="preserve"> Recursos del ESP32: memoria y tiempo</w:t>
       </w:r>
       <w:bookmarkEnd w:id="33"/>
     </w:p>
@@ -12788,7 +12974,7 @@
               <w:rPr>
                 <w:sz w:val="19"/>
               </w:rPr>
-              <w:t>Verificar que el procesamiento del firmware (características de los 10 electrodos, calibración, contexto) y las redes exportadas a C den exactamente lo mismo que el gemelo en Python.</w:t>
+              <w:t>Estimar si los modelos caben y corren a tiempo en el ESP32 (240 MHz, 520 KB de SRAM, 4 MB de flash).</w:t>
             </w:r>
           </w:p>
         </w:tc>
@@ -12818,7 +13004,7 @@
               <w:rPr>
                 <w:sz w:val="19"/>
               </w:rPr>
-              <w:t>RF-12, RNF-05</w:t>
+              <w:t>RF-12, RNF-06</w:t>
             </w:r>
           </w:p>
         </w:tc>
@@ -12848,7 +13034,7 @@
               <w:rPr>
                 <w:sz w:val="19"/>
               </w:rPr>
-              <w:t>Se compila en el PC (compilador zig cc, C99, -O2) un programa que incluye los mismos archivos del firmware: procesamiento_emg.h, modelo_red_calibrado.h de la campeona y red_neat.h del campeón NEAT. Se le pasan las ventanas crudas (cuentas del ADC) de la calibración y de la pista de 5 personas simuladas y se compara, ventana por ventana, con Python.</w:t>
+              <w:t>Se cuentan los parámetros y multiplicaciones-acumulaciones (MAC) de la campeona y del campeón NEAT, la memoria de los buffers del firmware, y se mide el tiempo por ventana en el PC. Para el ESP32 se estima con un costo conservador de 20 ciclos por operación de punto flotante (incluye lecturas desde la flash). La medición en la placa queda fuera del alcance de este documento.</w:t>
             </w:r>
           </w:p>
         </w:tc>
@@ -12878,7 +13064,7 @@
               <w:rPr>
                 <w:sz w:val="19"/>
               </w:rPr>
-              <w:t>Mismo gesto en el 100 % de las ventanas (red y NEAT); características con diferencia relativa &lt; 1e-4; entradas, confianza y puntajes con diferencia &lt; 1e-3.</w:t>
+              <w:t>Estimación &lt; 10 ms por ventana (cada 100 ms llega una) y modelo + buffers &lt; 10 % de la memoria.</w:t>
             </w:r>
           </w:p>
         </w:tc>
@@ -12908,7 +13094,7 @@
               <w:rPr>
                 <w:sz w:val="19"/>
               </w:rPr>
-              <w:t>1470 ventanas: mismo gesto en el 100 % (red) y 100 % (NEAT); diferencias máximas: características 2.1e-06, entradas 2.0e-06, confianza 5.5e-06, NEAT 9.1e-06.</w:t>
+              <w:t>Red 120-48-24-7: 7080 MAC y 29 KB de flash; NEAT: 100 MAC. Buffers: 5,7 KB de RAM. Estimado en el ESP32: 2,6 ms por ventana (características 2,0 ms, red 0,6 ms); medido en el PC: 17,0 µs.</w:t>
             </w:r>
           </w:p>
         </w:tc>
@@ -12968,7 +13154,7 @@
               <w:rPr>
                 <w:sz w:val="19"/>
               </w:rPr>
-              <w:t>2026-10-28 13:49 · 0,2 s</w:t>
+              <w:t>2026-10-28 13:49 · 0,0 s</w:t>
             </w:r>
           </w:p>
         </w:tc>
@@ -12984,23 +13170,22 @@
         <w:jc w:val="both"/>
       </w:pPr>
       <w:r>
-        <w:t>El firmware reproduce exactamente al gemelo: el mismo gesto en todas las ventanas, con diferencias del orden del redondeo de punto flotante. La calibración y el contexto se verificaron por separado. Diferencia de diseño documentada: en la pista de prueba el contexto se reinicia en cada gesto, como en Python; el firmware real lo mantiene continuo.</w:t>
+        <w:t>Los modelos son pequeños para el ESP32: decenas de KB de flash y pocos KB de RAM, y una ventana se procesa en una fracción de los 100 ms disponibles. Es una estimación conservadora; la medición en la placa queda fuera del alcance de este documento.</w:t>
       </w:r>
     </w:p>
     <w:p>
       <w:pPr>
         <w:pStyle w:val="Ttulo3"/>
       </w:pPr>
-      <w:bookmarkStart w:id="34" w:name="_Toc244089901"/>
+      <w:bookmarkStart w:id="34" w:name="_Toc244090357"/>
       <w:r>
-        <w:lastRenderedPageBreak/>
-        <w:t xml:space="preserve">5.4.2 D2 </w:t>
+        <w:t xml:space="preserve">5.4.3 D3 </w:t>
       </w:r>
       <w:r>
         <w:t>·</w:t>
       </w:r>
       <w:r>
-        <w:t xml:space="preserve"> Recursos del ESP32: memoria y tiempo</w:t>
+        <w:t xml:space="preserve"> Presupuesto de muestreo de los 10 electrodos</w:t>
       </w:r>
       <w:bookmarkEnd w:id="34"/>
     </w:p>
@@ -13039,256 +13224,6 @@
               <w:rPr>
                 <w:sz w:val="19"/>
               </w:rPr>
-              <w:t>Estimar si los modelos caben y corren a tiempo en el ESP32 (240 MHz, 520 KB de SRAM, 4 MB de flash).</w:t>
-            </w:r>
-          </w:p>
-        </w:tc>
-      </w:tr>
-      <w:tr>
-        <w:tc>
-          <w:tcPr>
-            <w:tcW w:w="2381" w:type="dxa"/>
-            <w:shd w:val="clear" w:color="auto" w:fill="E3EBF5"/>
-          </w:tcPr>
-          <w:p>
-            <w:r>
-              <w:rPr>
-                <w:b/>
-                <w:sz w:val="19"/>
-              </w:rPr>
-              <w:t>Requerimientos</w:t>
-            </w:r>
-          </w:p>
-        </w:tc>
-        <w:tc>
-          <w:tcPr>
-            <w:tcW w:w="6973" w:type="dxa"/>
-          </w:tcPr>
-          <w:p>
-            <w:r>
-              <w:rPr>
-                <w:sz w:val="19"/>
-              </w:rPr>
-              <w:t>RF-12, RNF-06</w:t>
-            </w:r>
-          </w:p>
-        </w:tc>
-      </w:tr>
-      <w:tr>
-        <w:tc>
-          <w:tcPr>
-            <w:tcW w:w="2381" w:type="dxa"/>
-            <w:shd w:val="clear" w:color="auto" w:fill="E3EBF5"/>
-          </w:tcPr>
-          <w:p>
-            <w:r>
-              <w:rPr>
-                <w:b/>
-                <w:sz w:val="19"/>
-              </w:rPr>
-              <w:t>Procedimiento</w:t>
-            </w:r>
-          </w:p>
-        </w:tc>
-        <w:tc>
-          <w:tcPr>
-            <w:tcW w:w="6973" w:type="dxa"/>
-          </w:tcPr>
-          <w:p>
-            <w:r>
-              <w:rPr>
-                <w:sz w:val="19"/>
-              </w:rPr>
-              <w:t>Se cuentan los parámetros y multiplicaciones-acumulaciones (MAC) de la campeona y del campeón NEAT, la memoria de los buffers del firmware, y se mide el tiempo por ventana en el PC. Para el ESP32 se estima con un costo conservador de 20 ciclos por operación de punto flotante (incluye lecturas desde la flash). La medición en la placa queda fuera del alcance de este documento.</w:t>
-            </w:r>
-          </w:p>
-        </w:tc>
-      </w:tr>
-      <w:tr>
-        <w:tc>
-          <w:tcPr>
-            <w:tcW w:w="2381" w:type="dxa"/>
-            <w:shd w:val="clear" w:color="auto" w:fill="E3EBF5"/>
-          </w:tcPr>
-          <w:p>
-            <w:r>
-              <w:rPr>
-                <w:b/>
-                <w:sz w:val="19"/>
-              </w:rPr>
-              <w:t>Criterio de aceptación</w:t>
-            </w:r>
-          </w:p>
-        </w:tc>
-        <w:tc>
-          <w:tcPr>
-            <w:tcW w:w="6973" w:type="dxa"/>
-          </w:tcPr>
-          <w:p>
-            <w:r>
-              <w:rPr>
-                <w:sz w:val="19"/>
-              </w:rPr>
-              <w:t>Estimación &lt; 10 ms por ventana (cada 100 ms llega una) y modelo + buffers &lt; 10 % de la memoria.</w:t>
-            </w:r>
-          </w:p>
-        </w:tc>
-      </w:tr>
-      <w:tr>
-        <w:tc>
-          <w:tcPr>
-            <w:tcW w:w="2381" w:type="dxa"/>
-            <w:shd w:val="clear" w:color="auto" w:fill="E3EBF5"/>
-          </w:tcPr>
-          <w:p>
-            <w:r>
-              <w:rPr>
-                <w:b/>
-                <w:sz w:val="19"/>
-              </w:rPr>
-              <w:t>Resultado</w:t>
-            </w:r>
-          </w:p>
-        </w:tc>
-        <w:tc>
-          <w:tcPr>
-            <w:tcW w:w="6973" w:type="dxa"/>
-          </w:tcPr>
-          <w:p>
-            <w:r>
-              <w:rPr>
-                <w:sz w:val="19"/>
-              </w:rPr>
-              <w:t>Red 120-48-24-7: 7080 MAC y 29 KB de flash; NEAT: 100 MAC. Buffers: 5,7 KB de RAM. Estimado en el ESP32: 2,6 ms por ventana (características 2,0 ms, red 0,6 ms); medido en el PC: 17,0 µs.</w:t>
-            </w:r>
-          </w:p>
-        </w:tc>
-      </w:tr>
-      <w:tr>
-        <w:tc>
-          <w:tcPr>
-            <w:tcW w:w="2381" w:type="dxa"/>
-            <w:shd w:val="clear" w:color="auto" w:fill="E3EBF5"/>
-          </w:tcPr>
-          <w:p>
-            <w:r>
-              <w:rPr>
-                <w:b/>
-                <w:sz w:val="19"/>
-              </w:rPr>
-              <w:t>Estado</w:t>
-            </w:r>
-          </w:p>
-        </w:tc>
-        <w:tc>
-          <w:tcPr>
-            <w:tcW w:w="6973" w:type="dxa"/>
-          </w:tcPr>
-          <w:p>
-            <w:r>
-              <w:rPr>
-                <w:sz w:val="19"/>
-              </w:rPr>
-              <w:t>Cumple</w:t>
-            </w:r>
-          </w:p>
-        </w:tc>
-      </w:tr>
-      <w:tr>
-        <w:tc>
-          <w:tcPr>
-            <w:tcW w:w="2381" w:type="dxa"/>
-            <w:shd w:val="clear" w:color="auto" w:fill="E3EBF5"/>
-          </w:tcPr>
-          <w:p>
-            <w:r>
-              <w:rPr>
-                <w:b/>
-                <w:sz w:val="19"/>
-              </w:rPr>
-              <w:t>Ejecución</w:t>
-            </w:r>
-          </w:p>
-        </w:tc>
-        <w:tc>
-          <w:tcPr>
-            <w:tcW w:w="6973" w:type="dxa"/>
-          </w:tcPr>
-          <w:p>
-            <w:r>
-              <w:rPr>
-                <w:sz w:val="19"/>
-              </w:rPr>
-              <w:t>2026-10-28 13:49 · 0,0 s</w:t>
-            </w:r>
-          </w:p>
-        </w:tc>
-      </w:tr>
-    </w:tbl>
-    <w:p>
-      <w:pPr>
-        <w:spacing w:after="40"/>
-      </w:pPr>
-    </w:p>
-    <w:p>
-      <w:pPr>
-        <w:jc w:val="both"/>
-      </w:pPr>
-      <w:r>
-        <w:t>Los modelos son pequeños para el ESP32: decenas de KB de flash y pocos KB de RAM, y una ventana se procesa en una fracción de los 100 ms disponibles. Es una estimación conservadora; la medición en la placa queda fuera del alcance de este documento.</w:t>
-      </w:r>
-    </w:p>
-    <w:p>
-      <w:pPr>
-        <w:pStyle w:val="Ttulo3"/>
-      </w:pPr>
-      <w:bookmarkStart w:id="35" w:name="_Toc244089902"/>
-      <w:r>
-        <w:t xml:space="preserve">5.4.3 D3 </w:t>
-      </w:r>
-      <w:r>
-        <w:t>·</w:t>
-      </w:r>
-      <w:r>
-        <w:t xml:space="preserve"> Presupuesto de muestreo de los 10 electrodos</w:t>
-      </w:r>
-      <w:bookmarkEnd w:id="35"/>
-    </w:p>
-    <w:tbl>
-      <w:tblPr>
-        <w:tblStyle w:val="Tablaconcuadrcula"/>
-        <w:tblW w:w="0" w:type="auto"/>
-        <w:tblLook w:val="04A0" w:firstRow="1" w:lastRow="0" w:firstColumn="1" w:lastColumn="0" w:noHBand="0" w:noVBand="1"/>
-      </w:tblPr>
-      <w:tblGrid>
-        <w:gridCol w:w="2381"/>
-        <w:gridCol w:w="6973"/>
-      </w:tblGrid>
-      <w:tr>
-        <w:tc>
-          <w:tcPr>
-            <w:tcW w:w="2381" w:type="dxa"/>
-            <w:shd w:val="clear" w:color="auto" w:fill="E3EBF5"/>
-          </w:tcPr>
-          <w:p>
-            <w:r>
-              <w:rPr>
-                <w:b/>
-                <w:sz w:val="19"/>
-              </w:rPr>
-              <w:t>Objetivo</w:t>
-            </w:r>
-          </w:p>
-        </w:tc>
-        <w:tc>
-          <w:tcPr>
-            <w:tcW w:w="6973" w:type="dxa"/>
-          </w:tcPr>
-          <w:p>
-            <w:r>
-              <w:rPr>
-                <w:sz w:val="19"/>
-              </w:rPr>
               <w:t>Verificar que el ESP32 alcance a leer los 10 electrodos a 1 kHz por el multiplexor y a procesar cada ventana a tiempo.</w:t>
             </w:r>
           </w:p>
@@ -13491,7 +13426,7 @@
         </w:rPr>
         <w:lastRenderedPageBreak/>
         <w:drawing>
-          <wp:inline distT="0" distB="0" distL="0" distR="0" wp14:anchorId="5174BE46" wp14:editId="06B4563B">
+          <wp:inline distT="0" distB="0" distL="0" distR="0" wp14:anchorId="17ADA727" wp14:editId="7BF24AF2">
             <wp:extent cx="3600000" cy="1884906"/>
             <wp:effectExtent l="0" t="0" r="0" b="0"/>
             <wp:docPr id="19" name="Picture 19"/>
@@ -13547,7 +13482,7 @@
       <w:pPr>
         <w:pStyle w:val="Ttulo3"/>
       </w:pPr>
-      <w:bookmarkStart w:id="36" w:name="_Toc244089903"/>
+      <w:bookmarkStart w:id="35" w:name="_Toc244090358"/>
       <w:r>
         <w:t xml:space="preserve">5.4.4 D4 </w:t>
       </w:r>
@@ -13557,7 +13492,7 @@
       <w:r>
         <w:t xml:space="preserve"> Latencia de reconocimiento</w:t>
       </w:r>
-      <w:bookmarkEnd w:id="36"/>
+      <w:bookmarkEnd w:id="35"/>
     </w:p>
     <w:tbl>
       <w:tblPr>
@@ -13796,7 +13731,7 @@
         </w:rPr>
         <w:lastRenderedPageBreak/>
         <w:drawing>
-          <wp:inline distT="0" distB="0" distL="0" distR="0" wp14:anchorId="4F5CBDE5" wp14:editId="33EDD754">
+          <wp:inline distT="0" distB="0" distL="0" distR="0" wp14:anchorId="19322692" wp14:editId="33FE5DDF">
             <wp:extent cx="3960000" cy="2139429"/>
             <wp:effectExtent l="0" t="0" r="0" b="0"/>
             <wp:docPr id="20" name="Picture 20"/>
@@ -13867,17 +13802,17 @@
       <w:pPr>
         <w:pStyle w:val="Ttulo2"/>
       </w:pPr>
-      <w:bookmarkStart w:id="37" w:name="_Toc244089904"/>
+      <w:bookmarkStart w:id="36" w:name="_Toc244090359"/>
       <w:r>
         <w:t>5.5 Grupo G: Software y aplicaciones</w:t>
       </w:r>
-      <w:bookmarkEnd w:id="37"/>
+      <w:bookmarkEnd w:id="36"/>
     </w:p>
     <w:p>
       <w:pPr>
         <w:pStyle w:val="Ttulo3"/>
       </w:pPr>
-      <w:bookmarkStart w:id="38" w:name="_Toc244089905"/>
+      <w:bookmarkStart w:id="37" w:name="_Toc244090360"/>
       <w:r>
         <w:t xml:space="preserve">5.5.1 G1 </w:t>
       </w:r>
@@ -13887,7 +13822,7 @@
       <w:r>
         <w:t xml:space="preserve"> Persistencia: cerrar y reabrir</w:t>
       </w:r>
-      <w:bookmarkEnd w:id="38"/>
+      <w:bookmarkEnd w:id="37"/>
     </w:p>
     <w:tbl>
       <w:tblPr>
@@ -14127,7 +14062,7 @@
       <w:pPr>
         <w:pStyle w:val="Ttulo3"/>
       </w:pPr>
-      <w:bookmarkStart w:id="39" w:name="_Toc244089906"/>
+      <w:bookmarkStart w:id="38" w:name="_Toc244090361"/>
       <w:r>
         <w:t xml:space="preserve">5.5.2 G2 </w:t>
       </w:r>
@@ -14143,7 +14078,7 @@
       <w:r>
         <w:t>n prolongada</w:t>
       </w:r>
-      <w:bookmarkEnd w:id="39"/>
+      <w:bookmarkEnd w:id="38"/>
     </w:p>
     <w:tbl>
       <w:tblPr>
@@ -14382,7 +14317,7 @@
           <w:noProof/>
         </w:rPr>
         <w:drawing>
-          <wp:inline distT="0" distB="0" distL="0" distR="0" wp14:anchorId="466A82E3" wp14:editId="7F2C2257">
+          <wp:inline distT="0" distB="0" distL="0" distR="0" wp14:anchorId="4063FBA5" wp14:editId="56B9B54B">
             <wp:extent cx="5760000" cy="2067929"/>
             <wp:effectExtent l="0" t="0" r="0" b="0"/>
             <wp:docPr id="21" name="Picture 21"/>
@@ -14447,7 +14382,7 @@
       <w:pPr>
         <w:pStyle w:val="Ttulo3"/>
       </w:pPr>
-      <w:bookmarkStart w:id="40" w:name="_Toc244089907"/>
+      <w:bookmarkStart w:id="39" w:name="_Toc244090362"/>
       <w:r>
         <w:t xml:space="preserve">5.5.3 G3 </w:t>
       </w:r>
@@ -14469,7 +14404,7 @@
       <w:r>
         <w:t>a y poca RAM</w:t>
       </w:r>
-      <w:bookmarkEnd w:id="40"/>
+      <w:bookmarkEnd w:id="39"/>
     </w:p>
     <w:tbl>
       <w:tblPr>
@@ -14710,7 +14645,7 @@
       <w:pPr>
         <w:pStyle w:val="Ttulo3"/>
       </w:pPr>
-      <w:bookmarkStart w:id="41" w:name="_Toc244089908"/>
+      <w:bookmarkStart w:id="40" w:name="_Toc244090363"/>
       <w:r>
         <w:t xml:space="preserve">5.5.4 G4 </w:t>
       </w:r>
@@ -14726,7 +14661,7 @@
       <w:r>
         <w:t>ticas (pytest)</w:t>
       </w:r>
-      <w:bookmarkEnd w:id="41"/>
+      <w:bookmarkEnd w:id="40"/>
     </w:p>
     <w:tbl>
       <w:tblPr>
@@ -14966,11 +14901,11 @@
       <w:pPr>
         <w:pStyle w:val="Ttulo1"/>
       </w:pPr>
-      <w:bookmarkStart w:id="42" w:name="_Toc244089909"/>
+      <w:bookmarkStart w:id="41" w:name="_Toc244090364"/>
       <w:r>
         <w:t>6. Hallazgos y acciones</w:t>
       </w:r>
-      <w:bookmarkEnd w:id="42"/>
+      <w:bookmarkEnd w:id="41"/>
     </w:p>
     <w:p>
       <w:pPr>
@@ -15546,12 +15481,12 @@
       <w:pPr>
         <w:pStyle w:val="Ttulo1"/>
       </w:pPr>
-      <w:bookmarkStart w:id="43" w:name="_Toc244089910"/>
+      <w:bookmarkStart w:id="42" w:name="_Toc244090365"/>
       <w:r>
         <w:lastRenderedPageBreak/>
         <w:t>7. Pruebas fuera de alcance</w:t>
       </w:r>
-      <w:bookmarkEnd w:id="43"/>
+      <w:bookmarkEnd w:id="42"/>
     </w:p>
     <w:p>
       <w:pPr>
@@ -16135,7 +16070,7 @@
       <w:pPr>
         <w:pStyle w:val="Ttulo1"/>
       </w:pPr>
-      <w:bookmarkStart w:id="44" w:name="_Toc244089911"/>
+      <w:bookmarkStart w:id="43" w:name="_Toc244090366"/>
       <w:r>
         <w:t>8. C</w:t>
       </w:r>
@@ -16145,7 +16080,7 @@
       <w:r>
         <w:t>mo reproducir las pruebas</w:t>
       </w:r>
-      <w:bookmarkEnd w:id="44"/>
+      <w:bookmarkEnd w:id="43"/>
     </w:p>
     <w:p>
       <w:pPr>
@@ -16790,31 +16725,31 @@
       </w:rPr>
     </w:lvl>
   </w:abstractNum>
-  <w:num w:numId="1" w16cid:durableId="1736659636">
+  <w:num w:numId="1" w16cid:durableId="2006518955">
     <w:abstractNumId w:val="8"/>
   </w:num>
-  <w:num w:numId="2" w16cid:durableId="1872067482">
+  <w:num w:numId="2" w16cid:durableId="1027213645">
     <w:abstractNumId w:val="6"/>
   </w:num>
-  <w:num w:numId="3" w16cid:durableId="1590580308">
+  <w:num w:numId="3" w16cid:durableId="70785757">
     <w:abstractNumId w:val="5"/>
   </w:num>
-  <w:num w:numId="4" w16cid:durableId="1638873198">
+  <w:num w:numId="4" w16cid:durableId="873349281">
     <w:abstractNumId w:val="4"/>
   </w:num>
-  <w:num w:numId="5" w16cid:durableId="1286158275">
+  <w:num w:numId="5" w16cid:durableId="1025909039">
     <w:abstractNumId w:val="7"/>
   </w:num>
-  <w:num w:numId="6" w16cid:durableId="218130543">
+  <w:num w:numId="6" w16cid:durableId="1552644371">
     <w:abstractNumId w:val="3"/>
   </w:num>
-  <w:num w:numId="7" w16cid:durableId="2135362045">
+  <w:num w:numId="7" w16cid:durableId="1788161977">
     <w:abstractNumId w:val="2"/>
   </w:num>
-  <w:num w:numId="8" w16cid:durableId="1207721390">
+  <w:num w:numId="8" w16cid:durableId="1216744923">
     <w:abstractNumId w:val="1"/>
   </w:num>
-  <w:num w:numId="9" w16cid:durableId="2000696007">
+  <w:num w:numId="9" w16cid:durableId="245115228">
     <w:abstractNumId w:val="0"/>
   </w:num>
 </w:numbering>
@@ -28218,7 +28153,7 @@
     <w:autoRedefine/>
     <w:uiPriority w:val="39"/>
     <w:unhideWhenUsed/>
-    <w:rsid w:val="00B21B94"/>
+    <w:rsid w:val="006C13E2"/>
     <w:pPr>
       <w:spacing w:after="100"/>
     </w:pPr>
@@ -28230,7 +28165,7 @@
     <w:autoRedefine/>
     <w:uiPriority w:val="39"/>
     <w:unhideWhenUsed/>
-    <w:rsid w:val="00B21B94"/>
+    <w:rsid w:val="006C13E2"/>
     <w:pPr>
       <w:spacing w:after="100"/>
       <w:ind w:left="220"/>
@@ -28243,7 +28178,7 @@
     <w:autoRedefine/>
     <w:uiPriority w:val="39"/>
     <w:unhideWhenUsed/>
-    <w:rsid w:val="00B21B94"/>
+    <w:rsid w:val="006C13E2"/>
     <w:pPr>
       <w:spacing w:after="100"/>
       <w:ind w:left="440"/>
@@ -28254,7 +28189,7 @@
     <w:basedOn w:val="Fuentedeprrafopredeter"/>
     <w:uiPriority w:val="99"/>
     <w:unhideWhenUsed/>
-    <w:rsid w:val="00B21B94"/>
+    <w:rsid w:val="006C13E2"/>
     <w:rPr>
       <w:color w:val="0000FF" w:themeColor="hyperlink"/>
       <w:u w:val="single"/>
